--- a/por/docx/15.content.docx
+++ b/por/docx/15.content.docx
@@ -11,6 +11,15 @@
         <w:pStyle w:val="Heading2"/>
       </w:pPr>
       <w:r>
+        <w:t>Resource: Notas de Estudo (Tyndale)</w:t>
+      </w:r>
+      <w:r/>
+    </w:p>
+    <w:p>
+      <w:pPr>
+        <w:pStyle w:val="Heading2"/>
+      </w:pPr>
+      <w:r>
         <w:t>License Information</w:t>
       </w:r>
       <w:r/>
@@ -21,7 +30,7 @@
         <w:rPr>
           <w:b/>
         </w:rPr>
-        <w:t>Study Notes (Tyndale)</w:t>
+        <w:t>Notas de Estudo (Tyndale)</w:t>
       </w:r>
       <w:r>
         <w:t xml:space="preserve"> (Portuguese) is based on</w:t>
@@ -74,7 +83,7 @@
         <w:pStyle w:val="Heading1"/>
       </w:pPr>
       <w:r>
-        <w:t>Study Notes (Tyndale)</w:t>
+        <w:t>Notas de Estudo (Tyndale)</w:t>
       </w:r>
     </w:p>
     <w:p>
@@ -83,6 +92,51 @@
           <w:headerReference w:type="even" r:id="rId8"/>
           <w:headerReference w:type="default" r:id="rId9"/>
           <w:footerReference w:type="default" r:id="rId10"/>
+          <w:footnotePr>
+            <w:numRestart w:val="eachSect"/>
+          </w:footnotePr>
+          <w:type w:val="continuous"/>
+          <w:pgSz w:w="12240" w:h="15840" w:code="1"/>
+          <w:pgMar w:top="1440" w:right="1440" w:bottom="1440" w:left="1440" w:header="504" w:footer="504" w:gutter="0"/>
+          <w:cols w:space="708"/>
+          <w:titlePg/>
+          <w:docGrid w:linePitch="360"/>
+        </w:sectPr>
+      </w:pPr>
+    </w:p>
+    <w:p>
+      <w:r/>
+    </w:p>
+    <w:p>
+      <w:pPr>
+        <w:pStyle w:val="Heading2"/>
+      </w:pPr>
+      <w:r>
+        <w:t>EZR</w:t>
+      </w:r>
+      <w:r/>
+    </w:p>
+    <w:p>
+      <w:r/>
+      <w:r>
+        <w:rPr>
+          <w:i/>
+        </w:rPr>
+        <w:t>Esdras 1.1, Esdras 1.1–3, Esdras 1.2, Esdras 1.3, Esdras 1.4, Esdras 1.5–6, Esdras 1.7, Esdras 1.8, Esdras 1.9–11, Esdras 2.1–70, Esdras 2.2, Esdras 2.3–20, Esdras 2.21–35, Esdras 2.36–42, Esdras 2.41–42, Esdras 2.43–54, Esdras 2.55–58, Esdras 2.59–60, Esdras 2.61–63, Esdras 2.64–66, Esdras 2.68–69, Esdras 2.69, Esdras 3.1, Esdras 3.1–4.5, Esdras 3.2, Esdras 3.3, Esdras 3.4, Esdras 3.5–6, Esdras 3.7, Esdras 3.8, Esdras 3.10–11, Esdras 3.12, Esdras 4.1, Esdras 4.2, Esdras 4.3, Esdras 4.4, Esdras 4.5, Esdras 4.6–23, Esdras 4.7, Esdras 4.9, Esdras 4.10, Esdras 4.11–22, Esdras 4.13, Esdras 4.14, Esdras 4.15–16, Esdras 4.18, Esdras 4.19–20, Esdras 4.21, Esdras 4.23, Esdras 4.24, Esdras 4.24–5.5, Esdras 5.1, Esdras 5.2, Esdras 5.3, Esdras 5.5, Esdras 5.6, Esdras 5.6–17, Esdras 5.8, Esdras 5.11, Esdras 5.12, Esdras 5.13, Esdras 5.14–15, Esdras 5.16, Esdras 6.2, Esdras 6.3, Esdras 6.4, Esdras 6.8, Esdras 6.10, Esdras 6.11–12, Esdras 6.15, Esdras 6.17, Esdras 6.18, Esdras 6.19, Esdras 6.20, Esdras 6.21, Esdras 6.22, Esdras 7.1, Esdras 7.1–5, Esdras 7.6, Esdras 7.9, Esdras 7.10, Esdras 7.11–26, Esdras 7.14, Esdras 7.15, Esdras 7.16, Esdras 7.21–22, Esdras 7.23, Esdras 7.24, Esdras 7.25–26, Esdras 8.1–14, Esdras 8.15, Esdras 8.16–17, Esdras 8.18, Esdras 8.20, Esdras 8.21, Esdras 8.22, Esdras 8.23, Esdras 8.25, Esdras 8.26–27, Esdras 8.31–32, Esdras 8.35, Esdras 9.1–2, Esdras 9.1–10.44, Esdras 9.3, Esdras 9.4, Esdras 9.5, Esdras 9.6, Esdras 9.6–15, Esdras 9.7, Esdras 9.8–9, Esdras 9.11–12, Esdras 9.14, Esdras 9.15, Esdras 10.1, Esdras 10.2, Esdras 10.3, Esdras 10.4, Esdras 10.5, Esdras 10.8, Esdras 10.9, Esdras 10.15, Esdras 10.44</w:t>
+      </w:r>
+      <w:r/>
+    </w:p>
+    <w:p>
+      <w:r/>
+      <w:r>
+        <w:t xml:space="preserve"> </w:t>
+      </w:r>
+      <w:r/>
+      <w:r/>
+    </w:p>
+    <w:p>
+      <w:pPr>
+        <w:sectPr>
           <w:footnotePr>
             <w:numRestart w:val="eachSect"/>
           </w:footnotePr>

--- a/por/docx/15.content.docx
+++ b/por/docx/15.content.docx
@@ -163,13 +163,6 @@
         <w:rPr>
           <w:lang w:val="pt_PT" w:bidi="pt_PT"/>
         </w:rPr>
-      </w:r>
-      <w:r>
-        <w:rPr>
-          <w:i/>
-          <w:lang w:val="pt_PT" w:bidi="pt_PT"/>
-        </w:rPr>
-        <w:t>Esdras 1.1, Esdras 1.1–3, Esdras 1.2, Esdras 1.3, Esdras 1.4, Esdras 1.5–6, Esdras 1.7, Esdras 1.8, Esdras 1.9–11, Esdras 2.1–70, Esdras 2.2, Esdras 2.3–20, Esdras 2.21–35, Esdras 2.36–42, Esdras 2.41–42, Esdras 2.43–54, Esdras 2.55–58, Esdras 2.59–60, Esdras 2.61–63, Esdras 2.64–66, Esdras 2.68–69, Esdras 2.69, Esdras 3.1, Esdras 3.1–4.5, Esdras 3.2, Esdras 3.3, Esdras 3.4, Esdras 3.5–6, Esdras 3.7, Esdras 3.8, Esdras 3.10–11, Esdras 3.12, Esdras 4.1, Esdras 4.2, Esdras 4.3, Esdras 4.4, Esdras 4.5, Esdras 4.6–23, Esdras 4.7, Esdras 4.9, Esdras 4.10, Esdras 4.11–22, Esdras 4.13, Esdras 4.14, Esdras 4.15–16, Esdras 4.18, Esdras 4.19–20, Esdras 4.21, Esdras 4.23, Esdras 4.24, Esdras 4.24–5.5, Esdras 5.1, Esdras 5.2, Esdras 5.3, Esdras 5.5, Esdras 5.6, Esdras 5.6–17, Esdras 5.8, Esdras 5.11, Esdras 5.12, Esdras 5.13, Esdras 5.14–15, Esdras 5.16, Esdras 6.2, Esdras 6.3, Esdras 6.4, Esdras 6.8, Esdras 6.10, Esdras 6.11–12, Esdras 6.15, Esdras 6.17, Esdras 6.18, Esdras 6.19, Esdras 6.20, Esdras 6.21, Esdras 6.22, Esdras 7.1, Esdras 7.1–5, Esdras 7.6, Esdras 7.9, Esdras 7.10, Esdras 7.11–26, Esdras 7.14, Esdras 7.15, Esdras 7.16, Esdras 7.21–22, Esdras 7.23, Esdras 7.24, Esdras 7.25–26, Esdras 8.1–14, Esdras 8.15, Esdras 8.16–17, Esdras 8.18, Esdras 8.20, Esdras 8.21, Esdras 8.22, Esdras 8.23, Esdras 8.25, Esdras 8.26–27, Esdras 8.31–32, Esdras 8.35, Esdras 9.1–2, Esdras 9.1–10.44, Esdras 9.3, Esdras 9.4, Esdras 9.5, Esdras 9.6, Esdras 9.6–15, Esdras 9.7, Esdras 9.8–9, Esdras 9.11–12, Esdras 9.14, Esdras 9.15, Esdras 10.1, Esdras 10.2, Esdras 10.3, Esdras 10.4, Esdras 10.5, Esdras 10.8, Esdras 10.9, Esdras 10.15, Esdras 10.44</w:t>
       </w:r>
       <w:r>
         <w:rPr>

--- a/por/docx/15.content.docx
+++ b/por/docx/15.content.docx
@@ -150,19 +150,6 @@
           <w:lang w:val="pt_PT" w:bidi="pt_PT"/>
         </w:rPr>
         <w:t>EZR</w:t>
-      </w:r>
-      <w:r>
-        <w:rPr>
-          <w:lang w:val="pt_PT" w:bidi="pt_PT"/>
-        </w:rPr>
-      </w:r>
-    </w:p>
-    <w:p>
-      <w:pPr/>
-      <w:r>
-        <w:rPr>
-          <w:lang w:val="pt_PT" w:bidi="pt_PT"/>
-        </w:rPr>
       </w:r>
       <w:r>
         <w:rPr>

--- a/por/docx/15.content.docx
+++ b/por/docx/15.content.docx
@@ -19,7 +19,7 @@
         <w:rPr>
           <w:lang w:val="pt_PT" w:bidi="pt_PT"/>
         </w:rPr>
-        <w:t>Resource: Notas de Estudo (Tyndale)</w:t>
+        <w:t>Resource: Tyndale Open Study Notes</w:t>
       </w:r>
       <w:r>
         <w:rPr>
@@ -112,7 +112,7 @@
         <w:rPr>
           <w:lang w:val="pt_PT" w:bidi="pt_PT"/>
         </w:rPr>
-        <w:t>Notas de Estudo (Tyndale)</w:t>
+        <w:t>Tyndale Open Study Notes</w:t>
       </w:r>
     </w:p>
     <w:p>

--- a/por/docx/15.content.docx
+++ b/por/docx/15.content.docx
@@ -19,7 +19,7 @@
         <w:rPr>
           <w:lang w:val="pt_PT" w:bidi="pt_PT"/>
         </w:rPr>
-        <w:t>Resource: Tyndale Open Study Notes</w:t>
+        <w:t>Resource: Aquifer Open Study Notes</w:t>
       </w:r>
       <w:r>
         <w:rPr>
@@ -112,7 +112,7 @@
         <w:rPr>
           <w:lang w:val="pt_PT" w:bidi="pt_PT"/>
         </w:rPr>
-        <w:t>Tyndale Open Study Notes</w:t>
+        <w:t>Aquifer Open Study Notes</w:t>
       </w:r>
     </w:p>
     <w:p>

--- a/por/docx/15.content.docx
+++ b/por/docx/15.content.docx
@@ -233,162 +233,108 @@
         </w:rPr>
         <w:t>O rei Ciro II governou a Pérsia de 559 a 530 a.C. Ciro e suas forças persas derrotaram a cidade de Babilônia em outubro de 539 a.C., assim como Daniel havia predito (</w:t>
       </w:r>
-      <w:hyperlink r:id="rId13">
-        <w:r>
-          <w:rPr>
-            <w:lang w:val="pt_PT" w:bidi="pt_PT"/>
-          </w:rPr>
-          <w:rPr>
-            <w:color w:val="0000EE"/>
-            <w:u w:val="single"/>
-          </w:rPr>
-          <w:t>Dn 5</w:t>
-        </w:r>
-      </w:hyperlink>
+      <w:r>
+        <w:rPr>
+          <w:lang w:val="pt_PT" w:bidi="pt_PT"/>
+        </w:rPr>
+        <w:t>Dn 5</w:t>
+      </w:r>
       <w:r>
         <w:rPr>
           <w:lang w:val="pt_PT" w:bidi="pt_PT"/>
         </w:rPr>
         <w:t>). • a profecia... por meio de Jeremias: Deus havia prometido trazer seu povo de volta após setenta anos de exílio (</w:t>
       </w:r>
-      <w:hyperlink r:id="rId14">
-        <w:r>
-          <w:rPr>
-            <w:lang w:val="pt_PT" w:bidi="pt_PT"/>
-          </w:rPr>
-          <w:rPr>
-            <w:color w:val="0000EE"/>
-            <w:u w:val="single"/>
-          </w:rPr>
-          <w:t>Jr 25.11–12</w:t>
-        </w:r>
-      </w:hyperlink>
+      <w:r>
+        <w:rPr>
+          <w:lang w:val="pt_PT" w:bidi="pt_PT"/>
+        </w:rPr>
+        <w:t>Jr 25.11–12</w:t>
+      </w:r>
       <w:r>
         <w:rPr>
           <w:lang w:val="pt_PT" w:bidi="pt_PT"/>
         </w:rPr>
         <w:t xml:space="preserve">; </w:t>
       </w:r>
-      <w:hyperlink r:id="rId15">
-        <w:r>
-          <w:rPr>
-            <w:lang w:val="pt_PT" w:bidi="pt_PT"/>
-          </w:rPr>
-          <w:rPr>
-            <w:color w:val="0000EE"/>
-            <w:u w:val="single"/>
-          </w:rPr>
-          <w:t>29.10</w:t>
-        </w:r>
-      </w:hyperlink>
+      <w:r>
+        <w:rPr>
+          <w:lang w:val="pt_PT" w:bidi="pt_PT"/>
+        </w:rPr>
+        <w:t>29.10</w:t>
+      </w:r>
       <w:r>
         <w:rPr>
           <w:lang w:val="pt_PT" w:bidi="pt_PT"/>
         </w:rPr>
         <w:t xml:space="preserve">). • o poder de Deus sobre o coração e a mente deste rei pagão o moveu a promulgar o decreto que se segue (veja também </w:t>
       </w:r>
-      <w:hyperlink r:id="rId16">
-        <w:r>
-          <w:rPr>
-            <w:lang w:val="pt_PT" w:bidi="pt_PT"/>
-          </w:rPr>
-          <w:rPr>
-            <w:color w:val="0000EE"/>
-            <w:u w:val="single"/>
-          </w:rPr>
-          <w:t>Is 13.17</w:t>
-        </w:r>
-      </w:hyperlink>
+      <w:r>
+        <w:rPr>
+          <w:lang w:val="pt_PT" w:bidi="pt_PT"/>
+        </w:rPr>
+        <w:t>Is 13.17</w:t>
+      </w:r>
       <w:r>
         <w:rPr>
           <w:lang w:val="pt_PT" w:bidi="pt_PT"/>
         </w:rPr>
         <w:t xml:space="preserve">; </w:t>
       </w:r>
-      <w:hyperlink r:id="rId17">
-        <w:r>
-          <w:rPr>
-            <w:lang w:val="pt_PT" w:bidi="pt_PT"/>
-          </w:rPr>
-          <w:rPr>
-            <w:color w:val="0000EE"/>
-            <w:u w:val="single"/>
-          </w:rPr>
-          <w:t>41.2</w:t>
-        </w:r>
-      </w:hyperlink>
+      <w:r>
+        <w:rPr>
+          <w:lang w:val="pt_PT" w:bidi="pt_PT"/>
+        </w:rPr>
+        <w:t>41.2</w:t>
+      </w:r>
       <w:r>
         <w:rPr>
           <w:lang w:val="pt_PT" w:bidi="pt_PT"/>
         </w:rPr>
         <w:t>,</w:t>
       </w:r>
-      <w:hyperlink r:id="rId18">
-        <w:r>
-          <w:rPr>
-            <w:lang w:val="pt_PT" w:bidi="pt_PT"/>
-          </w:rPr>
-          <w:rPr>
-            <w:color w:val="0000EE"/>
-            <w:u w:val="single"/>
-          </w:rPr>
-          <w:t>25</w:t>
-        </w:r>
-      </w:hyperlink>
+      <w:r>
+        <w:rPr>
+          <w:lang w:val="pt_PT" w:bidi="pt_PT"/>
+        </w:rPr>
+        <w:t>25</w:t>
+      </w:r>
       <w:r>
         <w:rPr>
           <w:lang w:val="pt_PT" w:bidi="pt_PT"/>
         </w:rPr>
         <w:t xml:space="preserve">; </w:t>
       </w:r>
-      <w:hyperlink r:id="rId19">
-        <w:r>
-          <w:rPr>
-            <w:lang w:val="pt_PT" w:bidi="pt_PT"/>
-          </w:rPr>
-          <w:rPr>
-            <w:color w:val="0000EE"/>
-            <w:u w:val="single"/>
-          </w:rPr>
-          <w:t>Jr 50.9</w:t>
-        </w:r>
-      </w:hyperlink>
+      <w:r>
+        <w:rPr>
+          <w:lang w:val="pt_PT" w:bidi="pt_PT"/>
+        </w:rPr>
+        <w:t>Jr 50.9</w:t>
+      </w:r>
       <w:r>
         <w:rPr>
           <w:lang w:val="pt_PT" w:bidi="pt_PT"/>
         </w:rPr>
         <w:t>). Deus é soberano, mesmo quando governantes e nações não reconhecem sua autoridade (</w:t>
       </w:r>
-      <w:hyperlink r:id="rId20">
-        <w:r>
-          <w:rPr>
-            <w:lang w:val="pt_PT" w:bidi="pt_PT"/>
-          </w:rPr>
-          <w:rPr>
-            <w:color w:val="0000EE"/>
-            <w:u w:val="single"/>
-          </w:rPr>
-          <w:t>Is 10.5</w:t>
-        </w:r>
-      </w:hyperlink>
+      <w:r>
+        <w:rPr>
+          <w:lang w:val="pt_PT" w:bidi="pt_PT"/>
+        </w:rPr>
+        <w:t>Is 10.5</w:t>
+      </w:r>
       <w:r>
         <w:rPr>
           <w:lang w:val="pt_PT" w:bidi="pt_PT"/>
         </w:rPr>
         <w:t>,</w:t>
       </w:r>
-      <w:hyperlink r:id="rId21">
-        <w:r>
-          <w:rPr>
-            <w:lang w:val="pt_PT" w:bidi="pt_PT"/>
-          </w:rPr>
-          <w:rPr>
-            <w:color w:val="0000EE"/>
-            <w:u w:val="single"/>
-          </w:rPr>
-          <w:t>12–14</w:t>
-        </w:r>
-      </w:hyperlink>
+      <w:r>
+        <w:rPr>
+          <w:lang w:val="pt_PT" w:bidi="pt_PT"/>
+        </w:rPr>
+        <w:t>12–14</w:t>
+      </w:r>
       <w:r>
         <w:rPr>
           <w:lang w:val="pt_PT" w:bidi="pt_PT"/>
@@ -443,18 +389,12 @@
         </w:rPr>
         <w:t xml:space="preserve">Os três primeiros versículos de Esdras aparecem quase literalmente em </w:t>
       </w:r>
-      <w:hyperlink r:id="rId22">
-        <w:r>
-          <w:rPr>
-            <w:lang w:val="pt_PT" w:bidi="pt_PT"/>
-          </w:rPr>
-          <w:rPr>
-            <w:color w:val="0000EE"/>
-            <w:u w:val="single"/>
-          </w:rPr>
-          <w:t>2Cr 36.22–23</w:t>
-        </w:r>
-      </w:hyperlink>
+      <w:r>
+        <w:rPr>
+          <w:lang w:val="pt_PT" w:bidi="pt_PT"/>
+        </w:rPr>
+        <w:t>2Cr 36.22–23</w:t>
+      </w:r>
       <w:r>
         <w:rPr>
           <w:lang w:val="pt_PT" w:bidi="pt_PT"/>
@@ -509,144 +449,96 @@
         </w:rPr>
         <w:t xml:space="preserve">Embora Ciro fale do Senhor, o Deus do céu, ele na verdade era um zoroastrista. Sua proclamação, escrita em hebraico, provavelmente foi uma propaganda política para ganhar o apoio dos judeus para seu governo. Em uma declaração semelhante aos babilônios, Ciro afirmou adorar o deus principal deles, Marduque. No entanto, suas palavras aqui refletem que Deus o havia designado para construir um templo em Jerusalém (veja </w:t>
       </w:r>
-      <w:hyperlink r:id="rId23">
-        <w:r>
-          <w:rPr>
-            <w:lang w:val="pt_PT" w:bidi="pt_PT"/>
-          </w:rPr>
-          <w:rPr>
-            <w:color w:val="0000EE"/>
-            <w:u w:val="single"/>
-          </w:rPr>
-          <w:t>Is 44.28</w:t>
-        </w:r>
-      </w:hyperlink>
+      <w:r>
+        <w:rPr>
+          <w:lang w:val="pt_PT" w:bidi="pt_PT"/>
+        </w:rPr>
+        <w:t>Is 44.28</w:t>
+      </w:r>
       <w:r>
         <w:rPr>
           <w:lang w:val="pt_PT" w:bidi="pt_PT"/>
         </w:rPr>
         <w:t xml:space="preserve">; </w:t>
       </w:r>
-      <w:hyperlink r:id="rId24">
-        <w:r>
-          <w:rPr>
-            <w:lang w:val="pt_PT" w:bidi="pt_PT"/>
-          </w:rPr>
-          <w:rPr>
-            <w:color w:val="0000EE"/>
-            <w:u w:val="single"/>
-          </w:rPr>
-          <w:t>45.1</w:t>
-        </w:r>
-      </w:hyperlink>
+      <w:r>
+        <w:rPr>
+          <w:lang w:val="pt_PT" w:bidi="pt_PT"/>
+        </w:rPr>
+        <w:t>45.1</w:t>
+      </w:r>
       <w:r>
         <w:rPr>
           <w:lang w:val="pt_PT" w:bidi="pt_PT"/>
         </w:rPr>
         <w:t xml:space="preserve">, </w:t>
       </w:r>
-      <w:hyperlink r:id="rId25">
-        <w:r>
-          <w:rPr>
-            <w:lang w:val="pt_PT" w:bidi="pt_PT"/>
-          </w:rPr>
-          <w:rPr>
-            <w:color w:val="0000EE"/>
-            <w:u w:val="single"/>
-          </w:rPr>
-          <w:t>13</w:t>
-        </w:r>
-      </w:hyperlink>
+      <w:r>
+        <w:rPr>
+          <w:lang w:val="pt_PT" w:bidi="pt_PT"/>
+        </w:rPr>
+        <w:t>13</w:t>
+      </w:r>
       <w:r>
         <w:rPr>
           <w:lang w:val="pt_PT" w:bidi="pt_PT"/>
         </w:rPr>
         <w:t xml:space="preserve">). Ele pode ter aprendido sobre essas profecias com Daniel, que serviu em sua corte como um alto funcionário do governo (Ciro aparentemente é referido por seu nome medo, Dario, em </w:t>
       </w:r>
-      <w:hyperlink r:id="rId26">
-        <w:r>
-          <w:rPr>
-            <w:lang w:val="pt_PT" w:bidi="pt_PT"/>
-          </w:rPr>
-          <w:rPr>
-            <w:color w:val="0000EE"/>
-            <w:u w:val="single"/>
-          </w:rPr>
-          <w:t>Dn 6.1–28</w:t>
-        </w:r>
-      </w:hyperlink>
+      <w:r>
+        <w:rPr>
+          <w:lang w:val="pt_PT" w:bidi="pt_PT"/>
+        </w:rPr>
+        <w:t>Dn 6.1–28</w:t>
+      </w:r>
       <w:r>
         <w:rPr>
           <w:lang w:val="pt_PT" w:bidi="pt_PT"/>
         </w:rPr>
         <w:t xml:space="preserve">; </w:t>
       </w:r>
-      <w:hyperlink r:id="rId27">
-        <w:r>
-          <w:rPr>
-            <w:lang w:val="pt_PT" w:bidi="pt_PT"/>
-          </w:rPr>
-          <w:rPr>
-            <w:color w:val="0000EE"/>
-            <w:u w:val="single"/>
-          </w:rPr>
-          <w:t>9.1</w:t>
-        </w:r>
-      </w:hyperlink>
+      <w:r>
+        <w:rPr>
+          <w:lang w:val="pt_PT" w:bidi="pt_PT"/>
+        </w:rPr>
+        <w:t>9.1</w:t>
+      </w:r>
       <w:r>
         <w:rPr>
           <w:lang w:val="pt_PT" w:bidi="pt_PT"/>
         </w:rPr>
         <w:t>). Deus havia planejado, muito tempo antes, levantar Ciro e dar-lhe uma visão para restaurar o culto em Jerusalém (</w:t>
       </w:r>
-      <w:hyperlink r:id="rId23">
-        <w:r>
-          <w:rPr>
-            <w:lang w:val="pt_PT" w:bidi="pt_PT"/>
-          </w:rPr>
-          <w:rPr>
-            <w:color w:val="0000EE"/>
-            <w:u w:val="single"/>
-          </w:rPr>
-          <w:t>Is 44.28</w:t>
-        </w:r>
-      </w:hyperlink>
+      <w:r>
+        <w:rPr>
+          <w:lang w:val="pt_PT" w:bidi="pt_PT"/>
+        </w:rPr>
+        <w:t>Is 44.28</w:t>
+      </w:r>
       <w:r>
         <w:rPr>
           <w:lang w:val="pt_PT" w:bidi="pt_PT"/>
         </w:rPr>
         <w:t xml:space="preserve">; </w:t>
       </w:r>
-      <w:hyperlink r:id="rId25">
-        <w:r>
-          <w:rPr>
-            <w:lang w:val="pt_PT" w:bidi="pt_PT"/>
-          </w:rPr>
-          <w:rPr>
-            <w:color w:val="0000EE"/>
-            <w:u w:val="single"/>
-          </w:rPr>
-          <w:t>45.13</w:t>
-        </w:r>
-      </w:hyperlink>
+      <w:r>
+        <w:rPr>
+          <w:lang w:val="pt_PT" w:bidi="pt_PT"/>
+        </w:rPr>
+        <w:t>45.13</w:t>
+      </w:r>
       <w:r>
         <w:rPr>
           <w:lang w:val="pt_PT" w:bidi="pt_PT"/>
         </w:rPr>
         <w:t xml:space="preserve">; </w:t>
       </w:r>
-      <w:hyperlink r:id="rId28">
-        <w:r>
-          <w:rPr>
-            <w:lang w:val="pt_PT" w:bidi="pt_PT"/>
-          </w:rPr>
-          <w:rPr>
-            <w:color w:val="0000EE"/>
-            <w:u w:val="single"/>
-          </w:rPr>
-          <w:t>48.14–15</w:t>
-        </w:r>
-      </w:hyperlink>
+      <w:r>
+        <w:rPr>
+          <w:lang w:val="pt_PT" w:bidi="pt_PT"/>
+        </w:rPr>
+        <w:t>48.14–15</w:t>
+      </w:r>
       <w:r>
         <w:rPr>
           <w:lang w:val="pt_PT" w:bidi="pt_PT"/>
@@ -797,36 +689,24 @@
         </w:rPr>
         <w:t>Assim como havia feito com o coração de Ciro (</w:t>
       </w:r>
-      <w:hyperlink r:id="rId29">
-        <w:r>
-          <w:rPr>
-            <w:lang w:val="pt_PT" w:bidi="pt_PT"/>
-          </w:rPr>
-          <w:rPr>
-            <w:color w:val="0000EE"/>
-            <w:u w:val="single"/>
-          </w:rPr>
-          <w:t>1.1</w:t>
-        </w:r>
-      </w:hyperlink>
+      <w:r>
+        <w:rPr>
+          <w:lang w:val="pt_PT" w:bidi="pt_PT"/>
+        </w:rPr>
+        <w:t>1.1</w:t>
+      </w:r>
       <w:r>
         <w:rPr>
           <w:lang w:val="pt_PT" w:bidi="pt_PT"/>
         </w:rPr>
         <w:t xml:space="preserve">), Deus moveu os corações dos líderes de Israel. • Pouquíssimos sacerdotes e levitas realmente responderam (veja </w:t>
       </w:r>
-      <w:hyperlink r:id="rId30">
-        <w:r>
-          <w:rPr>
-            <w:lang w:val="pt_PT" w:bidi="pt_PT"/>
-          </w:rPr>
-          <w:rPr>
-            <w:color w:val="0000EE"/>
-            <w:u w:val="single"/>
-          </w:rPr>
-          <w:t>2.36–42</w:t>
-        </w:r>
-      </w:hyperlink>
+      <w:r>
+        <w:rPr>
+          <w:lang w:val="pt_PT" w:bidi="pt_PT"/>
+        </w:rPr>
+        <w:t>2.36–42</w:t>
+      </w:r>
       <w:r>
         <w:rPr>
           <w:lang w:val="pt_PT" w:bidi="pt_PT"/>
@@ -881,54 +761,36 @@
         </w:rPr>
         <w:t xml:space="preserve">Muitos artigos... do Templo do Senhor tinham sido levados para a Babilônia (veja </w:t>
       </w:r>
-      <w:hyperlink r:id="rId31">
-        <w:r>
-          <w:rPr>
-            <w:lang w:val="pt_PT" w:bidi="pt_PT"/>
-          </w:rPr>
-          <w:rPr>
-            <w:color w:val="0000EE"/>
-            <w:u w:val="single"/>
-          </w:rPr>
-          <w:t>2Cr 36.7</w:t>
-        </w:r>
-      </w:hyperlink>
+      <w:r>
+        <w:rPr>
+          <w:lang w:val="pt_PT" w:bidi="pt_PT"/>
+        </w:rPr>
+        <w:t>2Cr 36.7</w:t>
+      </w:r>
       <w:r>
         <w:rPr>
           <w:lang w:val="pt_PT" w:bidi="pt_PT"/>
         </w:rPr>
         <w:t xml:space="preserve">; </w:t>
       </w:r>
-      <w:hyperlink r:id="rId32">
-        <w:r>
-          <w:rPr>
-            <w:lang w:val="pt_PT" w:bidi="pt_PT"/>
-          </w:rPr>
-          <w:rPr>
-            <w:color w:val="0000EE"/>
-            <w:u w:val="single"/>
-          </w:rPr>
-          <w:t>Dn 1.2</w:t>
-        </w:r>
-      </w:hyperlink>
+      <w:r>
+        <w:rPr>
+          <w:lang w:val="pt_PT" w:bidi="pt_PT"/>
+        </w:rPr>
+        <w:t>Dn 1.2</w:t>
+      </w:r>
       <w:r>
         <w:rPr>
           <w:lang w:val="pt_PT" w:bidi="pt_PT"/>
         </w:rPr>
         <w:t xml:space="preserve">). Ao colocar esses itens em seu templo pagão, Nabucodonosor tentou mostrar o poder de seu deus sobre o Deus hebreu. No entanto, Deus havia prometido o retorno de todos os itens roubados (veja </w:t>
       </w:r>
-      <w:hyperlink r:id="rId33">
-        <w:r>
-          <w:rPr>
-            <w:lang w:val="pt_PT" w:bidi="pt_PT"/>
-          </w:rPr>
-          <w:rPr>
-            <w:color w:val="0000EE"/>
-            <w:u w:val="single"/>
-          </w:rPr>
-          <w:t>Jr 27.16–22</w:t>
-        </w:r>
-      </w:hyperlink>
+      <w:r>
+        <w:rPr>
+          <w:lang w:val="pt_PT" w:bidi="pt_PT"/>
+        </w:rPr>
+        <w:t>Jr 27.16–22</w:t>
+      </w:r>
       <w:r>
         <w:rPr>
           <w:lang w:val="pt_PT" w:bidi="pt_PT"/>
@@ -983,72 +845,48 @@
         </w:rPr>
         <w:t>Sesbazar foi o governador de Judá nomeado pelos persas que lançou a fundação do Templo (</w:t>
       </w:r>
-      <w:hyperlink r:id="rId34">
-        <w:r>
-          <w:rPr>
-            <w:lang w:val="pt_PT" w:bidi="pt_PT"/>
-          </w:rPr>
-          <w:rPr>
-            <w:color w:val="0000EE"/>
-            <w:u w:val="single"/>
-          </w:rPr>
-          <w:t>5.14–16</w:t>
-        </w:r>
-      </w:hyperlink>
+      <w:r>
+        <w:rPr>
+          <w:lang w:val="pt_PT" w:bidi="pt_PT"/>
+        </w:rPr>
+        <w:t>5.14–16</w:t>
+      </w:r>
       <w:r>
         <w:rPr>
           <w:lang w:val="pt_PT" w:bidi="pt_PT"/>
         </w:rPr>
         <w:t>). Alguns acreditam que Zorobabel (</w:t>
       </w:r>
-      <w:hyperlink r:id="rId35">
-        <w:r>
-          <w:rPr>
-            <w:lang w:val="pt_PT" w:bidi="pt_PT"/>
-          </w:rPr>
-          <w:rPr>
-            <w:color w:val="0000EE"/>
-            <w:u w:val="single"/>
-          </w:rPr>
-          <w:t>3.2</w:t>
-        </w:r>
-      </w:hyperlink>
+      <w:r>
+        <w:rPr>
+          <w:lang w:val="pt_PT" w:bidi="pt_PT"/>
+        </w:rPr>
+        <w:t>3.2</w:t>
+      </w:r>
       <w:r>
         <w:rPr>
           <w:lang w:val="pt_PT" w:bidi="pt_PT"/>
         </w:rPr>
         <w:t>,</w:t>
       </w:r>
-      <w:hyperlink r:id="rId36">
-        <w:r>
-          <w:rPr>
-            <w:lang w:val="pt_PT" w:bidi="pt_PT"/>
-          </w:rPr>
-          <w:rPr>
-            <w:color w:val="0000EE"/>
-            <w:u w:val="single"/>
-          </w:rPr>
-          <w:t>8</w:t>
-        </w:r>
-      </w:hyperlink>
+      <w:r>
+        <w:rPr>
+          <w:lang w:val="pt_PT" w:bidi="pt_PT"/>
+        </w:rPr>
+        <w:t>8</w:t>
+      </w:r>
       <w:r>
         <w:rPr>
           <w:lang w:val="pt_PT" w:bidi="pt_PT"/>
         </w:rPr>
         <w:t xml:space="preserve">) era a mesma pessoa com um novo nome (cp. </w:t>
       </w:r>
-      <w:hyperlink r:id="rId37">
-        <w:r>
-          <w:rPr>
-            <w:lang w:val="pt_PT" w:bidi="pt_PT"/>
-          </w:rPr>
-          <w:rPr>
-            <w:color w:val="0000EE"/>
-            <w:u w:val="single"/>
-          </w:rPr>
-          <w:t>Dn 1.7</w:t>
-        </w:r>
-      </w:hyperlink>
+      <w:r>
+        <w:rPr>
+          <w:lang w:val="pt_PT" w:bidi="pt_PT"/>
+        </w:rPr>
+        <w:t>Dn 1.7</w:t>
+      </w:r>
       <w:r>
         <w:rPr>
           <w:lang w:val="pt_PT" w:bidi="pt_PT"/>
@@ -1177,18 +1015,12 @@
         </w:rPr>
         <w:t xml:space="preserve">Este capítulo é a primeira das grandes digressões de Esdras em relação à linha principal da história. Os exilados que retornaram precisavam manter o controle de quem eram os verdadeiros judeus para que a comunidade pudesse preservar sua identidade (sabendo com quem poderiam se casar) e pureza teológica (sabendo quem poderia adorar no Templo). Esta lista não é uma lista inicial (cp. </w:t>
       </w:r>
-      <w:hyperlink r:id="rId38">
-        <w:r>
-          <w:rPr>
-            <w:lang w:val="pt_PT" w:bidi="pt_PT"/>
-          </w:rPr>
-          <w:rPr>
-            <w:color w:val="0000EE"/>
-            <w:u w:val="single"/>
-          </w:rPr>
-          <w:t>Ne 7.6–73</w:t>
-        </w:r>
-      </w:hyperlink>
+      <w:r>
+        <w:rPr>
+          <w:lang w:val="pt_PT" w:bidi="pt_PT"/>
+        </w:rPr>
+        <w:t>Ne 7.6–73</w:t>
+      </w:r>
       <w:r>
         <w:rPr>
           <w:lang w:val="pt_PT" w:bidi="pt_PT"/>
@@ -1256,72 +1088,48 @@
         </w:rPr>
         <w:t>), filho de Jeozadaque (</w:t>
       </w:r>
-      <w:hyperlink r:id="rId35">
-        <w:r>
-          <w:rPr>
-            <w:lang w:val="pt_PT" w:bidi="pt_PT"/>
-          </w:rPr>
-          <w:rPr>
-            <w:color w:val="0000EE"/>
-            <w:u w:val="single"/>
-          </w:rPr>
-          <w:t>3.2</w:t>
-        </w:r>
-      </w:hyperlink>
+      <w:r>
+        <w:rPr>
+          <w:lang w:val="pt_PT" w:bidi="pt_PT"/>
+        </w:rPr>
+        <w:t>3.2</w:t>
+      </w:r>
       <w:r>
         <w:rPr>
           <w:lang w:val="pt_PT" w:bidi="pt_PT"/>
         </w:rPr>
         <w:t>,</w:t>
       </w:r>
-      <w:hyperlink r:id="rId36">
-        <w:r>
-          <w:rPr>
-            <w:lang w:val="pt_PT" w:bidi="pt_PT"/>
-          </w:rPr>
-          <w:rPr>
-            <w:color w:val="0000EE"/>
-            <w:u w:val="single"/>
-          </w:rPr>
-          <w:t>8</w:t>
-        </w:r>
-      </w:hyperlink>
+      <w:r>
+        <w:rPr>
+          <w:lang w:val="pt_PT" w:bidi="pt_PT"/>
+        </w:rPr>
+        <w:t>8</w:t>
+      </w:r>
       <w:r>
         <w:rPr>
           <w:lang w:val="pt_PT" w:bidi="pt_PT"/>
         </w:rPr>
         <w:t>), da linhagem de Arão, era o sumo sacerdote (</w:t>
       </w:r>
-      <w:hyperlink r:id="rId39">
-        <w:r>
-          <w:rPr>
-            <w:lang w:val="pt_PT" w:bidi="pt_PT"/>
-          </w:rPr>
-          <w:rPr>
-            <w:color w:val="0000EE"/>
-            <w:u w:val="single"/>
-          </w:rPr>
-          <w:t>Ag 1.1</w:t>
-        </w:r>
-      </w:hyperlink>
+      <w:r>
+        <w:rPr>
+          <w:lang w:val="pt_PT" w:bidi="pt_PT"/>
+        </w:rPr>
+        <w:t>Ag 1.1</w:t>
+      </w:r>
       <w:r>
         <w:rPr>
           <w:lang w:val="pt_PT" w:bidi="pt_PT"/>
         </w:rPr>
         <w:t xml:space="preserve">; </w:t>
       </w:r>
-      <w:hyperlink r:id="rId40">
-        <w:r>
-          <w:rPr>
-            <w:lang w:val="pt_PT" w:bidi="pt_PT"/>
-          </w:rPr>
-          <w:rPr>
-            <w:color w:val="0000EE"/>
-            <w:u w:val="single"/>
-          </w:rPr>
-          <w:t>Zc 3.1</w:t>
-        </w:r>
-      </w:hyperlink>
+      <w:r>
+        <w:rPr>
+          <w:lang w:val="pt_PT" w:bidi="pt_PT"/>
+        </w:rPr>
+        <w:t>Zc 3.1</w:t>
+      </w:r>
       <w:r>
         <w:rPr>
           <w:lang w:val="pt_PT" w:bidi="pt_PT"/>
@@ -1376,18 +1184,12 @@
         </w:rPr>
         <w:t>A família de: No antigo Oriente Próximo, a identidade de um indivíduo estava intimamente ligada à pergunta: “Quem são seu pai e sua família?”. Em última análise, os sacerdotes eram identificados como filhos de Arão. Se esse vínculo não pudesse ser verificado, eles eram impedidos de servir (</w:t>
       </w:r>
-      <w:hyperlink r:id="rId41">
-        <w:r>
-          <w:rPr>
-            <w:lang w:val="pt_PT" w:bidi="pt_PT"/>
-          </w:rPr>
-          <w:rPr>
-            <w:color w:val="0000EE"/>
-            <w:u w:val="single"/>
-          </w:rPr>
-          <w:t>2.61–62</w:t>
-        </w:r>
-      </w:hyperlink>
+      <w:r>
+        <w:rPr>
+          <w:lang w:val="pt_PT" w:bidi="pt_PT"/>
+        </w:rPr>
+        <w:t>2.61–62</w:t>
+      </w:r>
       <w:r>
         <w:rPr>
           <w:lang w:val="pt_PT" w:bidi="pt_PT"/>
@@ -1550,180 +1352,120 @@
         </w:rPr>
         <w:t>Os cantores tocavam instrumentos e cantavam para adoração no Templo (</w:t>
       </w:r>
-      <w:hyperlink r:id="rId42">
-        <w:r>
-          <w:rPr>
-            <w:lang w:val="pt_PT" w:bidi="pt_PT"/>
-          </w:rPr>
-          <w:rPr>
-            <w:color w:val="0000EE"/>
-            <w:u w:val="single"/>
-          </w:rPr>
-          <w:t>1Cr 25.1–31</w:t>
-        </w:r>
-      </w:hyperlink>
+      <w:r>
+        <w:rPr>
+          <w:lang w:val="pt_PT" w:bidi="pt_PT"/>
+        </w:rPr>
+        <w:t>1Cr 25.1–31</w:t>
+      </w:r>
       <w:r>
         <w:rPr>
           <w:lang w:val="pt_PT" w:bidi="pt_PT"/>
         </w:rPr>
         <w:t xml:space="preserve">; </w:t>
       </w:r>
-      <w:hyperlink r:id="rId43">
-        <w:r>
-          <w:rPr>
-            <w:lang w:val="pt_PT" w:bidi="pt_PT"/>
-          </w:rPr>
-          <w:rPr>
-            <w:color w:val="0000EE"/>
-            <w:u w:val="single"/>
-          </w:rPr>
-          <w:t>Sl 73–83</w:t>
-        </w:r>
-      </w:hyperlink>
+      <w:r>
+        <w:rPr>
+          <w:lang w:val="pt_PT" w:bidi="pt_PT"/>
+        </w:rPr>
+        <w:t>Sl 73–83</w:t>
+      </w:r>
       <w:r>
         <w:rPr>
           <w:lang w:val="pt_PT" w:bidi="pt_PT"/>
         </w:rPr>
         <w:t>), enquanto os porteiros regulavam os portões e armazéns do Templo (</w:t>
       </w:r>
-      <w:hyperlink r:id="rId44">
-        <w:r>
-          <w:rPr>
-            <w:lang w:val="pt_PT" w:bidi="pt_PT"/>
-          </w:rPr>
-          <w:rPr>
-            <w:color w:val="0000EE"/>
-            <w:u w:val="single"/>
-          </w:rPr>
-          <w:t>1Cr 9.26–27</w:t>
-        </w:r>
-      </w:hyperlink>
+      <w:r>
+        <w:rPr>
+          <w:lang w:val="pt_PT" w:bidi="pt_PT"/>
+        </w:rPr>
+        <w:t>1Cr 9.26–27</w:t>
+      </w:r>
       <w:r>
         <w:rPr>
           <w:lang w:val="pt_PT" w:bidi="pt_PT"/>
         </w:rPr>
         <w:t xml:space="preserve">; </w:t>
       </w:r>
-      <w:hyperlink r:id="rId45">
-        <w:r>
-          <w:rPr>
-            <w:lang w:val="pt_PT" w:bidi="pt_PT"/>
-          </w:rPr>
-          <w:rPr>
-            <w:color w:val="0000EE"/>
-            <w:u w:val="single"/>
-          </w:rPr>
-          <w:t>2Cr 23.19</w:t>
-        </w:r>
-      </w:hyperlink>
+      <w:r>
+        <w:rPr>
+          <w:lang w:val="pt_PT" w:bidi="pt_PT"/>
+        </w:rPr>
+        <w:t>2Cr 23.19</w:t>
+      </w:r>
       <w:r>
         <w:rPr>
           <w:lang w:val="pt_PT" w:bidi="pt_PT"/>
         </w:rPr>
         <w:t xml:space="preserve">; </w:t>
       </w:r>
-      <w:hyperlink r:id="rId46">
-        <w:r>
-          <w:rPr>
-            <w:lang w:val="pt_PT" w:bidi="pt_PT"/>
-          </w:rPr>
-          <w:rPr>
-            <w:color w:val="0000EE"/>
-            <w:u w:val="single"/>
-          </w:rPr>
-          <w:t>Ne 12.25</w:t>
-        </w:r>
-      </w:hyperlink>
+      <w:r>
+        <w:rPr>
+          <w:lang w:val="pt_PT" w:bidi="pt_PT"/>
+        </w:rPr>
+        <w:t>Ne 12.25</w:t>
+      </w:r>
       <w:r>
         <w:rPr>
           <w:lang w:val="pt_PT" w:bidi="pt_PT"/>
         </w:rPr>
         <w:t>). • Asafe foi um dos três levitas que Davi nomeou para conduzir a música no Templo (</w:t>
       </w:r>
-      <w:hyperlink r:id="rId47">
-        <w:r>
-          <w:rPr>
-            <w:lang w:val="pt_PT" w:bidi="pt_PT"/>
-          </w:rPr>
-          <w:rPr>
-            <w:color w:val="0000EE"/>
-            <w:u w:val="single"/>
-          </w:rPr>
-          <w:t>1Cr 16.5</w:t>
-        </w:r>
-      </w:hyperlink>
+      <w:r>
+        <w:rPr>
+          <w:lang w:val="pt_PT" w:bidi="pt_PT"/>
+        </w:rPr>
+        <w:t>1Cr 16.5</w:t>
+      </w:r>
       <w:r>
         <w:rPr>
           <w:lang w:val="pt_PT" w:bidi="pt_PT"/>
         </w:rPr>
         <w:t xml:space="preserve">, </w:t>
       </w:r>
-      <w:hyperlink r:id="rId48">
-        <w:r>
-          <w:rPr>
-            <w:lang w:val="pt_PT" w:bidi="pt_PT"/>
-          </w:rPr>
-          <w:rPr>
-            <w:color w:val="0000EE"/>
-            <w:u w:val="single"/>
-          </w:rPr>
-          <w:t>7</w:t>
-        </w:r>
-      </w:hyperlink>
+      <w:r>
+        <w:rPr>
+          <w:lang w:val="pt_PT" w:bidi="pt_PT"/>
+        </w:rPr>
+        <w:t>7</w:t>
+      </w:r>
       <w:r>
         <w:rPr>
           <w:lang w:val="pt_PT" w:bidi="pt_PT"/>
         </w:rPr>
         <w:t>), e ele escreveu uma coleção de salmos (</w:t>
       </w:r>
-      <w:hyperlink r:id="rId49">
-        <w:r>
-          <w:rPr>
-            <w:lang w:val="pt_PT" w:bidi="pt_PT"/>
-          </w:rPr>
-          <w:rPr>
-            <w:color w:val="0000EE"/>
-            <w:u w:val="single"/>
-          </w:rPr>
-          <w:t>Sl 50</w:t>
-        </w:r>
-      </w:hyperlink>
+      <w:r>
+        <w:rPr>
+          <w:lang w:val="pt_PT" w:bidi="pt_PT"/>
+        </w:rPr>
+        <w:t>Sl 50</w:t>
+      </w:r>
       <w:r>
         <w:rPr>
           <w:lang w:val="pt_PT" w:bidi="pt_PT"/>
         </w:rPr>
         <w:t xml:space="preserve">, </w:t>
       </w:r>
-      <w:hyperlink r:id="rId43">
-        <w:r>
-          <w:rPr>
-            <w:lang w:val="pt_PT" w:bidi="pt_PT"/>
-          </w:rPr>
-          <w:rPr>
-            <w:color w:val="0000EE"/>
-            <w:u w:val="single"/>
-          </w:rPr>
-          <w:t>73–83</w:t>
-        </w:r>
-      </w:hyperlink>
+      <w:r>
+        <w:rPr>
+          <w:lang w:val="pt_PT" w:bidi="pt_PT"/>
+        </w:rPr>
+        <w:t>73–83</w:t>
+      </w:r>
       <w:r>
         <w:rPr>
           <w:lang w:val="pt_PT" w:bidi="pt_PT"/>
         </w:rPr>
         <w:t>). Sua família continuou seu trabalho (</w:t>
       </w:r>
-      <w:hyperlink r:id="rId50">
-        <w:r>
-          <w:rPr>
-            <w:lang w:val="pt_PT" w:bidi="pt_PT"/>
-          </w:rPr>
-          <w:rPr>
-            <w:color w:val="0000EE"/>
-            <w:u w:val="single"/>
-          </w:rPr>
-          <w:t>1Cr 25.1–7</w:t>
-        </w:r>
-      </w:hyperlink>
+      <w:r>
+        <w:rPr>
+          <w:lang w:val="pt_PT" w:bidi="pt_PT"/>
+        </w:rPr>
+        <w:t>1Cr 25.1–7</w:t>
+      </w:r>
       <w:r>
         <w:rPr>
           <w:lang w:val="pt_PT" w:bidi="pt_PT"/>
@@ -1778,36 +1520,24 @@
         </w:rPr>
         <w:t>Os servos do Templo eram provavelmente descendentes dos gibeonitas (</w:t>
       </w:r>
-      <w:hyperlink r:id="rId51">
-        <w:r>
-          <w:rPr>
-            <w:lang w:val="pt_PT" w:bidi="pt_PT"/>
-          </w:rPr>
-          <w:rPr>
-            <w:color w:val="0000EE"/>
-            <w:u w:val="single"/>
-          </w:rPr>
-          <w:t>Js 9.23–27</w:t>
-        </w:r>
-      </w:hyperlink>
+      <w:r>
+        <w:rPr>
+          <w:lang w:val="pt_PT" w:bidi="pt_PT"/>
+        </w:rPr>
+        <w:t>Js 9.23–27</w:t>
+      </w:r>
       <w:r>
         <w:rPr>
           <w:lang w:val="pt_PT" w:bidi="pt_PT"/>
         </w:rPr>
         <w:t>). Eles ajudavam os levitas (</w:t>
       </w:r>
-      <w:hyperlink r:id="rId52">
-        <w:r>
-          <w:rPr>
-            <w:lang w:val="pt_PT" w:bidi="pt_PT"/>
-          </w:rPr>
-          <w:rPr>
-            <w:color w:val="0000EE"/>
-            <w:u w:val="single"/>
-          </w:rPr>
-          <w:t>8.20</w:t>
-        </w:r>
-      </w:hyperlink>
+      <w:r>
+        <w:rPr>
+          <w:lang w:val="pt_PT" w:bidi="pt_PT"/>
+        </w:rPr>
+        <w:t>8.20</w:t>
+      </w:r>
       <w:r>
         <w:rPr>
           <w:lang w:val="pt_PT" w:bidi="pt_PT"/>
@@ -1862,18 +1592,12 @@
         </w:rPr>
         <w:t>Os descendentes dos servos do Rei Salomão estão conectados com os servos do Templo (</w:t>
       </w:r>
-      <w:hyperlink r:id="rId53">
-        <w:r>
-          <w:rPr>
-            <w:lang w:val="pt_PT" w:bidi="pt_PT"/>
-          </w:rPr>
-          <w:rPr>
-            <w:color w:val="0000EE"/>
-            <w:u w:val="single"/>
-          </w:rPr>
-          <w:t>2.43–54</w:t>
-        </w:r>
-      </w:hyperlink>
+      <w:r>
+        <w:rPr>
+          <w:lang w:val="pt_PT" w:bidi="pt_PT"/>
+        </w:rPr>
+        <w:t>2.43–54</w:t>
+      </w:r>
       <w:r>
         <w:rPr>
           <w:lang w:val="pt_PT" w:bidi="pt_PT"/>
@@ -1928,18 +1652,12 @@
         </w:rPr>
         <w:t xml:space="preserve">Alguns dos que retornaram acreditavam no Deus de Israel, mas não possuíam registros genealógicos para comprovar que eram israelitas. Sem essa informação, os outros israelitas não sabiam se deviam tratá-los como irmãos e casar-se com eles ou tratá-los como estrangeiros. As genealogias em </w:t>
       </w:r>
-      <w:hyperlink r:id="rId54">
-        <w:r>
-          <w:rPr>
-            <w:lang w:val="pt_PT" w:bidi="pt_PT"/>
-          </w:rPr>
-          <w:rPr>
-            <w:color w:val="0000EE"/>
-            <w:u w:val="single"/>
-          </w:rPr>
-          <w:t>1Cr 1–9</w:t>
-        </w:r>
-      </w:hyperlink>
+      <w:r>
+        <w:rPr>
+          <w:lang w:val="pt_PT" w:bidi="pt_PT"/>
+        </w:rPr>
+        <w:t>1Cr 1–9</w:t>
+      </w:r>
       <w:r>
         <w:rPr>
           <w:lang w:val="pt_PT" w:bidi="pt_PT"/>
@@ -1994,54 +1712,36 @@
         </w:rPr>
         <w:t>não foram encontrados: A falta de uma genealogia foi problemática para três famílias (</w:t>
       </w:r>
-      <w:hyperlink r:id="rId41">
-        <w:r>
-          <w:rPr>
-            <w:lang w:val="pt_PT" w:bidi="pt_PT"/>
-          </w:rPr>
-          <w:rPr>
-            <w:color w:val="0000EE"/>
-            <w:u w:val="single"/>
-          </w:rPr>
-          <w:t>2.61–62</w:t>
-        </w:r>
-      </w:hyperlink>
+      <w:r>
+        <w:rPr>
+          <w:lang w:val="pt_PT" w:bidi="pt_PT"/>
+        </w:rPr>
+        <w:t>2.61–62</w:t>
+      </w:r>
       <w:r>
         <w:rPr>
           <w:lang w:val="pt_PT" w:bidi="pt_PT"/>
         </w:rPr>
         <w:t xml:space="preserve">). Elas foram excluídas de privilégios ou responsabilidades sacerdotais até que o sumo sacerdote recebesse direção divina através do uso do Urim e Tumim para determinar a vontade de Deus (veja </w:t>
       </w:r>
-      <w:hyperlink r:id="rId55">
-        <w:r>
-          <w:rPr>
-            <w:lang w:val="pt_PT" w:bidi="pt_PT"/>
-          </w:rPr>
-          <w:rPr>
-            <w:color w:val="0000EE"/>
-            <w:u w:val="single"/>
-          </w:rPr>
-          <w:t>Êx 28.30</w:t>
-        </w:r>
-      </w:hyperlink>
+      <w:r>
+        <w:rPr>
+          <w:lang w:val="pt_PT" w:bidi="pt_PT"/>
+        </w:rPr>
+        <w:t>Êx 28.30</w:t>
+      </w:r>
       <w:r>
         <w:rPr>
           <w:lang w:val="pt_PT" w:bidi="pt_PT"/>
         </w:rPr>
         <w:t xml:space="preserve">; </w:t>
       </w:r>
-      <w:hyperlink r:id="rId56">
-        <w:r>
-          <w:rPr>
-            <w:lang w:val="pt_PT" w:bidi="pt_PT"/>
-          </w:rPr>
-          <w:rPr>
-            <w:color w:val="0000EE"/>
-            <w:u w:val="single"/>
-          </w:rPr>
-          <w:t>Nm 27.21</w:t>
-        </w:r>
-      </w:hyperlink>
+      <w:r>
+        <w:rPr>
+          <w:lang w:val="pt_PT" w:bidi="pt_PT"/>
+        </w:rPr>
+        <w:t>Nm 27.21</w:t>
+      </w:r>
       <w:r>
         <w:rPr>
           <w:lang w:val="pt_PT" w:bidi="pt_PT"/>
@@ -2109,18 +1809,12 @@
         </w:rPr>
         <w:t xml:space="preserve">42.360 pessoas: Este número, que não corresponde ao total de indivíduos (28.774) listados em </w:t>
       </w:r>
-      <w:hyperlink r:id="rId57">
-        <w:r>
-          <w:rPr>
-            <w:lang w:val="pt_PT" w:bidi="pt_PT"/>
-          </w:rPr>
-          <w:rPr>
-            <w:color w:val="0000EE"/>
-            <w:u w:val="single"/>
-          </w:rPr>
-          <w:t>2.3–42</w:t>
-        </w:r>
-      </w:hyperlink>
+      <w:r>
+        <w:rPr>
+          <w:lang w:val="pt_PT" w:bidi="pt_PT"/>
+        </w:rPr>
+        <w:t>2.3–42</w:t>
+      </w:r>
       <w:r>
         <w:rPr>
           <w:lang w:val="pt_PT" w:bidi="pt_PT"/>
@@ -2175,90 +1869,60 @@
         </w:rPr>
         <w:t>Assim como quando o Tabernáculo foi construído (</w:t>
       </w:r>
-      <w:hyperlink r:id="rId58">
-        <w:r>
-          <w:rPr>
-            <w:lang w:val="pt_PT" w:bidi="pt_PT"/>
-          </w:rPr>
-          <w:rPr>
-            <w:color w:val="0000EE"/>
-            <w:u w:val="single"/>
-          </w:rPr>
-          <w:t>Êx 25.2–7</w:t>
-        </w:r>
-      </w:hyperlink>
+      <w:r>
+        <w:rPr>
+          <w:lang w:val="pt_PT" w:bidi="pt_PT"/>
+        </w:rPr>
+        <w:t>Êx 25.2–7</w:t>
+      </w:r>
       <w:r>
         <w:rPr>
           <w:lang w:val="pt_PT" w:bidi="pt_PT"/>
         </w:rPr>
         <w:t xml:space="preserve">; </w:t>
       </w:r>
-      <w:hyperlink r:id="rId59">
-        <w:r>
-          <w:rPr>
-            <w:lang w:val="pt_PT" w:bidi="pt_PT"/>
-          </w:rPr>
-          <w:rPr>
-            <w:color w:val="0000EE"/>
-            <w:u w:val="single"/>
-          </w:rPr>
-          <w:t>35.4–9</w:t>
-        </w:r>
-      </w:hyperlink>
+      <w:r>
+        <w:rPr>
+          <w:lang w:val="pt_PT" w:bidi="pt_PT"/>
+        </w:rPr>
+        <w:t>35.4–9</w:t>
+      </w:r>
       <w:r>
         <w:rPr>
           <w:lang w:val="pt_PT" w:bidi="pt_PT"/>
         </w:rPr>
         <w:t>) e o Templo foi renovado (</w:t>
       </w:r>
-      <w:hyperlink r:id="rId60">
-        <w:r>
-          <w:rPr>
-            <w:lang w:val="pt_PT" w:bidi="pt_PT"/>
-          </w:rPr>
-          <w:rPr>
-            <w:color w:val="0000EE"/>
-            <w:u w:val="single"/>
-          </w:rPr>
-          <w:t>2Rs 12.1–21</w:t>
-        </w:r>
-      </w:hyperlink>
+      <w:r>
+        <w:rPr>
+          <w:lang w:val="pt_PT" w:bidi="pt_PT"/>
+        </w:rPr>
+        <w:t>2Rs 12.1–21</w:t>
+      </w:r>
       <w:r>
         <w:rPr>
           <w:lang w:val="pt_PT" w:bidi="pt_PT"/>
         </w:rPr>
         <w:t>), o povo fez ofertas voluntárias para financiar esse esforço. Esses fundos complementaram a verba provincial por Dario (</w:t>
       </w:r>
-      <w:hyperlink r:id="rId61">
-        <w:r>
-          <w:rPr>
-            <w:lang w:val="pt_PT" w:bidi="pt_PT"/>
-          </w:rPr>
-          <w:rPr>
-            <w:color w:val="0000EE"/>
-            <w:u w:val="single"/>
-          </w:rPr>
-          <w:t>Ed 6.8</w:t>
-        </w:r>
-      </w:hyperlink>
+      <w:r>
+        <w:rPr>
+          <w:lang w:val="pt_PT" w:bidi="pt_PT"/>
+        </w:rPr>
+        <w:t>Ed 6.8</w:t>
+      </w:r>
       <w:r>
         <w:rPr>
           <w:lang w:val="pt_PT" w:bidi="pt_PT"/>
         </w:rPr>
         <w:t>) e presentes de israelitas que permaneceram na Babilônia (</w:t>
       </w:r>
-      <w:hyperlink r:id="rId62">
-        <w:r>
-          <w:rPr>
-            <w:lang w:val="pt_PT" w:bidi="pt_PT"/>
-          </w:rPr>
-          <w:rPr>
-            <w:color w:val="0000EE"/>
-            <w:u w:val="single"/>
-          </w:rPr>
-          <w:t>1.6</w:t>
-        </w:r>
-      </w:hyperlink>
+      <w:r>
+        <w:rPr>
+          <w:lang w:val="pt_PT" w:bidi="pt_PT"/>
+        </w:rPr>
+        <w:t>1.6</w:t>
+      </w:r>
       <w:r>
         <w:rPr>
           <w:lang w:val="pt_PT" w:bidi="pt_PT"/>
@@ -2387,54 +2051,36 @@
         </w:rPr>
         <w:t xml:space="preserve">) incluíam a Festa das Trombetas (veja </w:t>
       </w:r>
-      <w:hyperlink r:id="rId63">
-        <w:r>
-          <w:rPr>
-            <w:lang w:val="pt_PT" w:bidi="pt_PT"/>
-          </w:rPr>
-          <w:rPr>
-            <w:color w:val="0000EE"/>
-            <w:u w:val="single"/>
-          </w:rPr>
-          <w:t>Lv 23.23–25</w:t>
-        </w:r>
-      </w:hyperlink>
+      <w:r>
+        <w:rPr>
+          <w:lang w:val="pt_PT" w:bidi="pt_PT"/>
+        </w:rPr>
+        <w:t>Lv 23.23–25</w:t>
+      </w:r>
       <w:r>
         <w:rPr>
           <w:lang w:val="pt_PT" w:bidi="pt_PT"/>
         </w:rPr>
         <w:t xml:space="preserve">), o Dia da Expiação (veja </w:t>
       </w:r>
-      <w:hyperlink r:id="rId64">
-        <w:r>
-          <w:rPr>
-            <w:lang w:val="pt_PT" w:bidi="pt_PT"/>
-          </w:rPr>
-          <w:rPr>
-            <w:color w:val="0000EE"/>
-            <w:u w:val="single"/>
-          </w:rPr>
-          <w:t>Lv 16</w:t>
-        </w:r>
-      </w:hyperlink>
+      <w:r>
+        <w:rPr>
+          <w:lang w:val="pt_PT" w:bidi="pt_PT"/>
+        </w:rPr>
+        <w:t>Lv 16</w:t>
+      </w:r>
       <w:r>
         <w:rPr>
           <w:lang w:val="pt_PT" w:bidi="pt_PT"/>
         </w:rPr>
         <w:t xml:space="preserve">) e a Festa das Cabanas (veja </w:t>
       </w:r>
-      <w:hyperlink r:id="rId65">
-        <w:r>
-          <w:rPr>
-            <w:lang w:val="pt_PT" w:bidi="pt_PT"/>
-          </w:rPr>
-          <w:rPr>
-            <w:color w:val="0000EE"/>
-            <w:u w:val="single"/>
-          </w:rPr>
-          <w:t>Lv 23.34–36</w:t>
-        </w:r>
-      </w:hyperlink>
+      <w:r>
+        <w:rPr>
+          <w:lang w:val="pt_PT" w:bidi="pt_PT"/>
+        </w:rPr>
+        <w:t>Lv 23.34–36</w:t>
+      </w:r>
       <w:r>
         <w:rPr>
           <w:lang w:val="pt_PT" w:bidi="pt_PT"/>
@@ -2489,54 +2135,36 @@
         </w:rPr>
         <w:t>Após se reassentarem em várias cidades de Judá, a comunidade voltou-se para restaurar a adoração a Deus em Jerusalém. Eles rapidamente reconstruíram o altar e começaram os sacrifícios regulares a tempo de celebrar os festivais judaicos (</w:t>
       </w:r>
-      <w:hyperlink r:id="rId66">
-        <w:r>
-          <w:rPr>
-            <w:lang w:val="pt_PT" w:bidi="pt_PT"/>
-          </w:rPr>
-          <w:rPr>
-            <w:color w:val="0000EE"/>
-            <w:u w:val="single"/>
-          </w:rPr>
-          <w:t>3.4</w:t>
-        </w:r>
-      </w:hyperlink>
+      <w:r>
+        <w:rPr>
+          <w:lang w:val="pt_PT" w:bidi="pt_PT"/>
+        </w:rPr>
+        <w:t>3.4</w:t>
+      </w:r>
       <w:r>
         <w:rPr>
           <w:lang w:val="pt_PT" w:bidi="pt_PT"/>
         </w:rPr>
         <w:t>), e então iniciaram a tarefa mais difícil de reconstruir o próprio Templo (</w:t>
       </w:r>
-      <w:hyperlink r:id="rId36">
-        <w:r>
-          <w:rPr>
-            <w:lang w:val="pt_PT" w:bidi="pt_PT"/>
-          </w:rPr>
-          <w:rPr>
-            <w:color w:val="0000EE"/>
-            <w:u w:val="single"/>
-          </w:rPr>
-          <w:t>3.8</w:t>
-        </w:r>
-      </w:hyperlink>
+      <w:r>
+        <w:rPr>
+          <w:lang w:val="pt_PT" w:bidi="pt_PT"/>
+        </w:rPr>
+        <w:t>3.8</w:t>
+      </w:r>
       <w:r>
         <w:rPr>
           <w:lang w:val="pt_PT" w:bidi="pt_PT"/>
         </w:rPr>
         <w:t>). Logo enfrentaram oposição de estrangeiros locais (</w:t>
       </w:r>
-      <w:hyperlink r:id="rId67">
-        <w:r>
-          <w:rPr>
-            <w:lang w:val="pt_PT" w:bidi="pt_PT"/>
-          </w:rPr>
-          <w:rPr>
-            <w:color w:val="0000EE"/>
-            <w:u w:val="single"/>
-          </w:rPr>
-          <w:t>4.1–5</w:t>
-        </w:r>
-      </w:hyperlink>
+      <w:r>
+        <w:rPr>
+          <w:lang w:val="pt_PT" w:bidi="pt_PT"/>
+        </w:rPr>
+        <w:t>4.1–5</w:t>
+      </w:r>
       <w:r>
         <w:rPr>
           <w:lang w:val="pt_PT" w:bidi="pt_PT"/>
@@ -2591,162 +2219,108 @@
         </w:rPr>
         <w:t>Jesua (</w:t>
       </w:r>
-      <w:hyperlink r:id="rId39">
-        <w:r>
-          <w:rPr>
-            <w:lang w:val="pt_PT" w:bidi="pt_PT"/>
-          </w:rPr>
-          <w:rPr>
-            <w:color w:val="0000EE"/>
-            <w:u w:val="single"/>
-          </w:rPr>
-          <w:t>Ag 1.1</w:t>
-        </w:r>
-      </w:hyperlink>
+      <w:r>
+        <w:rPr>
+          <w:lang w:val="pt_PT" w:bidi="pt_PT"/>
+        </w:rPr>
+        <w:t>Ag 1.1</w:t>
+      </w:r>
       <w:r>
         <w:rPr>
           <w:lang w:val="pt_PT" w:bidi="pt_PT"/>
         </w:rPr>
         <w:t xml:space="preserve">; </w:t>
       </w:r>
-      <w:hyperlink r:id="rId40">
-        <w:r>
-          <w:rPr>
-            <w:lang w:val="pt_PT" w:bidi="pt_PT"/>
-          </w:rPr>
-          <w:rPr>
-            <w:color w:val="0000EE"/>
-            <w:u w:val="single"/>
-          </w:rPr>
-          <w:t>Zc 3.1</w:t>
-        </w:r>
-      </w:hyperlink>
+      <w:r>
+        <w:rPr>
+          <w:lang w:val="pt_PT" w:bidi="pt_PT"/>
+        </w:rPr>
+        <w:t>Zc 3.1</w:t>
+      </w:r>
       <w:r>
         <w:rPr>
           <w:lang w:val="pt_PT" w:bidi="pt_PT"/>
         </w:rPr>
         <w:t>) era o sumo sacerdote (</w:t>
       </w:r>
-      <w:hyperlink r:id="rId68">
-        <w:r>
-          <w:rPr>
-            <w:lang w:val="pt_PT" w:bidi="pt_PT"/>
-          </w:rPr>
-          <w:rPr>
-            <w:color w:val="0000EE"/>
-            <w:u w:val="single"/>
-          </w:rPr>
-          <w:t>Ne 12.1</w:t>
-        </w:r>
-      </w:hyperlink>
+      <w:r>
+        <w:rPr>
+          <w:lang w:val="pt_PT" w:bidi="pt_PT"/>
+        </w:rPr>
+        <w:t>Ne 12.1</w:t>
+      </w:r>
       <w:r>
         <w:rPr>
           <w:lang w:val="pt_PT" w:bidi="pt_PT"/>
         </w:rPr>
         <w:t>). No entanto, Esdras nunca usou esse título (</w:t>
       </w:r>
-      <w:hyperlink r:id="rId69">
-        <w:r>
-          <w:rPr>
-            <w:lang w:val="pt_PT" w:bidi="pt_PT"/>
-          </w:rPr>
-          <w:rPr>
-            <w:color w:val="0000EE"/>
-            <w:u w:val="single"/>
-          </w:rPr>
-          <w:t>Ed 2.2</w:t>
-        </w:r>
-      </w:hyperlink>
+      <w:r>
+        <w:rPr>
+          <w:lang w:val="pt_PT" w:bidi="pt_PT"/>
+        </w:rPr>
+        <w:t>Ed 2.2</w:t>
+      </w:r>
       <w:r>
         <w:rPr>
           <w:lang w:val="pt_PT" w:bidi="pt_PT"/>
         </w:rPr>
         <w:t xml:space="preserve">; </w:t>
       </w:r>
-      <w:hyperlink r:id="rId35">
-        <w:r>
-          <w:rPr>
-            <w:lang w:val="pt_PT" w:bidi="pt_PT"/>
-          </w:rPr>
-          <w:rPr>
-            <w:color w:val="0000EE"/>
-            <w:u w:val="single"/>
-          </w:rPr>
-          <w:t>3.2</w:t>
-        </w:r>
-      </w:hyperlink>
+      <w:r>
+        <w:rPr>
+          <w:lang w:val="pt_PT" w:bidi="pt_PT"/>
+        </w:rPr>
+        <w:t>3.2</w:t>
+      </w:r>
       <w:r>
         <w:rPr>
           <w:lang w:val="pt_PT" w:bidi="pt_PT"/>
         </w:rPr>
         <w:t xml:space="preserve">; </w:t>
       </w:r>
-      <w:hyperlink r:id="rId70">
-        <w:r>
-          <w:rPr>
-            <w:lang w:val="pt_PT" w:bidi="pt_PT"/>
-          </w:rPr>
-          <w:rPr>
-            <w:color w:val="0000EE"/>
-            <w:u w:val="single"/>
-          </w:rPr>
-          <w:t>4.3</w:t>
-        </w:r>
-      </w:hyperlink>
+      <w:r>
+        <w:rPr>
+          <w:lang w:val="pt_PT" w:bidi="pt_PT"/>
+        </w:rPr>
+        <w:t>4.3</w:t>
+      </w:r>
       <w:r>
         <w:rPr>
           <w:lang w:val="pt_PT" w:bidi="pt_PT"/>
         </w:rPr>
         <w:t xml:space="preserve">; </w:t>
       </w:r>
-      <w:hyperlink r:id="rId71">
-        <w:r>
-          <w:rPr>
-            <w:lang w:val="pt_PT" w:bidi="pt_PT"/>
-          </w:rPr>
-          <w:rPr>
-            <w:color w:val="0000EE"/>
-            <w:u w:val="single"/>
-          </w:rPr>
-          <w:t>5.2</w:t>
-        </w:r>
-      </w:hyperlink>
+      <w:r>
+        <w:rPr>
+          <w:lang w:val="pt_PT" w:bidi="pt_PT"/>
+        </w:rPr>
+        <w:t>5.2</w:t>
+      </w:r>
       <w:r>
         <w:rPr>
           <w:lang w:val="pt_PT" w:bidi="pt_PT"/>
         </w:rPr>
         <w:t>), o que sugere que o título foi dado após a conclusão do Templo (</w:t>
       </w:r>
-      <w:hyperlink r:id="rId72">
-        <w:r>
-          <w:rPr>
-            <w:lang w:val="pt_PT" w:bidi="pt_PT"/>
-          </w:rPr>
-          <w:rPr>
-            <w:color w:val="0000EE"/>
-            <w:u w:val="single"/>
-          </w:rPr>
-          <w:t>6.15</w:t>
-        </w:r>
-      </w:hyperlink>
+      <w:r>
+        <w:rPr>
+          <w:lang w:val="pt_PT" w:bidi="pt_PT"/>
+        </w:rPr>
+        <w:t>6.15</w:t>
+      </w:r>
       <w:r>
         <w:rPr>
           <w:lang w:val="pt_PT" w:bidi="pt_PT"/>
         </w:rPr>
         <w:t>). • Zorobabel serviu como governador de Judá nomeado pelos persas (</w:t>
       </w:r>
-      <w:hyperlink r:id="rId39">
-        <w:r>
-          <w:rPr>
-            <w:lang w:val="pt_PT" w:bidi="pt_PT"/>
-          </w:rPr>
-          <w:rPr>
-            <w:color w:val="0000EE"/>
-            <w:u w:val="single"/>
-          </w:rPr>
-          <w:t>Ag 1.1</w:t>
-        </w:r>
-      </w:hyperlink>
+      <w:r>
+        <w:rPr>
+          <w:lang w:val="pt_PT" w:bidi="pt_PT"/>
+        </w:rPr>
+        <w:t>Ag 1.1</w:t>
+      </w:r>
       <w:r>
         <w:rPr>
           <w:lang w:val="pt_PT" w:bidi="pt_PT"/>
@@ -2765,18 +2339,12 @@
         </w:rPr>
         <w:t>). Ele era neto do Rei Jeoaquim de Judá (</w:t>
       </w:r>
-      <w:hyperlink r:id="rId73">
-        <w:r>
-          <w:rPr>
-            <w:lang w:val="pt_PT" w:bidi="pt_PT"/>
-          </w:rPr>
-          <w:rPr>
-            <w:color w:val="0000EE"/>
-            <w:u w:val="single"/>
-          </w:rPr>
-          <w:t>1Cr 3.17</w:t>
-        </w:r>
-      </w:hyperlink>
+      <w:r>
+        <w:rPr>
+          <w:lang w:val="pt_PT" w:bidi="pt_PT"/>
+        </w:rPr>
+        <w:t>1Cr 3.17</w:t>
+      </w:r>
       <w:r>
         <w:rPr>
           <w:lang w:val="pt_PT" w:bidi="pt_PT"/>
@@ -2831,18 +2399,12 @@
         </w:rPr>
         <w:t>Os residentes locais eram estrangeiros reassentados do exterior pelo rei assírio Esar-Hadom (680–669 a.C.) após o povo do reino do norte de Israel ter sido exilado em 722 a.C. (</w:t>
       </w:r>
-      <w:hyperlink r:id="rId74">
-        <w:r>
-          <w:rPr>
-            <w:lang w:val="pt_PT" w:bidi="pt_PT"/>
-          </w:rPr>
-          <w:rPr>
-            <w:color w:val="0000EE"/>
-            <w:u w:val="single"/>
-          </w:rPr>
-          <w:t>2Rs 17.24–40</w:t>
-        </w:r>
-      </w:hyperlink>
+      <w:r>
+        <w:rPr>
+          <w:lang w:val="pt_PT" w:bidi="pt_PT"/>
+        </w:rPr>
+        <w:t>2Rs 17.24–40</w:t>
+      </w:r>
       <w:r>
         <w:rPr>
           <w:lang w:val="pt_PT" w:bidi="pt_PT"/>
@@ -2862,36 +2424,24 @@
         </w:rPr>
         <w:t xml:space="preserve">): Era importante colocar o altar no exato local sagrado onde o altar de Salomão havia estado para se conectar com a adoração autêntica realizada antes do Exílio. • Os sacrifícios diários de manhã e à noite (veja </w:t>
       </w:r>
-      <w:hyperlink r:id="rId75">
-        <w:r>
-          <w:rPr>
-            <w:lang w:val="pt_PT" w:bidi="pt_PT"/>
-          </w:rPr>
-          <w:rPr>
-            <w:color w:val="0000EE"/>
-            <w:u w:val="single"/>
-          </w:rPr>
-          <w:t>Êx 29.38–42</w:t>
-        </w:r>
-      </w:hyperlink>
+      <w:r>
+        <w:rPr>
+          <w:lang w:val="pt_PT" w:bidi="pt_PT"/>
+        </w:rPr>
+        <w:t>Êx 29.38–42</w:t>
+      </w:r>
       <w:r>
         <w:rPr>
           <w:lang w:val="pt_PT" w:bidi="pt_PT"/>
         </w:rPr>
         <w:t xml:space="preserve">; </w:t>
       </w:r>
-      <w:hyperlink r:id="rId76">
-        <w:r>
-          <w:rPr>
-            <w:lang w:val="pt_PT" w:bidi="pt_PT"/>
-          </w:rPr>
-          <w:rPr>
-            <w:color w:val="0000EE"/>
-            <w:u w:val="single"/>
-          </w:rPr>
-          <w:t>Nm 28.3–8</w:t>
-        </w:r>
-      </w:hyperlink>
+      <w:r>
+        <w:rPr>
+          <w:lang w:val="pt_PT" w:bidi="pt_PT"/>
+        </w:rPr>
+        <w:t>Nm 28.3–8</w:t>
+      </w:r>
       <w:r>
         <w:rPr>
           <w:lang w:val="pt_PT" w:bidi="pt_PT"/>
@@ -2946,54 +2496,36 @@
         </w:rPr>
         <w:t>O Festival de Sete Dias das Cabanas... prescrito na Lei (</w:t>
       </w:r>
-      <w:hyperlink r:id="rId77">
-        <w:r>
-          <w:rPr>
-            <w:lang w:val="pt_PT" w:bidi="pt_PT"/>
-          </w:rPr>
-          <w:rPr>
-            <w:color w:val="0000EE"/>
-            <w:u w:val="single"/>
-          </w:rPr>
-          <w:t>Lv 23.33–36</w:t>
-        </w:r>
-      </w:hyperlink>
+      <w:r>
+        <w:rPr>
+          <w:lang w:val="pt_PT" w:bidi="pt_PT"/>
+        </w:rPr>
+        <w:t>Lv 23.33–36</w:t>
+      </w:r>
       <w:r>
         <w:rPr>
           <w:lang w:val="pt_PT" w:bidi="pt_PT"/>
         </w:rPr>
         <w:t xml:space="preserve">; </w:t>
       </w:r>
-      <w:hyperlink r:id="rId78">
-        <w:r>
-          <w:rPr>
-            <w:lang w:val="pt_PT" w:bidi="pt_PT"/>
-          </w:rPr>
-          <w:rPr>
-            <w:color w:val="0000EE"/>
-            <w:u w:val="single"/>
-          </w:rPr>
-          <w:t>Nm 29.12–38</w:t>
-        </w:r>
-      </w:hyperlink>
+      <w:r>
+        <w:rPr>
+          <w:lang w:val="pt_PT" w:bidi="pt_PT"/>
+        </w:rPr>
+        <w:t>Nm 29.12–38</w:t>
+      </w:r>
       <w:r>
         <w:rPr>
           <w:lang w:val="pt_PT" w:bidi="pt_PT"/>
         </w:rPr>
         <w:t xml:space="preserve">; </w:t>
       </w:r>
-      <w:hyperlink r:id="rId79">
-        <w:r>
-          <w:rPr>
-            <w:lang w:val="pt_PT" w:bidi="pt_PT"/>
-          </w:rPr>
-          <w:rPr>
-            <w:color w:val="0000EE"/>
-            <w:u w:val="single"/>
-          </w:rPr>
-          <w:t>Dt 16.13–16</w:t>
-        </w:r>
-      </w:hyperlink>
+      <w:r>
+        <w:rPr>
+          <w:lang w:val="pt_PT" w:bidi="pt_PT"/>
+        </w:rPr>
+        <w:t>Dt 16.13–16</w:t>
+      </w:r>
       <w:r>
         <w:rPr>
           <w:lang w:val="pt_PT" w:bidi="pt_PT"/>
@@ -3048,90 +2580,60 @@
         </w:rPr>
         <w:t>O catálogo de sacrifícios, oferecidos mesmo antes de lançarem os alicerces do Templo, demonstrava o entusiasmo do povo em adorar a Deus fielmente sempre que tinham oportunidade. Eles fizeram tudo exatamente como foram instruídos na lei. • As celebrações da lua nova ocorriam no primeiro dia de cada mês hebraico; os sacrifícios e o toque das trombetas lembravam o povo da aliança de Deus com eles (</w:t>
       </w:r>
-      <w:hyperlink r:id="rId80">
-        <w:r>
-          <w:rPr>
-            <w:lang w:val="pt_PT" w:bidi="pt_PT"/>
-          </w:rPr>
-          <w:rPr>
-            <w:color w:val="0000EE"/>
-            <w:u w:val="single"/>
-          </w:rPr>
-          <w:t>Nm 10.10</w:t>
-        </w:r>
-      </w:hyperlink>
+      <w:r>
+        <w:rPr>
+          <w:lang w:val="pt_PT" w:bidi="pt_PT"/>
+        </w:rPr>
+        <w:t>Nm 10.10</w:t>
+      </w:r>
       <w:r>
         <w:rPr>
           <w:lang w:val="pt_PT" w:bidi="pt_PT"/>
         </w:rPr>
         <w:t xml:space="preserve">; </w:t>
       </w:r>
-      <w:hyperlink r:id="rId81">
-        <w:r>
-          <w:rPr>
-            <w:lang w:val="pt_PT" w:bidi="pt_PT"/>
-          </w:rPr>
-          <w:rPr>
-            <w:color w:val="0000EE"/>
-            <w:u w:val="single"/>
-          </w:rPr>
-          <w:t>28.11–15</w:t>
-        </w:r>
-      </w:hyperlink>
+      <w:r>
+        <w:rPr>
+          <w:lang w:val="pt_PT" w:bidi="pt_PT"/>
+        </w:rPr>
+        <w:t>28.11–15</w:t>
+      </w:r>
       <w:r>
         <w:rPr>
           <w:lang w:val="pt_PT" w:bidi="pt_PT"/>
         </w:rPr>
         <w:t>). • Ofertas voluntárias eram presentes como dinheiro para a construção do Templo (</w:t>
       </w:r>
-      <w:hyperlink r:id="rId82">
-        <w:r>
-          <w:rPr>
-            <w:lang w:val="pt_PT" w:bidi="pt_PT"/>
-          </w:rPr>
-          <w:rPr>
-            <w:color w:val="0000EE"/>
-            <w:u w:val="single"/>
-          </w:rPr>
-          <w:t>Êx 35.29</w:t>
-        </w:r>
-      </w:hyperlink>
+      <w:r>
+        <w:rPr>
+          <w:lang w:val="pt_PT" w:bidi="pt_PT"/>
+        </w:rPr>
+        <w:t>Êx 35.29</w:t>
+      </w:r>
       <w:r>
         <w:rPr>
           <w:lang w:val="pt_PT" w:bidi="pt_PT"/>
         </w:rPr>
         <w:t xml:space="preserve">; </w:t>
       </w:r>
-      <w:hyperlink r:id="rId83">
-        <w:r>
-          <w:rPr>
-            <w:lang w:val="pt_PT" w:bidi="pt_PT"/>
-          </w:rPr>
-          <w:rPr>
-            <w:color w:val="0000EE"/>
-            <w:u w:val="single"/>
-          </w:rPr>
-          <w:t>36.3</w:t>
-        </w:r>
-      </w:hyperlink>
+      <w:r>
+        <w:rPr>
+          <w:lang w:val="pt_PT" w:bidi="pt_PT"/>
+        </w:rPr>
+        <w:t>36.3</w:t>
+      </w:r>
       <w:r>
         <w:rPr>
           <w:lang w:val="pt_PT" w:bidi="pt_PT"/>
         </w:rPr>
         <w:t>). O termo hebraico também pode se referir a ofertas de paz de carne ou pão que eram consumidas para celebrar a comunhão com Deus (</w:t>
       </w:r>
-      <w:hyperlink r:id="rId84">
-        <w:r>
-          <w:rPr>
-            <w:lang w:val="pt_PT" w:bidi="pt_PT"/>
-          </w:rPr>
-          <w:rPr>
-            <w:color w:val="0000EE"/>
-            <w:u w:val="single"/>
-          </w:rPr>
-          <w:t>Lv 7.11–21</w:t>
-        </w:r>
-      </w:hyperlink>
+      <w:r>
+        <w:rPr>
+          <w:lang w:val="pt_PT" w:bidi="pt_PT"/>
+        </w:rPr>
+        <w:t>Lv 7.11–21</w:t>
+      </w:r>
       <w:r>
         <w:rPr>
           <w:lang w:val="pt_PT" w:bidi="pt_PT"/>
@@ -3186,36 +2688,24 @@
         </w:rPr>
         <w:t xml:space="preserve">Tiro e Sidom: Poucas árvores altas e retas cresciam no clima seco de Judá, e aquelas que haviam crescido em Israel já tinham sido cortadas. Portanto, trabalhadores qualificados foram contratados em países que tinham árvores altas (veja também </w:t>
       </w:r>
-      <w:hyperlink r:id="rId85">
-        <w:r>
-          <w:rPr>
-            <w:lang w:val="pt_PT" w:bidi="pt_PT"/>
-          </w:rPr>
-          <w:rPr>
-            <w:color w:val="0000EE"/>
-            <w:u w:val="single"/>
-          </w:rPr>
-          <w:t>1Cr 22.1–5</w:t>
-        </w:r>
-      </w:hyperlink>
+      <w:r>
+        <w:rPr>
+          <w:lang w:val="pt_PT" w:bidi="pt_PT"/>
+        </w:rPr>
+        <w:t>1Cr 22.1–5</w:t>
+      </w:r>
       <w:r>
         <w:rPr>
           <w:lang w:val="pt_PT" w:bidi="pt_PT"/>
         </w:rPr>
         <w:t xml:space="preserve">; </w:t>
       </w:r>
-      <w:hyperlink r:id="rId86">
-        <w:r>
-          <w:rPr>
-            <w:lang w:val="pt_PT" w:bidi="pt_PT"/>
-          </w:rPr>
-          <w:rPr>
-            <w:color w:val="0000EE"/>
-            <w:u w:val="single"/>
-          </w:rPr>
-          <w:t>2Cr 2.7–16</w:t>
-        </w:r>
-      </w:hyperlink>
+      <w:r>
+        <w:rPr>
+          <w:lang w:val="pt_PT" w:bidi="pt_PT"/>
+        </w:rPr>
+        <w:t>2Cr 2.7–16</w:t>
+      </w:r>
       <w:r>
         <w:rPr>
           <w:lang w:val="pt_PT" w:bidi="pt_PT"/>
@@ -3318,36 +2808,24 @@
         </w:rPr>
         <w:t>A música nesta cerimônia de dedicação soou semelhante ao canto quando Salomão trouxe pela primeira vez a Arca para o Templo (</w:t>
       </w:r>
-      <w:hyperlink r:id="rId87">
-        <w:r>
-          <w:rPr>
-            <w:lang w:val="pt_PT" w:bidi="pt_PT"/>
-          </w:rPr>
-          <w:rPr>
-            <w:color w:val="0000EE"/>
-            <w:u w:val="single"/>
-          </w:rPr>
-          <w:t>2Cr 5.12–13</w:t>
-        </w:r>
-      </w:hyperlink>
+      <w:r>
+        <w:rPr>
+          <w:lang w:val="pt_PT" w:bidi="pt_PT"/>
+        </w:rPr>
+        <w:t>2Cr 5.12–13</w:t>
+      </w:r>
       <w:r>
         <w:rPr>
           <w:lang w:val="pt_PT" w:bidi="pt_PT"/>
         </w:rPr>
         <w:t xml:space="preserve">). Ambos os eventos levaram os adoradores a louvar e agradecer ao Senhor por sua aliança fiel, amor e bondade. • como o Rei Davi havia prescrito: Veja </w:t>
       </w:r>
-      <w:hyperlink r:id="rId50">
-        <w:r>
-          <w:rPr>
-            <w:lang w:val="pt_PT" w:bidi="pt_PT"/>
-          </w:rPr>
-          <w:rPr>
-            <w:color w:val="0000EE"/>
-            <w:u w:val="single"/>
-          </w:rPr>
-          <w:t>1Cr 25.1–7</w:t>
-        </w:r>
-      </w:hyperlink>
+      <w:r>
+        <w:rPr>
+          <w:lang w:val="pt_PT" w:bidi="pt_PT"/>
+        </w:rPr>
+        <w:t>1Cr 25.1–7</w:t>
+      </w:r>
       <w:r>
         <w:rPr>
           <w:lang w:val="pt_PT" w:bidi="pt_PT"/>
@@ -3402,18 +2880,12 @@
         </w:rPr>
         <w:t xml:space="preserve">Aqueles que choraram em voz alta estavam ou desapontados porque a fundação do Templo não era tão maravilhosa quanto a antiga (cp. </w:t>
       </w:r>
-      <w:hyperlink r:id="rId88">
-        <w:r>
-          <w:rPr>
-            <w:lang w:val="pt_PT" w:bidi="pt_PT"/>
-          </w:rPr>
-          <w:rPr>
-            <w:color w:val="0000EE"/>
-            <w:u w:val="single"/>
-          </w:rPr>
-          <w:t>Ag 2.3</w:t>
-        </w:r>
-      </w:hyperlink>
+      <w:r>
+        <w:rPr>
+          <w:lang w:val="pt_PT" w:bidi="pt_PT"/>
+        </w:rPr>
+        <w:t>Ag 2.3</w:t>
+      </w:r>
       <w:r>
         <w:rPr>
           <w:lang w:val="pt_PT" w:bidi="pt_PT"/>
@@ -3468,18 +2940,12 @@
         </w:rPr>
         <w:t>Judá e Benjamim: A maioria dos exilados que havia retornado pertencia a essas duas tribos de Israel (</w:t>
       </w:r>
-      <w:hyperlink r:id="rId89">
-        <w:r>
-          <w:rPr>
-            <w:lang w:val="pt_PT" w:bidi="pt_PT"/>
-          </w:rPr>
-          <w:rPr>
-            <w:color w:val="0000EE"/>
-            <w:u w:val="single"/>
-          </w:rPr>
-          <w:t>1.5</w:t>
-        </w:r>
-      </w:hyperlink>
+      <w:r>
+        <w:rPr>
+          <w:lang w:val="pt_PT" w:bidi="pt_PT"/>
+        </w:rPr>
+        <w:t>1.5</w:t>
+      </w:r>
       <w:r>
         <w:rPr>
           <w:lang w:val="pt_PT" w:bidi="pt_PT"/>
@@ -3534,36 +3000,24 @@
         </w:rPr>
         <w:t>O rei Esar-Hadom da Assíria (680–669 a.C.) deportou o povo de Israel para terras estrangeiras e realocou outros povos conquistados para a terra de Israel durante o reinado do rei Manassés em Judá. Esses estrangeiros aprenderam sobre o Senhor ao entrarem na terra de Israel, mas também continuaram a adorar seus antigos deuses (</w:t>
       </w:r>
-      <w:hyperlink r:id="rId90">
-        <w:r>
-          <w:rPr>
-            <w:lang w:val="pt_PT" w:bidi="pt_PT"/>
-          </w:rPr>
-          <w:rPr>
-            <w:color w:val="0000EE"/>
-            <w:u w:val="single"/>
-          </w:rPr>
-          <w:t>2Rs 17.27–34</w:t>
-        </w:r>
-      </w:hyperlink>
+      <w:r>
+        <w:rPr>
+          <w:lang w:val="pt_PT" w:bidi="pt_PT"/>
+        </w:rPr>
+        <w:t>2Rs 17.27–34</w:t>
+      </w:r>
       <w:r>
         <w:rPr>
           <w:lang w:val="pt_PT" w:bidi="pt_PT"/>
         </w:rPr>
         <w:t xml:space="preserve">, </w:t>
       </w:r>
-      <w:hyperlink r:id="rId91">
-        <w:r>
-          <w:rPr>
-            <w:lang w:val="pt_PT" w:bidi="pt_PT"/>
-          </w:rPr>
-          <w:rPr>
-            <w:color w:val="0000EE"/>
-            <w:u w:val="single"/>
-          </w:rPr>
-          <w:t>40–41</w:t>
-        </w:r>
-      </w:hyperlink>
+      <w:r>
+        <w:rPr>
+          <w:lang w:val="pt_PT" w:bidi="pt_PT"/>
+        </w:rPr>
+        <w:t>40–41</w:t>
+      </w:r>
       <w:r>
         <w:rPr>
           <w:lang w:val="pt_PT" w:bidi="pt_PT"/>
@@ -3618,18 +3072,12 @@
         </w:rPr>
         <w:t xml:space="preserve">Os principais líderes políticos, religiosos e tribais falaram com uma voz unificada contra a proposta dos estrangeiros, que teria aberto a porta para suas crenças idólatras. Os judeus não queriam cometer o mesmo erro de seus ancestrais, que foram enviados ao exílio como resultado da adoração aos falsos deuses dos cananeus. • como o rei Ciro da Pérsia nos ordenou: Veja </w:t>
       </w:r>
-      <w:hyperlink r:id="rId92">
-        <w:r>
-          <w:rPr>
-            <w:lang w:val="pt_PT" w:bidi="pt_PT"/>
-          </w:rPr>
-          <w:rPr>
-            <w:color w:val="0000EE"/>
-            <w:u w:val="single"/>
-          </w:rPr>
-          <w:t>1.2–4</w:t>
-        </w:r>
-      </w:hyperlink>
+      <w:r>
+        <w:rPr>
+          <w:lang w:val="pt_PT" w:bidi="pt_PT"/>
+        </w:rPr>
+        <w:t>1.2–4</w:t>
+      </w:r>
       <w:r>
         <w:rPr>
           <w:lang w:val="pt_PT" w:bidi="pt_PT"/>
@@ -3684,18 +3132,12 @@
         </w:rPr>
         <w:t>Percebendo que não conseguiriam influenciar uma comunidade judaica estabelecida (</w:t>
       </w:r>
-      <w:hyperlink r:id="rId93">
-        <w:r>
-          <w:rPr>
-            <w:lang w:val="pt_PT" w:bidi="pt_PT"/>
-          </w:rPr>
-          <w:rPr>
-            <w:color w:val="0000EE"/>
-            <w:u w:val="single"/>
-          </w:rPr>
-          <w:t>4.1–3</w:t>
-        </w:r>
-      </w:hyperlink>
+      <w:r>
+        <w:rPr>
+          <w:lang w:val="pt_PT" w:bidi="pt_PT"/>
+        </w:rPr>
+        <w:t>4.1–3</w:t>
+      </w:r>
       <w:r>
         <w:rPr>
           <w:lang w:val="pt_PT" w:bidi="pt_PT"/>
@@ -3750,18 +3192,12 @@
         </w:rPr>
         <w:t xml:space="preserve">O povo pagou um preço alto por seu compromisso intransigente com a santidade. • O rei Ciro reinou até 530 a.C. Dario (Dario I) assumiu o trono da Pérsia em 521 a.C. O trabalho no Templo foi retomado em 520 a.C. e foi concluído em 515 a.C. (veja </w:t>
       </w:r>
-      <w:hyperlink r:id="rId72">
-        <w:r>
-          <w:rPr>
-            <w:lang w:val="pt_PT" w:bidi="pt_PT"/>
-          </w:rPr>
-          <w:rPr>
-            <w:color w:val="0000EE"/>
-            <w:u w:val="single"/>
-          </w:rPr>
-          <w:t>6.15</w:t>
-        </w:r>
-      </w:hyperlink>
+      <w:r>
+        <w:rPr>
+          <w:lang w:val="pt_PT" w:bidi="pt_PT"/>
+        </w:rPr>
+        <w:t>6.15</w:t>
+      </w:r>
       <w:r>
         <w:rPr>
           <w:lang w:val="pt_PT" w:bidi="pt_PT"/>
@@ -3816,90 +3252,60 @@
         </w:rPr>
         <w:t xml:space="preserve">Esses versos são uma discussão entre parênteses sobre a oposição posterior aos esforços de reconstrução judaica. O relato, na verdade, pertence a eventos bem posteriores no reinado de Xerxes (486–465 a.C.) e Artaxerxes I (465–424 a.C.), mas está incluído aqui porque se encaixa com o tema da oposição. Cronologicamente, </w:t>
       </w:r>
-      <w:hyperlink r:id="rId94">
-        <w:r>
-          <w:rPr>
-            <w:lang w:val="pt_PT" w:bidi="pt_PT"/>
-          </w:rPr>
-          <w:rPr>
-            <w:color w:val="0000EE"/>
-            <w:u w:val="single"/>
-          </w:rPr>
-          <w:t>4.6</w:t>
-        </w:r>
-      </w:hyperlink>
+      <w:r>
+        <w:rPr>
+          <w:lang w:val="pt_PT" w:bidi="pt_PT"/>
+        </w:rPr>
+        <w:t>4.6</w:t>
+      </w:r>
       <w:r>
         <w:rPr>
           <w:lang w:val="pt_PT" w:bidi="pt_PT"/>
         </w:rPr>
         <w:t xml:space="preserve"> se encaixa entre os caps. </w:t>
       </w:r>
-      <w:hyperlink r:id="rId95">
-        <w:r>
-          <w:rPr>
-            <w:lang w:val="pt_PT" w:bidi="pt_PT"/>
-          </w:rPr>
-          <w:rPr>
-            <w:color w:val="0000EE"/>
-            <w:u w:val="single"/>
-          </w:rPr>
-          <w:t>6</w:t>
-        </w:r>
-      </w:hyperlink>
+      <w:r>
+        <w:rPr>
+          <w:lang w:val="pt_PT" w:bidi="pt_PT"/>
+        </w:rPr>
+        <w:t>6</w:t>
+      </w:r>
       <w:r>
         <w:rPr>
           <w:lang w:val="pt_PT" w:bidi="pt_PT"/>
         </w:rPr>
         <w:t xml:space="preserve"> e </w:t>
       </w:r>
-      <w:hyperlink r:id="rId96">
-        <w:r>
-          <w:rPr>
-            <w:lang w:val="pt_PT" w:bidi="pt_PT"/>
-          </w:rPr>
-          <w:rPr>
-            <w:color w:val="0000EE"/>
-            <w:u w:val="single"/>
-          </w:rPr>
-          <w:t>7</w:t>
-        </w:r>
-      </w:hyperlink>
+      <w:r>
+        <w:rPr>
+          <w:lang w:val="pt_PT" w:bidi="pt_PT"/>
+        </w:rPr>
+        <w:t>7</w:t>
+      </w:r>
       <w:r>
         <w:rPr>
           <w:lang w:val="pt_PT" w:bidi="pt_PT"/>
         </w:rPr>
         <w:t xml:space="preserve">, enquanto </w:t>
       </w:r>
-      <w:hyperlink r:id="rId97">
-        <w:r>
-          <w:rPr>
-            <w:lang w:val="pt_PT" w:bidi="pt_PT"/>
-          </w:rPr>
-          <w:rPr>
-            <w:color w:val="0000EE"/>
-            <w:u w:val="single"/>
-          </w:rPr>
-          <w:t>4.7–23</w:t>
-        </w:r>
-      </w:hyperlink>
+      <w:r>
+        <w:rPr>
+          <w:lang w:val="pt_PT" w:bidi="pt_PT"/>
+        </w:rPr>
+        <w:t>4.7–23</w:t>
+      </w:r>
       <w:r>
         <w:rPr>
           <w:lang w:val="pt_PT" w:bidi="pt_PT"/>
         </w:rPr>
         <w:t xml:space="preserve"> se encaixa antes de </w:t>
       </w:r>
-      <w:hyperlink r:id="rId98">
-        <w:r>
-          <w:rPr>
-            <w:lang w:val="pt_PT" w:bidi="pt_PT"/>
-          </w:rPr>
-          <w:rPr>
-            <w:color w:val="0000EE"/>
-            <w:u w:val="single"/>
-          </w:rPr>
-          <w:t>Ne 1</w:t>
-        </w:r>
-      </w:hyperlink>
+      <w:r>
+        <w:rPr>
+          <w:lang w:val="pt_PT" w:bidi="pt_PT"/>
+        </w:rPr>
+        <w:t>Ne 1</w:t>
+      </w:r>
       <w:r>
         <w:rPr>
           <w:lang w:val="pt_PT" w:bidi="pt_PT"/>
@@ -4050,18 +3456,12 @@
         </w:rPr>
         <w:t xml:space="preserve">Assurbanípal deportou pessoas de outras terras conquistadas para as terras de Israel e Arã (veja </w:t>
       </w:r>
-      <w:hyperlink r:id="rId99">
-        <w:r>
-          <w:rPr>
-            <w:lang w:val="pt_PT" w:bidi="pt_PT"/>
-          </w:rPr>
-          <w:rPr>
-            <w:color w:val="0000EE"/>
-            <w:u w:val="single"/>
-          </w:rPr>
-          <w:t>2Rs 17.24–41</w:t>
-        </w:r>
-      </w:hyperlink>
+      <w:r>
+        <w:rPr>
+          <w:lang w:val="pt_PT" w:bidi="pt_PT"/>
+        </w:rPr>
+        <w:t>2Rs 17.24–41</w:t>
+      </w:r>
       <w:r>
         <w:rPr>
           <w:lang w:val="pt_PT" w:bidi="pt_PT"/>
@@ -4164,36 +3564,24 @@
         </w:rPr>
         <w:t>Um tributo era um imposto fixo anual, os tributos alfandegários eram provavelmente impostos sobre vendas, e os pedágios eram provavelmente cobranças pelo uso de estradas. Governantes anteriores haviam arrecadado uma receita considerável da região (</w:t>
       </w:r>
-      <w:hyperlink r:id="rId100">
-        <w:r>
-          <w:rPr>
-            <w:lang w:val="pt_PT" w:bidi="pt_PT"/>
-          </w:rPr>
-          <w:rPr>
-            <w:color w:val="0000EE"/>
-            <w:u w:val="single"/>
-          </w:rPr>
-          <w:t>4.20</w:t>
-        </w:r>
-      </w:hyperlink>
+      <w:r>
+        <w:rPr>
+          <w:lang w:val="pt_PT" w:bidi="pt_PT"/>
+        </w:rPr>
+        <w:t>4.20</w:t>
+      </w:r>
       <w:r>
         <w:rPr>
           <w:lang w:val="pt_PT" w:bidi="pt_PT"/>
         </w:rPr>
         <w:t xml:space="preserve">; cp. </w:t>
       </w:r>
-      <w:hyperlink r:id="rId101">
-        <w:r>
-          <w:rPr>
-            <w:lang w:val="pt_PT" w:bidi="pt_PT"/>
-          </w:rPr>
-          <w:rPr>
-            <w:color w:val="0000EE"/>
-            <w:u w:val="single"/>
-          </w:rPr>
-          <w:t>1Rs 10.14–15</w:t>
-        </w:r>
-      </w:hyperlink>
+      <w:r>
+        <w:rPr>
+          <w:lang w:val="pt_PT" w:bidi="pt_PT"/>
+        </w:rPr>
+        <w:t>1Rs 10.14–15</w:t>
+      </w:r>
       <w:r>
         <w:rPr>
           <w:lang w:val="pt_PT" w:bidi="pt_PT"/>
@@ -4322,18 +3710,12 @@
         </w:rPr>
         <w:t xml:space="preserve"> que descreviam as revoltas de Jerusalém contra Nabucodonosor (veja </w:t>
       </w:r>
-      <w:hyperlink r:id="rId102">
-        <w:r>
-          <w:rPr>
-            <w:lang w:val="pt_PT" w:bidi="pt_PT"/>
-          </w:rPr>
-          <w:rPr>
-            <w:color w:val="0000EE"/>
-            <w:u w:val="single"/>
-          </w:rPr>
-          <w:t>2Rs 24.1–7</w:t>
-        </w:r>
-      </w:hyperlink>
+      <w:r>
+        <w:rPr>
+          <w:lang w:val="pt_PT" w:bidi="pt_PT"/>
+        </w:rPr>
+        <w:t>2Rs 24.1–7</w:t>
+      </w:r>
       <w:r>
         <w:rPr>
           <w:lang w:val="pt_PT" w:bidi="pt_PT"/>
@@ -4436,18 +3818,12 @@
         </w:rPr>
         <w:t xml:space="preserve">O rei Jeoaquim (609–598 a.C.) se rebelou contra a Babilônia por volta de 601 a.C., e o rei Zedequias (597–586 a.C.) se rebelou por volta de 588 a.C. (veja </w:t>
       </w:r>
-      <w:hyperlink r:id="rId103">
-        <w:r>
-          <w:rPr>
-            <w:lang w:val="pt_PT" w:bidi="pt_PT"/>
-          </w:rPr>
-          <w:rPr>
-            <w:color w:val="0000EE"/>
-            <w:u w:val="single"/>
-          </w:rPr>
-          <w:t>2Rs 25.2</w:t>
-        </w:r>
-      </w:hyperlink>
+      <w:r>
+        <w:rPr>
+          <w:lang w:val="pt_PT" w:bidi="pt_PT"/>
+        </w:rPr>
+        <w:t>2Rs 25.2</w:t>
+      </w:r>
       <w:r>
         <w:rPr>
           <w:lang w:val="pt_PT" w:bidi="pt_PT"/>
@@ -4502,18 +3878,12 @@
         </w:rPr>
         <w:t xml:space="preserve">Exceto por meu comando expresso: O trabalho nas muralhas permaneceu parado até 445 a.C., quando Neemias, copeiro de Artaxerxes, obteve sua permissão para retomar a reconstrução (veja </w:t>
       </w:r>
-      <w:hyperlink r:id="rId104">
-        <w:r>
-          <w:rPr>
-            <w:lang w:val="pt_PT" w:bidi="pt_PT"/>
-          </w:rPr>
-          <w:rPr>
-            <w:color w:val="0000EE"/>
-            <w:u w:val="single"/>
-          </w:rPr>
-          <w:t>Ne 2.1–6</w:t>
-        </w:r>
-      </w:hyperlink>
+      <w:r>
+        <w:rPr>
+          <w:lang w:val="pt_PT" w:bidi="pt_PT"/>
+        </w:rPr>
+        <w:t>Ne 2.1–6</w:t>
+      </w:r>
       <w:r>
         <w:rPr>
           <w:lang w:val="pt_PT" w:bidi="pt_PT"/>
@@ -4568,36 +3938,24 @@
         </w:rPr>
         <w:t xml:space="preserve">Uma unidade militar provavelmente forçou os judeus a parar de construir e impôs os desejos do rei. Parte do muro reconstruído pode ter sido derrubado nesse momento (cp. </w:t>
       </w:r>
-      <w:hyperlink r:id="rId105">
-        <w:r>
-          <w:rPr>
-            <w:lang w:val="pt_PT" w:bidi="pt_PT"/>
-          </w:rPr>
-          <w:rPr>
-            <w:color w:val="0000EE"/>
-            <w:u w:val="single"/>
-          </w:rPr>
-          <w:t>Ne 1.3</w:t>
-        </w:r>
-      </w:hyperlink>
+      <w:r>
+        <w:rPr>
+          <w:lang w:val="pt_PT" w:bidi="pt_PT"/>
+        </w:rPr>
+        <w:t>Ne 1.3</w:t>
+      </w:r>
       <w:r>
         <w:rPr>
           <w:lang w:val="pt_PT" w:bidi="pt_PT"/>
         </w:rPr>
         <w:t xml:space="preserve">). • Este versículo encerra a seção entre parênteses que começou em </w:t>
       </w:r>
-      <w:hyperlink r:id="rId94">
-        <w:r>
-          <w:rPr>
-            <w:lang w:val="pt_PT" w:bidi="pt_PT"/>
-          </w:rPr>
-          <w:rPr>
-            <w:color w:val="0000EE"/>
-            <w:u w:val="single"/>
-          </w:rPr>
-          <w:t>Esdras 4.6</w:t>
-        </w:r>
-      </w:hyperlink>
+      <w:r>
+        <w:rPr>
+          <w:lang w:val="pt_PT" w:bidi="pt_PT"/>
+        </w:rPr>
+        <w:t>Esdras 4.6</w:t>
+      </w:r>
       <w:r>
         <w:rPr>
           <w:lang w:val="pt_PT" w:bidi="pt_PT"/>
@@ -4652,18 +4010,12 @@
         </w:rPr>
         <w:t xml:space="preserve">Os eventos dos versículos seguintes ocorreram aproximadamente dezesseis anos após os eventos até </w:t>
       </w:r>
-      <w:hyperlink r:id="rId106">
-        <w:r>
-          <w:rPr>
-            <w:lang w:val="pt_PT" w:bidi="pt_PT"/>
-          </w:rPr>
-          <w:rPr>
-            <w:color w:val="0000EE"/>
-            <w:u w:val="single"/>
-          </w:rPr>
-          <w:t>4.5</w:t>
-        </w:r>
-      </w:hyperlink>
+      <w:r>
+        <w:rPr>
+          <w:lang w:val="pt_PT" w:bidi="pt_PT"/>
+        </w:rPr>
+        <w:t>4.5</w:t>
+      </w:r>
       <w:r>
         <w:rPr>
           <w:lang w:val="pt_PT" w:bidi="pt_PT"/>
@@ -4766,54 +4118,36 @@
         </w:rPr>
         <w:t>Ageu profetizou pela primeira vez em 29 de agosto de 520 a.C. (</w:t>
       </w:r>
-      <w:hyperlink r:id="rId39">
-        <w:r>
-          <w:rPr>
-            <w:lang w:val="pt_PT" w:bidi="pt_PT"/>
-          </w:rPr>
-          <w:rPr>
-            <w:color w:val="0000EE"/>
-            <w:u w:val="single"/>
-          </w:rPr>
-          <w:t>Ag 1.1</w:t>
-        </w:r>
-      </w:hyperlink>
+      <w:r>
+        <w:rPr>
+          <w:lang w:val="pt_PT" w:bidi="pt_PT"/>
+        </w:rPr>
+        <w:t>Ag 1.1</w:t>
+      </w:r>
       <w:r>
         <w:rPr>
           <w:lang w:val="pt_PT" w:bidi="pt_PT"/>
         </w:rPr>
         <w:t>). Zacarias começou a profetizar cerca de dois meses depois (</w:t>
       </w:r>
-      <w:hyperlink r:id="rId107">
-        <w:r>
-          <w:rPr>
-            <w:lang w:val="pt_PT" w:bidi="pt_PT"/>
-          </w:rPr>
-          <w:rPr>
-            <w:color w:val="0000EE"/>
-            <w:u w:val="single"/>
-          </w:rPr>
-          <w:t>Zc 1.1</w:t>
-        </w:r>
-      </w:hyperlink>
+      <w:r>
+        <w:rPr>
+          <w:lang w:val="pt_PT" w:bidi="pt_PT"/>
+        </w:rPr>
+        <w:t>Zc 1.1</w:t>
+      </w:r>
       <w:r>
         <w:rPr>
           <w:lang w:val="pt_PT" w:bidi="pt_PT"/>
         </w:rPr>
         <w:t xml:space="preserve">). Os livros de Ageu e Zacarias registram suas mensagens (veja também </w:t>
       </w:r>
-      <w:hyperlink r:id="rId108">
-        <w:r>
-          <w:rPr>
-            <w:lang w:val="pt_PT" w:bidi="pt_PT"/>
-          </w:rPr>
-          <w:rPr>
-            <w:color w:val="0000EE"/>
-            <w:u w:val="single"/>
-          </w:rPr>
-          <w:t>Ed 6.14</w:t>
-        </w:r>
-      </w:hyperlink>
+      <w:r>
+        <w:rPr>
+          <w:lang w:val="pt_PT" w:bidi="pt_PT"/>
+        </w:rPr>
+        <w:t>Ed 6.14</w:t>
+      </w:r>
       <w:r>
         <w:rPr>
           <w:lang w:val="pt_PT" w:bidi="pt_PT"/>
@@ -4868,54 +4202,36 @@
         </w:rPr>
         <w:t xml:space="preserve">Os líderes judeus não haviam liderado pela fé (veja </w:t>
       </w:r>
-      <w:hyperlink r:id="rId39">
-        <w:r>
-          <w:rPr>
-            <w:lang w:val="pt_PT" w:bidi="pt_PT"/>
-          </w:rPr>
-          <w:rPr>
-            <w:color w:val="0000EE"/>
-            <w:u w:val="single"/>
-          </w:rPr>
-          <w:t>Ag 1.1</w:t>
-        </w:r>
-      </w:hyperlink>
+      <w:r>
+        <w:rPr>
+          <w:lang w:val="pt_PT" w:bidi="pt_PT"/>
+        </w:rPr>
+        <w:t>Ag 1.1</w:t>
+      </w:r>
       <w:r>
         <w:rPr>
           <w:lang w:val="pt_PT" w:bidi="pt_PT"/>
         </w:rPr>
         <w:t>,</w:t>
       </w:r>
-      <w:hyperlink r:id="rId109">
-        <w:r>
-          <w:rPr>
-            <w:lang w:val="pt_PT" w:bidi="pt_PT"/>
-          </w:rPr>
-          <w:rPr>
-            <w:color w:val="0000EE"/>
-            <w:u w:val="single"/>
-          </w:rPr>
-          <w:t>12</w:t>
-        </w:r>
-      </w:hyperlink>
+      <w:r>
+        <w:rPr>
+          <w:lang w:val="pt_PT" w:bidi="pt_PT"/>
+        </w:rPr>
+        <w:t>12</w:t>
+      </w:r>
       <w:r>
         <w:rPr>
           <w:lang w:val="pt_PT" w:bidi="pt_PT"/>
         </w:rPr>
         <w:t>). Agora o Espírito de Deus os despertou (</w:t>
       </w:r>
-      <w:hyperlink r:id="rId110">
-        <w:r>
-          <w:rPr>
-            <w:lang w:val="pt_PT" w:bidi="pt_PT"/>
-          </w:rPr>
-          <w:rPr>
-            <w:color w:val="0000EE"/>
-            <w:u w:val="single"/>
-          </w:rPr>
-          <w:t>Ag 1.14</w:t>
-        </w:r>
-      </w:hyperlink>
+      <w:r>
+        <w:rPr>
+          <w:lang w:val="pt_PT" w:bidi="pt_PT"/>
+        </w:rPr>
+        <w:t>Ag 1.14</w:t>
+      </w:r>
       <w:r>
         <w:rPr>
           <w:lang w:val="pt_PT" w:bidi="pt_PT"/>
@@ -4970,18 +4286,12 @@
         </w:rPr>
         <w:t xml:space="preserve">Quem lhe deu permissão? Ao contrário da oposição hostil registrada no capítulo </w:t>
       </w:r>
-      <w:hyperlink r:id="rId111">
-        <w:r>
-          <w:rPr>
-            <w:lang w:val="pt_PT" w:bidi="pt_PT"/>
-          </w:rPr>
-          <w:rPr>
-            <w:color w:val="0000EE"/>
-            <w:u w:val="single"/>
-          </w:rPr>
-          <w:t>4</w:t>
-        </w:r>
-      </w:hyperlink>
+      <w:r>
+        <w:rPr>
+          <w:lang w:val="pt_PT" w:bidi="pt_PT"/>
+        </w:rPr>
+        <w:t>4</w:t>
+      </w:r>
       <w:r>
         <w:rPr>
           <w:lang w:val="pt_PT" w:bidi="pt_PT"/>
@@ -5036,18 +4346,12 @@
         </w:rPr>
         <w:t>Deus estava cuidando deles: Todo o crédito vai para o controle soberano de Deus sobre os eventos, não para qualquer líder humano ou profeta. Deus havia prometido que as ruínas seriam reconstruídas (</w:t>
       </w:r>
-      <w:hyperlink r:id="rId112">
-        <w:r>
-          <w:rPr>
-            <w:lang w:val="pt_PT" w:bidi="pt_PT"/>
-          </w:rPr>
-          <w:rPr>
-            <w:color w:val="0000EE"/>
-            <w:u w:val="single"/>
-          </w:rPr>
-          <w:t>Is 44.26</w:t>
-        </w:r>
-      </w:hyperlink>
+      <w:r>
+        <w:rPr>
+          <w:lang w:val="pt_PT" w:bidi="pt_PT"/>
+        </w:rPr>
+        <w:t>Is 44.26</w:t>
+      </w:r>
       <w:r>
         <w:rPr>
           <w:lang w:val="pt_PT" w:bidi="pt_PT"/>
@@ -5176,18 +4480,12 @@
         </w:rPr>
         <w:t xml:space="preserve">Esdras inclui uma cópia em aramaico da carta de Tatenai ao rei Dario. Ao contrário da carta de </w:t>
       </w:r>
-      <w:hyperlink r:id="rId113">
-        <w:r>
-          <w:rPr>
-            <w:lang w:val="pt_PT" w:bidi="pt_PT"/>
-          </w:rPr>
-          <w:rPr>
-            <w:color w:val="0000EE"/>
-            <w:u w:val="single"/>
-          </w:rPr>
-          <w:t>4.11–16</w:t>
-        </w:r>
-      </w:hyperlink>
+      <w:r>
+        <w:rPr>
+          <w:lang w:val="pt_PT" w:bidi="pt_PT"/>
+        </w:rPr>
+        <w:t>4.11–16</w:t>
+      </w:r>
       <w:r>
         <w:rPr>
           <w:lang w:val="pt_PT" w:bidi="pt_PT"/>
@@ -5242,18 +4540,12 @@
         </w:rPr>
         <w:t>o Grande Deus: este título era uma forma persa de se referir a uma importante divindade elevada; não indica que as autoridades provinciais acreditavam no Deus de Israel. • Seguindo o padrão do Templo de Salomão (</w:t>
       </w:r>
-      <w:hyperlink r:id="rId114">
-        <w:r>
-          <w:rPr>
-            <w:lang w:val="pt_PT" w:bidi="pt_PT"/>
-          </w:rPr>
-          <w:rPr>
-            <w:color w:val="0000EE"/>
-            <w:u w:val="single"/>
-          </w:rPr>
-          <w:t>1Rs 6.36</w:t>
-        </w:r>
-      </w:hyperlink>
+      <w:r>
+        <w:rPr>
+          <w:lang w:val="pt_PT" w:bidi="pt_PT"/>
+        </w:rPr>
+        <w:t>1Rs 6.36</w:t>
+      </w:r>
       <w:r>
         <w:rPr>
           <w:lang w:val="pt_PT" w:bidi="pt_PT"/>
@@ -5273,18 +4565,12 @@
         </w:rPr>
         <w:t xml:space="preserve"> uma camada de madeira era colocada em suas paredes (veja </w:t>
       </w:r>
-      <w:hyperlink r:id="rId115">
-        <w:r>
-          <w:rPr>
-            <w:lang w:val="pt_PT" w:bidi="pt_PT"/>
-          </w:rPr>
-          <w:rPr>
-            <w:color w:val="0000EE"/>
-            <w:u w:val="single"/>
-          </w:rPr>
-          <w:t>Ed 6.4</w:t>
-        </w:r>
-      </w:hyperlink>
+      <w:r>
+        <w:rPr>
+          <w:lang w:val="pt_PT" w:bidi="pt_PT"/>
+        </w:rPr>
+        <w:t>Ed 6.4</w:t>
+      </w:r>
       <w:r>
         <w:rPr>
           <w:lang w:val="pt_PT" w:bidi="pt_PT"/>
@@ -5339,18 +4625,12 @@
         </w:rPr>
         <w:t xml:space="preserve">o Deus do céu: este título seria compreendido pelos persas, pois tratava-se do Deus supremo universal, não uma divindade local insignificante. • um grande rei de Israel: Salomão (veja </w:t>
       </w:r>
-      <w:hyperlink r:id="rId116">
-        <w:r>
-          <w:rPr>
-            <w:lang w:val="pt_PT" w:bidi="pt_PT"/>
-          </w:rPr>
-          <w:rPr>
-            <w:color w:val="0000EE"/>
-            <w:u w:val="single"/>
-          </w:rPr>
-          <w:t>1Rs 5–8</w:t>
-        </w:r>
-      </w:hyperlink>
+      <w:r>
+        <w:rPr>
+          <w:lang w:val="pt_PT" w:bidi="pt_PT"/>
+        </w:rPr>
+        <w:t>1Rs 5–8</w:t>
+      </w:r>
       <w:r>
         <w:rPr>
           <w:lang w:val="pt_PT" w:bidi="pt_PT"/>
@@ -5405,18 +4685,12 @@
         </w:rPr>
         <w:t xml:space="preserve">destruiu este Templo e exilou o povo: Veja </w:t>
       </w:r>
-      <w:hyperlink r:id="rId117">
-        <w:r>
-          <w:rPr>
-            <w:lang w:val="pt_PT" w:bidi="pt_PT"/>
-          </w:rPr>
-          <w:rPr>
-            <w:color w:val="0000EE"/>
-            <w:u w:val="single"/>
-          </w:rPr>
-          <w:t>2Rs 25.9–17</w:t>
-        </w:r>
-      </w:hyperlink>
+      <w:r>
+        <w:rPr>
+          <w:lang w:val="pt_PT" w:bidi="pt_PT"/>
+        </w:rPr>
+        <w:t>2Rs 25.9–17</w:t>
+      </w:r>
       <w:r>
         <w:rPr>
           <w:lang w:val="pt_PT" w:bidi="pt_PT"/>
@@ -5471,18 +4745,12 @@
         </w:rPr>
         <w:t xml:space="preserve">Um decreto: Veja </w:t>
       </w:r>
-      <w:hyperlink r:id="rId118">
-        <w:r>
-          <w:rPr>
-            <w:lang w:val="pt_PT" w:bidi="pt_PT"/>
-          </w:rPr>
-          <w:rPr>
-            <w:color w:val="0000EE"/>
-            <w:u w:val="single"/>
-          </w:rPr>
-          <w:t>1.1–4</w:t>
-        </w:r>
-      </w:hyperlink>
+      <w:r>
+        <w:rPr>
+          <w:lang w:val="pt_PT" w:bidi="pt_PT"/>
+        </w:rPr>
+        <w:t>1.1–4</w:t>
+      </w:r>
       <w:r>
         <w:rPr>
           <w:lang w:val="pt_PT" w:bidi="pt_PT"/>
@@ -5537,18 +4805,12 @@
         </w:rPr>
         <w:t xml:space="preserve">Os judeus forneceram informações detalhadas que os persas poderiam verificar quanto à sua exatidão(veja </w:t>
       </w:r>
-      <w:hyperlink r:id="rId119">
-        <w:r>
-          <w:rPr>
-            <w:lang w:val="pt_PT" w:bidi="pt_PT"/>
-          </w:rPr>
-          <w:rPr>
-            <w:color w:val="0000EE"/>
-            <w:u w:val="single"/>
-          </w:rPr>
-          <w:t>1.7–11</w:t>
-        </w:r>
-      </w:hyperlink>
+      <w:r>
+        <w:rPr>
+          <w:lang w:val="pt_PT" w:bidi="pt_PT"/>
+        </w:rPr>
+        <w:t>1.7–11</w:t>
+      </w:r>
       <w:r>
         <w:rPr>
           <w:lang w:val="pt_PT" w:bidi="pt_PT"/>
@@ -5676,18 +4938,12 @@
         </w:rPr>
         <w:t xml:space="preserve"> a residência de verão do rei, estava localizada cerca de 400 quilômetros a nordeste da Babilônia. Isso sugere que Ciro escreveu o pergaminho no verão de 538 a.C. • A Média era uma área montanhosa ao norte da Pérsia e a leste da Assíria. Esta área é agora habitada pelos curdos (descendentes dos medos). • Textos introduzidos pelo termo Memorandum tendiam a ser resumos que listavam os principais fatos de um evento para os arquivos reais (cp. </w:t>
       </w:r>
-      <w:hyperlink r:id="rId120">
-        <w:r>
-          <w:rPr>
-            <w:lang w:val="pt_PT" w:bidi="pt_PT"/>
-          </w:rPr>
-          <w:rPr>
-            <w:color w:val="0000EE"/>
-            <w:u w:val="single"/>
-          </w:rPr>
-          <w:t>1.9–10</w:t>
-        </w:r>
-      </w:hyperlink>
+      <w:r>
+        <w:rPr>
+          <w:lang w:val="pt_PT" w:bidi="pt_PT"/>
+        </w:rPr>
+        <w:t>1.9–10</w:t>
+      </w:r>
       <w:r>
         <w:rPr>
           <w:lang w:val="pt_PT" w:bidi="pt_PT"/>
@@ -5742,72 +4998,48 @@
         </w:rPr>
         <w:t xml:space="preserve">Este decreto está registrado em </w:t>
       </w:r>
-      <w:hyperlink r:id="rId92">
-        <w:r>
-          <w:rPr>
-            <w:lang w:val="pt_PT" w:bidi="pt_PT"/>
-          </w:rPr>
-          <w:rPr>
-            <w:color w:val="0000EE"/>
-            <w:u w:val="single"/>
-          </w:rPr>
-          <w:t>Esdras 1.2–4</w:t>
-        </w:r>
-      </w:hyperlink>
+      <w:r>
+        <w:rPr>
+          <w:lang w:val="pt_PT" w:bidi="pt_PT"/>
+        </w:rPr>
+        <w:t>Esdras 1.2–4</w:t>
+      </w:r>
       <w:r>
         <w:rPr>
           <w:lang w:val="pt_PT" w:bidi="pt_PT"/>
         </w:rPr>
         <w:t>. • A altura do Templo será de vinte e sete metros, e sua largura será de vinte e sete metros: As emendas dadas na nota textual da NVT fariam essas medidas corresponderem às do Templo de Salomão (</w:t>
       </w:r>
-      <w:hyperlink r:id="rId121">
-        <w:r>
-          <w:rPr>
-            <w:lang w:val="pt_PT" w:bidi="pt_PT"/>
-          </w:rPr>
-          <w:rPr>
-            <w:color w:val="0000EE"/>
-            <w:u w:val="single"/>
-          </w:rPr>
-          <w:t>1Rs 6.2</w:t>
-        </w:r>
-      </w:hyperlink>
+      <w:r>
+        <w:rPr>
+          <w:lang w:val="pt_PT" w:bidi="pt_PT"/>
+        </w:rPr>
+        <w:t>1Rs 6.2</w:t>
+      </w:r>
       <w:r>
         <w:rPr>
           <w:lang w:val="pt_PT" w:bidi="pt_PT"/>
         </w:rPr>
         <w:t>,</w:t>
       </w:r>
-      <w:hyperlink r:id="rId122">
-        <w:r>
-          <w:rPr>
-            <w:lang w:val="pt_PT" w:bidi="pt_PT"/>
-          </w:rPr>
-          <w:rPr>
-            <w:color w:val="0000EE"/>
-            <w:u w:val="single"/>
-          </w:rPr>
-          <w:t>17</w:t>
-        </w:r>
-      </w:hyperlink>
+      <w:r>
+        <w:rPr>
+          <w:lang w:val="pt_PT" w:bidi="pt_PT"/>
+        </w:rPr>
+        <w:t>17</w:t>
+      </w:r>
       <w:r>
         <w:rPr>
           <w:lang w:val="pt_PT" w:bidi="pt_PT"/>
         </w:rPr>
         <w:t>,</w:t>
       </w:r>
-      <w:hyperlink r:id="rId123">
-        <w:r>
-          <w:rPr>
-            <w:lang w:val="pt_PT" w:bidi="pt_PT"/>
-          </w:rPr>
-          <w:rPr>
-            <w:color w:val="0000EE"/>
-            <w:u w:val="single"/>
-          </w:rPr>
-          <w:t>20</w:t>
-        </w:r>
-      </w:hyperlink>
+      <w:r>
+        <w:rPr>
+          <w:lang w:val="pt_PT" w:bidi="pt_PT"/>
+        </w:rPr>
+        <w:t>20</w:t>
+      </w:r>
       <w:r>
         <w:rPr>
           <w:lang w:val="pt_PT" w:bidi="pt_PT"/>
@@ -5910,18 +5142,12 @@
         </w:rPr>
         <w:t>Você deve pagar todos os custos de construção: Esta ordem cumpriu a promessa de Deus por meio de Ageu (</w:t>
       </w:r>
-      <w:hyperlink r:id="rId124">
-        <w:r>
-          <w:rPr>
-            <w:lang w:val="pt_PT" w:bidi="pt_PT"/>
-          </w:rPr>
-          <w:rPr>
-            <w:color w:val="0000EE"/>
-            <w:u w:val="single"/>
-          </w:rPr>
-          <w:t>Ag 2.7</w:t>
-        </w:r>
-      </w:hyperlink>
+      <w:r>
+        <w:rPr>
+          <w:lang w:val="pt_PT" w:bidi="pt_PT"/>
+        </w:rPr>
+        <w:t>Ag 2.7</w:t>
+      </w:r>
       <w:r>
         <w:rPr>
           <w:lang w:val="pt_PT" w:bidi="pt_PT"/>
@@ -5976,18 +5202,12 @@
         </w:rPr>
         <w:t xml:space="preserve">Ore pelo bem-estar do rei e de seus filhos: No Cilindro de Ciro (um relato persa da derrota de Babilônia por Ciro), o Rei Ciro solicita: “Que todos os deuses que eu reinstalei em suas cidades sagradas peçam [aos deuses babilônicos] Bel e Nebo diariamente por uma longa vida para mim” (veja </w:t>
       </w:r>
-      <w:hyperlink r:id="rId118">
-        <w:r>
-          <w:rPr>
-            <w:lang w:val="pt_PT" w:bidi="pt_PT"/>
-          </w:rPr>
-          <w:rPr>
-            <w:color w:val="0000EE"/>
-            <w:u w:val="single"/>
-          </w:rPr>
-          <w:t>1.1–4</w:t>
-        </w:r>
-      </w:hyperlink>
+      <w:r>
+        <w:rPr>
+          <w:lang w:val="pt_PT" w:bidi="pt_PT"/>
+        </w:rPr>
+        <w:t>1.1–4</w:t>
+      </w:r>
       <w:r>
         <w:rPr>
           <w:lang w:val="pt_PT" w:bidi="pt_PT"/>
@@ -6042,18 +5262,12 @@
         </w:rPr>
         <w:t xml:space="preserve">Aqueles que violarem este decreto: Inscrições e decretos oficiais frequentemente incluíam maldições sobre aqueles que se opunham à vontade do rei (cf. </w:t>
       </w:r>
-      <w:hyperlink r:id="rId125">
-        <w:r>
-          <w:rPr>
-            <w:lang w:val="pt_PT" w:bidi="pt_PT"/>
-          </w:rPr>
-          <w:rPr>
-            <w:color w:val="0000EE"/>
-            <w:u w:val="single"/>
-          </w:rPr>
-          <w:t>Dn 2.5</w:t>
-        </w:r>
-      </w:hyperlink>
+      <w:r>
+        <w:rPr>
+          <w:lang w:val="pt_PT" w:bidi="pt_PT"/>
+        </w:rPr>
+        <w:t>Dn 2.5</w:t>
+      </w:r>
       <w:r>
         <w:rPr>
           <w:lang w:val="pt_PT" w:bidi="pt_PT"/>
@@ -6156,162 +5370,108 @@
         </w:rPr>
         <w:t>12 bodes machos... uma oferta pelo pecado: Este sacrifício de sangue trazia o perdão de Deus para pecados não intencionais, impureza cerimonial ou atos errados impensados (</w:t>
       </w:r>
-      <w:hyperlink r:id="rId126">
-        <w:r>
-          <w:rPr>
-            <w:lang w:val="pt_PT" w:bidi="pt_PT"/>
-          </w:rPr>
-          <w:rPr>
-            <w:color w:val="0000EE"/>
-            <w:u w:val="single"/>
-          </w:rPr>
-          <w:t>Lv 4–5</w:t>
-        </w:r>
-      </w:hyperlink>
+      <w:r>
+        <w:rPr>
+          <w:lang w:val="pt_PT" w:bidi="pt_PT"/>
+        </w:rPr>
+        <w:t>Lv 4–5</w:t>
+      </w:r>
       <w:r>
         <w:rPr>
           <w:lang w:val="pt_PT" w:bidi="pt_PT"/>
         </w:rPr>
         <w:t>). Sacrifícios semelhantes foram oferecidos quando Moisés dedicou o Tabernáculo (</w:t>
       </w:r>
-      <w:hyperlink r:id="rId127">
-        <w:r>
-          <w:rPr>
-            <w:lang w:val="pt_PT" w:bidi="pt_PT"/>
-          </w:rPr>
-          <w:rPr>
-            <w:color w:val="0000EE"/>
-            <w:u w:val="single"/>
-          </w:rPr>
-          <w:t>Nm 7</w:t>
-        </w:r>
-      </w:hyperlink>
+      <w:r>
+        <w:rPr>
+          <w:lang w:val="pt_PT" w:bidi="pt_PT"/>
+        </w:rPr>
+        <w:t>Nm 7</w:t>
+      </w:r>
       <w:r>
         <w:rPr>
           <w:lang w:val="pt_PT" w:bidi="pt_PT"/>
         </w:rPr>
         <w:t>) e quando Salomão dedicou o primeiro Templo (</w:t>
       </w:r>
-      <w:hyperlink r:id="rId128">
-        <w:r>
-          <w:rPr>
-            <w:lang w:val="pt_PT" w:bidi="pt_PT"/>
-          </w:rPr>
-          <w:rPr>
-            <w:color w:val="0000EE"/>
-            <w:u w:val="single"/>
-          </w:rPr>
-          <w:t>2Cr 7.1</w:t>
-        </w:r>
-      </w:hyperlink>
+      <w:r>
+        <w:rPr>
+          <w:lang w:val="pt_PT" w:bidi="pt_PT"/>
+        </w:rPr>
+        <w:t>2Cr 7.1</w:t>
+      </w:r>
       <w:r>
         <w:rPr>
           <w:lang w:val="pt_PT" w:bidi="pt_PT"/>
         </w:rPr>
         <w:t>,</w:t>
       </w:r>
-      <w:hyperlink r:id="rId129">
-        <w:r>
-          <w:rPr>
-            <w:lang w:val="pt_PT" w:bidi="pt_PT"/>
-          </w:rPr>
-          <w:rPr>
-            <w:color w:val="0000EE"/>
-            <w:u w:val="single"/>
-          </w:rPr>
-          <w:t>4</w:t>
-        </w:r>
-      </w:hyperlink>
+      <w:r>
+        <w:rPr>
+          <w:lang w:val="pt_PT" w:bidi="pt_PT"/>
+        </w:rPr>
+        <w:t>4</w:t>
+      </w:r>
       <w:r>
         <w:rPr>
           <w:lang w:val="pt_PT" w:bidi="pt_PT"/>
         </w:rPr>
         <w:t>). • para as doze tribos de Israel: Embora a maioria dos que retornaram fosse de Judá e Benjamim (</w:t>
       </w:r>
-      <w:hyperlink r:id="rId89">
-        <w:r>
-          <w:rPr>
-            <w:lang w:val="pt_PT" w:bidi="pt_PT"/>
-          </w:rPr>
-          <w:rPr>
-            <w:color w:val="0000EE"/>
-            <w:u w:val="single"/>
-          </w:rPr>
-          <w:t>Ed 1.5</w:t>
-        </w:r>
-      </w:hyperlink>
+      <w:r>
+        <w:rPr>
+          <w:lang w:val="pt_PT" w:bidi="pt_PT"/>
+        </w:rPr>
+        <w:t>Ed 1.5</w:t>
+      </w:r>
       <w:r>
         <w:rPr>
           <w:lang w:val="pt_PT" w:bidi="pt_PT"/>
         </w:rPr>
         <w:t xml:space="preserve">; </w:t>
       </w:r>
-      <w:hyperlink r:id="rId130">
-        <w:r>
-          <w:rPr>
-            <w:lang w:val="pt_PT" w:bidi="pt_PT"/>
-          </w:rPr>
-          <w:rPr>
-            <w:color w:val="0000EE"/>
-            <w:u w:val="single"/>
-          </w:rPr>
-          <w:t>4.1</w:t>
-        </w:r>
-      </w:hyperlink>
+      <w:r>
+        <w:rPr>
+          <w:lang w:val="pt_PT" w:bidi="pt_PT"/>
+        </w:rPr>
+        <w:t>4.1</w:t>
+      </w:r>
       <w:r>
         <w:rPr>
           <w:lang w:val="pt_PT" w:bidi="pt_PT"/>
         </w:rPr>
         <w:t>), pessoas da tribo sacerdotal de Levi também são mencionadas (</w:t>
       </w:r>
-      <w:hyperlink r:id="rId89">
-        <w:r>
-          <w:rPr>
-            <w:lang w:val="pt_PT" w:bidi="pt_PT"/>
-          </w:rPr>
-          <w:rPr>
-            <w:color w:val="0000EE"/>
-            <w:u w:val="single"/>
-          </w:rPr>
-          <w:t>1.5</w:t>
-        </w:r>
-      </w:hyperlink>
+      <w:r>
+        <w:rPr>
+          <w:lang w:val="pt_PT" w:bidi="pt_PT"/>
+        </w:rPr>
+        <w:t>1.5</w:t>
+      </w:r>
       <w:r>
         <w:rPr>
           <w:lang w:val="pt_PT" w:bidi="pt_PT"/>
         </w:rPr>
         <w:t xml:space="preserve">; </w:t>
       </w:r>
-      <w:hyperlink r:id="rId131">
-        <w:r>
-          <w:rPr>
-            <w:lang w:val="pt_PT" w:bidi="pt_PT"/>
-          </w:rPr>
-          <w:rPr>
-            <w:color w:val="0000EE"/>
-            <w:u w:val="single"/>
-          </w:rPr>
-          <w:t>2.40</w:t>
-        </w:r>
-      </w:hyperlink>
+      <w:r>
+        <w:rPr>
+          <w:lang w:val="pt_PT" w:bidi="pt_PT"/>
+        </w:rPr>
+        <w:t>2.40</w:t>
+      </w:r>
       <w:r>
         <w:rPr>
           <w:lang w:val="pt_PT" w:bidi="pt_PT"/>
         </w:rPr>
         <w:t>,</w:t>
       </w:r>
-      <w:hyperlink r:id="rId132">
-        <w:r>
-          <w:rPr>
-            <w:lang w:val="pt_PT" w:bidi="pt_PT"/>
-          </w:rPr>
-          <w:rPr>
-            <w:color w:val="0000EE"/>
-            <w:u w:val="single"/>
-          </w:rPr>
-          <w:t>70</w:t>
-        </w:r>
-      </w:hyperlink>
+      <w:r>
+        <w:rPr>
+          <w:lang w:val="pt_PT" w:bidi="pt_PT"/>
+        </w:rPr>
+        <w:t>70</w:t>
+      </w:r>
       <w:r>
         <w:rPr>
           <w:lang w:val="pt_PT" w:bidi="pt_PT"/>
@@ -6366,90 +5526,60 @@
         </w:rPr>
         <w:t xml:space="preserve">prescrito no Livro de Moisés: Veja </w:t>
       </w:r>
-      <w:hyperlink r:id="rId133">
-        <w:r>
-          <w:rPr>
-            <w:lang w:val="pt_PT" w:bidi="pt_PT"/>
-          </w:rPr>
-          <w:rPr>
-            <w:color w:val="0000EE"/>
-            <w:u w:val="single"/>
-          </w:rPr>
-          <w:t>Êxodo 29</w:t>
-        </w:r>
-      </w:hyperlink>
+      <w:r>
+        <w:rPr>
+          <w:lang w:val="pt_PT" w:bidi="pt_PT"/>
+        </w:rPr>
+        <w:t>Êxodo 29</w:t>
+      </w:r>
       <w:r>
         <w:rPr>
           <w:lang w:val="pt_PT" w:bidi="pt_PT"/>
         </w:rPr>
         <w:t xml:space="preserve">; </w:t>
       </w:r>
-      <w:hyperlink r:id="rId134">
-        <w:r>
-          <w:rPr>
-            <w:lang w:val="pt_PT" w:bidi="pt_PT"/>
-          </w:rPr>
-          <w:rPr>
-            <w:color w:val="0000EE"/>
-            <w:u w:val="single"/>
-          </w:rPr>
-          <w:t>Levítico 8</w:t>
-        </w:r>
-      </w:hyperlink>
+      <w:r>
+        <w:rPr>
+          <w:lang w:val="pt_PT" w:bidi="pt_PT"/>
+        </w:rPr>
+        <w:t>Levítico 8</w:t>
+      </w:r>
       <w:r>
         <w:rPr>
           <w:lang w:val="pt_PT" w:bidi="pt_PT"/>
         </w:rPr>
         <w:t xml:space="preserve">; </w:t>
       </w:r>
-      <w:hyperlink r:id="rId135">
-        <w:r>
-          <w:rPr>
-            <w:lang w:val="pt_PT" w:bidi="pt_PT"/>
-          </w:rPr>
-          <w:rPr>
-            <w:color w:val="0000EE"/>
-            <w:u w:val="single"/>
-          </w:rPr>
-          <w:t>Números 3</w:t>
-        </w:r>
-      </w:hyperlink>
+      <w:r>
+        <w:rPr>
+          <w:lang w:val="pt_PT" w:bidi="pt_PT"/>
+        </w:rPr>
+        <w:t>Números 3</w:t>
+      </w:r>
       <w:r>
         <w:rPr>
           <w:lang w:val="pt_PT" w:bidi="pt_PT"/>
         </w:rPr>
         <w:t>. O pessoal do Templo operava de acordo com a organização instituída por Davi (</w:t>
       </w:r>
-      <w:hyperlink r:id="rId136">
-        <w:r>
-          <w:rPr>
-            <w:lang w:val="pt_PT" w:bidi="pt_PT"/>
-          </w:rPr>
-          <w:rPr>
-            <w:color w:val="0000EE"/>
-            <w:u w:val="single"/>
-          </w:rPr>
-          <w:t>1Cr 23–27</w:t>
-        </w:r>
-      </w:hyperlink>
+      <w:r>
+        <w:rPr>
+          <w:lang w:val="pt_PT" w:bidi="pt_PT"/>
+        </w:rPr>
+        <w:t>1Cr 23–27</w:t>
+      </w:r>
       <w:r>
         <w:rPr>
           <w:lang w:val="pt_PT" w:bidi="pt_PT"/>
         </w:rPr>
         <w:t xml:space="preserve">). • Este versículo conclui a seção em aramaico que começou em </w:t>
       </w:r>
-      <w:hyperlink r:id="rId137">
-        <w:r>
-          <w:rPr>
-            <w:lang w:val="pt_PT" w:bidi="pt_PT"/>
-          </w:rPr>
-          <w:rPr>
-            <w:color w:val="0000EE"/>
-            <w:u w:val="single"/>
-          </w:rPr>
-          <w:t>Esdras 4.8</w:t>
-        </w:r>
-      </w:hyperlink>
+      <w:r>
+        <w:rPr>
+          <w:lang w:val="pt_PT" w:bidi="pt_PT"/>
+        </w:rPr>
+        <w:t>Esdras 4.8</w:t>
+      </w:r>
       <w:r>
         <w:rPr>
           <w:lang w:val="pt_PT" w:bidi="pt_PT"/>
@@ -6504,18 +5634,12 @@
         </w:rPr>
         <w:t>A celebração da Páscoa comemora o fato de Deus ter poupado o primogênito de cada família que colocou sangue nos batentes das portas de suas casas (</w:t>
       </w:r>
-      <w:hyperlink r:id="rId138">
-        <w:r>
-          <w:rPr>
-            <w:lang w:val="pt_PT" w:bidi="pt_PT"/>
-          </w:rPr>
-          <w:rPr>
-            <w:color w:val="0000EE"/>
-            <w:u w:val="single"/>
-          </w:rPr>
-          <w:t>Êx 12–13</w:t>
-        </w:r>
-      </w:hyperlink>
+      <w:r>
+        <w:rPr>
+          <w:lang w:val="pt_PT" w:bidi="pt_PT"/>
+        </w:rPr>
+        <w:t>Êx 12–13</w:t>
+      </w:r>
       <w:r>
         <w:rPr>
           <w:lang w:val="pt_PT" w:bidi="pt_PT"/>
@@ -6570,54 +5694,36 @@
         </w:rPr>
         <w:t xml:space="preserve">Purificaram-se: Eles agiram de acordo com a lei de Moisés (veja </w:t>
       </w:r>
-      <w:hyperlink r:id="rId139">
-        <w:r>
-          <w:rPr>
-            <w:lang w:val="pt_PT" w:bidi="pt_PT"/>
-          </w:rPr>
-          <w:rPr>
-            <w:color w:val="0000EE"/>
-            <w:u w:val="single"/>
-          </w:rPr>
-          <w:t>Lv 9</w:t>
-        </w:r>
-      </w:hyperlink>
+      <w:r>
+        <w:rPr>
+          <w:lang w:val="pt_PT" w:bidi="pt_PT"/>
+        </w:rPr>
+        <w:t>Lv 9</w:t>
+      </w:r>
       <w:r>
         <w:rPr>
           <w:lang w:val="pt_PT" w:bidi="pt_PT"/>
         </w:rPr>
         <w:t xml:space="preserve">; </w:t>
       </w:r>
-      <w:hyperlink r:id="rId140">
-        <w:r>
-          <w:rPr>
-            <w:lang w:val="pt_PT" w:bidi="pt_PT"/>
-          </w:rPr>
-          <w:rPr>
-            <w:color w:val="0000EE"/>
-            <w:u w:val="single"/>
-          </w:rPr>
-          <w:t>Nm 8</w:t>
-        </w:r>
-      </w:hyperlink>
+      <w:r>
+        <w:rPr>
+          <w:lang w:val="pt_PT" w:bidi="pt_PT"/>
+        </w:rPr>
+        <w:t>Nm 8</w:t>
+      </w:r>
       <w:r>
         <w:rPr>
           <w:lang w:val="pt_PT" w:bidi="pt_PT"/>
         </w:rPr>
         <w:t xml:space="preserve">; </w:t>
       </w:r>
-      <w:hyperlink r:id="rId141">
-        <w:r>
-          <w:rPr>
-            <w:lang w:val="pt_PT" w:bidi="pt_PT"/>
-          </w:rPr>
-          <w:rPr>
-            <w:color w:val="0000EE"/>
-            <w:u w:val="single"/>
-          </w:rPr>
-          <w:t>2Cr 29</w:t>
-        </w:r>
-      </w:hyperlink>
+      <w:r>
+        <w:rPr>
+          <w:lang w:val="pt_PT" w:bidi="pt_PT"/>
+        </w:rPr>
+        <w:t>2Cr 29</w:t>
+      </w:r>
       <w:r>
         <w:rPr>
           <w:lang w:val="pt_PT" w:bidi="pt_PT"/>
@@ -6672,36 +5778,24 @@
         </w:rPr>
         <w:t xml:space="preserve">e pelos outros na terra que haviam se afastado de seus costumes imorais: A exclusão de estrangeiros em </w:t>
       </w:r>
-      <w:hyperlink r:id="rId67">
-        <w:r>
-          <w:rPr>
-            <w:lang w:val="pt_PT" w:bidi="pt_PT"/>
-          </w:rPr>
-          <w:rPr>
-            <w:color w:val="0000EE"/>
-            <w:u w:val="single"/>
-          </w:rPr>
-          <w:t>4.1–5</w:t>
-        </w:r>
-      </w:hyperlink>
+      <w:r>
+        <w:rPr>
+          <w:lang w:val="pt_PT" w:bidi="pt_PT"/>
+        </w:rPr>
+        <w:t>4.1–5</w:t>
+      </w:r>
       <w:r>
         <w:rPr>
           <w:lang w:val="pt_PT" w:bidi="pt_PT"/>
         </w:rPr>
         <w:t xml:space="preserve"> foi devido às suas práticas religiosas pagãs, não à sua etnia (veja também </w:t>
       </w:r>
-      <w:hyperlink r:id="rId142">
-        <w:r>
-          <w:rPr>
-            <w:lang w:val="pt_PT" w:bidi="pt_PT"/>
-          </w:rPr>
-          <w:rPr>
-            <w:color w:val="0000EE"/>
-            <w:u w:val="single"/>
-          </w:rPr>
-          <w:t>9.1–2</w:t>
-        </w:r>
-      </w:hyperlink>
+      <w:r>
+        <w:rPr>
+          <w:lang w:val="pt_PT" w:bidi="pt_PT"/>
+        </w:rPr>
+        <w:t>9.1–2</w:t>
+      </w:r>
       <w:r>
         <w:rPr>
           <w:lang w:val="pt_PT" w:bidi="pt_PT"/>
@@ -6756,36 +5850,24 @@
         </w:rPr>
         <w:t xml:space="preserve">A Páscoa foi o início do Festival de sete dias dos Pães Ázimos (veja </w:t>
       </w:r>
-      <w:hyperlink r:id="rId143">
-        <w:r>
-          <w:rPr>
-            <w:lang w:val="pt_PT" w:bidi="pt_PT"/>
-          </w:rPr>
-          <w:rPr>
-            <w:color w:val="0000EE"/>
-            <w:u w:val="single"/>
-          </w:rPr>
-          <w:t>Êx 12.15–20</w:t>
-        </w:r>
-      </w:hyperlink>
+      <w:r>
+        <w:rPr>
+          <w:lang w:val="pt_PT" w:bidi="pt_PT"/>
+        </w:rPr>
+        <w:t>Êx 12.15–20</w:t>
+      </w:r>
       <w:r>
         <w:rPr>
           <w:lang w:val="pt_PT" w:bidi="pt_PT"/>
         </w:rPr>
         <w:t xml:space="preserve">; </w:t>
       </w:r>
-      <w:hyperlink r:id="rId144">
-        <w:r>
-          <w:rPr>
-            <w:lang w:val="pt_PT" w:bidi="pt_PT"/>
-          </w:rPr>
-          <w:rPr>
-            <w:color w:val="0000EE"/>
-            <w:u w:val="single"/>
-          </w:rPr>
-          <w:t>Lv 23.6–8</w:t>
-        </w:r>
-      </w:hyperlink>
+      <w:r>
+        <w:rPr>
+          <w:lang w:val="pt_PT" w:bidi="pt_PT"/>
+        </w:rPr>
+        <w:t>Lv 23.6–8</w:t>
+      </w:r>
       <w:r>
         <w:rPr>
           <w:lang w:val="pt_PT" w:bidi="pt_PT"/>
@@ -6840,18 +5922,12 @@
         </w:rPr>
         <w:t>Muitos anos depois: Esdras chegou a Jerusalém em 458 a.C. (</w:t>
       </w:r>
-      <w:hyperlink r:id="rId145">
-        <w:r>
-          <w:rPr>
-            <w:lang w:val="pt_PT" w:bidi="pt_PT"/>
-          </w:rPr>
-          <w:rPr>
-            <w:color w:val="0000EE"/>
-            <w:u w:val="single"/>
-          </w:rPr>
-          <w:t>7.7–8</w:t>
-        </w:r>
-      </w:hyperlink>
+      <w:r>
+        <w:rPr>
+          <w:lang w:val="pt_PT" w:bidi="pt_PT"/>
+        </w:rPr>
+        <w:t>7.7–8</w:t>
+      </w:r>
       <w:r>
         <w:rPr>
           <w:lang w:val="pt_PT" w:bidi="pt_PT"/>
@@ -6884,18 +5960,12 @@
         </w:rPr>
         <w:t xml:space="preserve"> • Seraías foi sumo sacerdote sob Zedequias; ele foi executado por Nabucodonosor em 586 a.C. (</w:t>
       </w:r>
-      <w:hyperlink r:id="rId146">
-        <w:r>
-          <w:rPr>
-            <w:lang w:val="pt_PT" w:bidi="pt_PT"/>
-          </w:rPr>
-          <w:rPr>
-            <w:color w:val="0000EE"/>
-            <w:u w:val="single"/>
-          </w:rPr>
-          <w:t>2Rs 25.18–21</w:t>
-        </w:r>
-      </w:hyperlink>
+      <w:r>
+        <w:rPr>
+          <w:lang w:val="pt_PT" w:bidi="pt_PT"/>
+        </w:rPr>
+        <w:t>2Rs 25.18–21</w:t>
+      </w:r>
       <w:r>
         <w:rPr>
           <w:lang w:val="pt_PT" w:bidi="pt_PT"/>
@@ -6950,18 +6020,12 @@
         </w:rPr>
         <w:t>Esdras destaca sua posição listando sua própria genealogia através de Zadoque, sacerdote sob Salomão (</w:t>
       </w:r>
-      <w:hyperlink r:id="rId147">
-        <w:r>
-          <w:rPr>
-            <w:lang w:val="pt_PT" w:bidi="pt_PT"/>
-          </w:rPr>
-          <w:rPr>
-            <w:color w:val="0000EE"/>
-            <w:u w:val="single"/>
-          </w:rPr>
-          <w:t>1Rs 2.35</w:t>
-        </w:r>
-      </w:hyperlink>
+      <w:r>
+        <w:rPr>
+          <w:lang w:val="pt_PT" w:bidi="pt_PT"/>
+        </w:rPr>
+        <w:t>1Rs 2.35</w:t>
+      </w:r>
       <w:r>
         <w:rPr>
           <w:lang w:val="pt_PT" w:bidi="pt_PT"/>
@@ -6981,18 +6045,12 @@
         </w:rPr>
         <w:t xml:space="preserve"> irmão de Moisés. Esta lista é claramente abreviada: tem apenas dezesseis gerações de Arão até oitenta anos após o Exílio, enquanto </w:t>
       </w:r>
-      <w:hyperlink r:id="rId148">
-        <w:r>
-          <w:rPr>
-            <w:lang w:val="pt_PT" w:bidi="pt_PT"/>
-          </w:rPr>
-          <w:rPr>
-            <w:color w:val="0000EE"/>
-            <w:u w:val="single"/>
-          </w:rPr>
-          <w:t>1Cr 6.3–15</w:t>
-        </w:r>
-      </w:hyperlink>
+      <w:r>
+        <w:rPr>
+          <w:lang w:val="pt_PT" w:bidi="pt_PT"/>
+        </w:rPr>
+        <w:t>1Cr 6.3–15</w:t>
+      </w:r>
       <w:r>
         <w:rPr>
           <w:lang w:val="pt_PT" w:bidi="pt_PT"/>
@@ -7108,90 +6166,60 @@
         </w:rPr>
         <w:t>Esdras e sua comitiva haviam planejado sair da Babilônia em 8 de abril, mas na verdade só partiram em 19 de abril de 458 a.C. (</w:t>
       </w:r>
-      <w:hyperlink r:id="rId149">
-        <w:r>
-          <w:rPr>
-            <w:lang w:val="pt_PT" w:bidi="pt_PT"/>
-          </w:rPr>
-          <w:rPr>
-            <w:color w:val="0000EE"/>
-            <w:u w:val="single"/>
-          </w:rPr>
-          <w:t>8.31</w:t>
-        </w:r>
-      </w:hyperlink>
+      <w:r>
+        <w:rPr>
+          <w:lang w:val="pt_PT" w:bidi="pt_PT"/>
+        </w:rPr>
+        <w:t>8.31</w:t>
+      </w:r>
       <w:r>
         <w:rPr>
           <w:lang w:val="pt_PT" w:bidi="pt_PT"/>
         </w:rPr>
         <w:t xml:space="preserve">). Nesses onze dias intermediários, ele organizou o grupo e reuniu-o no Canal Aava, procurou mais levitas e proclamou um jejum. • Para fazer a jornada de 1.287 quilômetros em quatro meses, o grupo de Esdras teria caminhado uma média de cerca de dezesseis quilômetros por dia, cinco dias por semana. Esdras sabia que seu sucesso era atribuível apenas à mão graciosa de seu Deus (veja também </w:t>
       </w:r>
-      <w:hyperlink r:id="rId150">
-        <w:r>
-          <w:rPr>
-            <w:lang w:val="pt_PT" w:bidi="pt_PT"/>
-          </w:rPr>
-          <w:rPr>
-            <w:color w:val="0000EE"/>
-            <w:u w:val="single"/>
-          </w:rPr>
-          <w:t>7.6</w:t>
-        </w:r>
-      </w:hyperlink>
+      <w:r>
+        <w:rPr>
+          <w:lang w:val="pt_PT" w:bidi="pt_PT"/>
+        </w:rPr>
+        <w:t>7.6</w:t>
+      </w:r>
       <w:r>
         <w:rPr>
           <w:lang w:val="pt_PT" w:bidi="pt_PT"/>
         </w:rPr>
         <w:t>,</w:t>
       </w:r>
-      <w:hyperlink r:id="rId151">
-        <w:r>
-          <w:rPr>
-            <w:lang w:val="pt_PT" w:bidi="pt_PT"/>
-          </w:rPr>
-          <w:rPr>
-            <w:color w:val="0000EE"/>
-            <w:u w:val="single"/>
-          </w:rPr>
-          <w:t>28</w:t>
-        </w:r>
-      </w:hyperlink>
+      <w:r>
+        <w:rPr>
+          <w:lang w:val="pt_PT" w:bidi="pt_PT"/>
+        </w:rPr>
+        <w:t>28</w:t>
+      </w:r>
       <w:r>
         <w:rPr>
           <w:lang w:val="pt_PT" w:bidi="pt_PT"/>
         </w:rPr>
         <w:t xml:space="preserve">; </w:t>
       </w:r>
-      <w:hyperlink r:id="rId152">
-        <w:r>
-          <w:rPr>
-            <w:lang w:val="pt_PT" w:bidi="pt_PT"/>
-          </w:rPr>
-          <w:rPr>
-            <w:color w:val="0000EE"/>
-            <w:u w:val="single"/>
-          </w:rPr>
-          <w:t>8.22</w:t>
-        </w:r>
-      </w:hyperlink>
+      <w:r>
+        <w:rPr>
+          <w:lang w:val="pt_PT" w:bidi="pt_PT"/>
+        </w:rPr>
+        <w:t>8.22</w:t>
+      </w:r>
       <w:r>
         <w:rPr>
           <w:lang w:val="pt_PT" w:bidi="pt_PT"/>
         </w:rPr>
         <w:t>,</w:t>
       </w:r>
-      <w:hyperlink r:id="rId149">
-        <w:r>
-          <w:rPr>
-            <w:lang w:val="pt_PT" w:bidi="pt_PT"/>
-          </w:rPr>
-          <w:rPr>
-            <w:color w:val="0000EE"/>
-            <w:u w:val="single"/>
-          </w:rPr>
-          <w:t>31</w:t>
-        </w:r>
-      </w:hyperlink>
+      <w:r>
+        <w:rPr>
+          <w:lang w:val="pt_PT" w:bidi="pt_PT"/>
+        </w:rPr>
+        <w:t>31</w:t>
+      </w:r>
       <w:r>
         <w:rPr>
           <w:lang w:val="pt_PT" w:bidi="pt_PT"/>
@@ -7307,72 +6335,48 @@
         </w:rPr>
         <w:t xml:space="preserve"> o Rei Artaxerxes concedeu a Esdras o poder e a responsabilidade de avaliar a situação em Jerusalém (</w:t>
       </w:r>
-      <w:hyperlink r:id="rId153">
-        <w:r>
-          <w:rPr>
-            <w:lang w:val="pt_PT" w:bidi="pt_PT"/>
-          </w:rPr>
-          <w:rPr>
-            <w:color w:val="0000EE"/>
-            <w:u w:val="single"/>
-          </w:rPr>
-          <w:t>7.14</w:t>
-        </w:r>
-      </w:hyperlink>
+      <w:r>
+        <w:rPr>
+          <w:lang w:val="pt_PT" w:bidi="pt_PT"/>
+        </w:rPr>
+        <w:t>7.14</w:t>
+      </w:r>
       <w:r>
         <w:rPr>
           <w:lang w:val="pt_PT" w:bidi="pt_PT"/>
         </w:rPr>
         <w:t>), apresentar ofertas voluntárias a Deus (</w:t>
       </w:r>
-      <w:hyperlink r:id="rId154">
-        <w:r>
-          <w:rPr>
-            <w:lang w:val="pt_PT" w:bidi="pt_PT"/>
-          </w:rPr>
-          <w:rPr>
-            <w:color w:val="0000EE"/>
-            <w:u w:val="single"/>
-          </w:rPr>
-          <w:t>7.15–20</w:t>
-        </w:r>
-      </w:hyperlink>
+      <w:r>
+        <w:rPr>
+          <w:lang w:val="pt_PT" w:bidi="pt_PT"/>
+        </w:rPr>
+        <w:t>7.15–20</w:t>
+      </w:r>
       <w:r>
         <w:rPr>
           <w:lang w:val="pt_PT" w:bidi="pt_PT"/>
         </w:rPr>
         <w:t>), obter suprimentos e finanças das autoridades locais (</w:t>
       </w:r>
-      <w:hyperlink r:id="rId155">
-        <w:r>
-          <w:rPr>
-            <w:lang w:val="pt_PT" w:bidi="pt_PT"/>
-          </w:rPr>
-          <w:rPr>
-            <w:color w:val="0000EE"/>
-            <w:u w:val="single"/>
-          </w:rPr>
-          <w:t>7.21–24</w:t>
-        </w:r>
-      </w:hyperlink>
+      <w:r>
+        <w:rPr>
+          <w:lang w:val="pt_PT" w:bidi="pt_PT"/>
+        </w:rPr>
+        <w:t>7.21–24</w:t>
+      </w:r>
       <w:r>
         <w:rPr>
           <w:lang w:val="pt_PT" w:bidi="pt_PT"/>
         </w:rPr>
         <w:t>), e instituir reformas judiciais (</w:t>
       </w:r>
-      <w:hyperlink r:id="rId156">
-        <w:r>
-          <w:rPr>
-            <w:lang w:val="pt_PT" w:bidi="pt_PT"/>
-          </w:rPr>
-          <w:rPr>
-            <w:color w:val="0000EE"/>
-            <w:u w:val="single"/>
-          </w:rPr>
-          <w:t>7.25–26</w:t>
-        </w:r>
-      </w:hyperlink>
+      <w:r>
+        <w:rPr>
+          <w:lang w:val="pt_PT" w:bidi="pt_PT"/>
+        </w:rPr>
+        <w:t>7.25–26</w:t>
+      </w:r>
       <w:r>
         <w:rPr>
           <w:lang w:val="pt_PT" w:bidi="pt_PT"/>
@@ -7440,18 +6444,12 @@
         </w:rPr>
         <w:t xml:space="preserve"> 1.6.4–5), e </w:t>
       </w:r>
-      <w:hyperlink r:id="rId157">
-        <w:r>
-          <w:rPr>
-            <w:lang w:val="pt_PT" w:bidi="pt_PT"/>
-          </w:rPr>
-          <w:rPr>
-            <w:color w:val="0000EE"/>
-            <w:u w:val="single"/>
-          </w:rPr>
-          <w:t>Ester 1.14</w:t>
-        </w:r>
-      </w:hyperlink>
+      <w:r>
+        <w:rPr>
+          <w:lang w:val="pt_PT" w:bidi="pt_PT"/>
+        </w:rPr>
+        <w:t>Ester 1.14</w:t>
+      </w:r>
       <w:r>
         <w:rPr>
           <w:lang w:val="pt_PT" w:bidi="pt_PT"/>
@@ -7471,36 +6469,24 @@
         </w:rPr>
         <w:t xml:space="preserve"> neste versículo é a palavra aramaica dath em vez da hebraica torah (</w:t>
       </w:r>
-      <w:hyperlink r:id="rId158">
-        <w:r>
-          <w:rPr>
-            <w:lang w:val="pt_PT" w:bidi="pt_PT"/>
-          </w:rPr>
-          <w:rPr>
-            <w:color w:val="0000EE"/>
-            <w:u w:val="single"/>
-          </w:rPr>
-          <w:t>7.10</w:t>
-        </w:r>
-      </w:hyperlink>
+      <w:r>
+        <w:rPr>
+          <w:lang w:val="pt_PT" w:bidi="pt_PT"/>
+        </w:rPr>
+        <w:t>7.10</w:t>
+      </w:r>
       <w:r>
         <w:rPr>
           <w:lang w:val="pt_PT" w:bidi="pt_PT"/>
         </w:rPr>
         <w:t>), sugerindo que um persa escreveu esta carta (</w:t>
       </w:r>
-      <w:hyperlink r:id="rId159">
-        <w:r>
-          <w:rPr>
-            <w:lang w:val="pt_PT" w:bidi="pt_PT"/>
-          </w:rPr>
-          <w:rPr>
-            <w:color w:val="0000EE"/>
-            <w:u w:val="single"/>
-          </w:rPr>
-          <w:t>7.11–26</w:t>
-        </w:r>
-      </w:hyperlink>
+      <w:r>
+        <w:rPr>
+          <w:lang w:val="pt_PT" w:bidi="pt_PT"/>
+        </w:rPr>
+        <w:t>7.11–26</w:t>
+      </w:r>
       <w:r>
         <w:rPr>
           <w:lang w:val="pt_PT" w:bidi="pt_PT"/>
@@ -7555,36 +6541,24 @@
         </w:rPr>
         <w:t xml:space="preserve">Quem mora em Jerusalém: o Templo de Deus estava localizado lá. Artaxerxes provavelmente pensou que estava ajudando a reconstruir a casa da divindade local de Jerusalém (cp. </w:t>
       </w:r>
-      <w:hyperlink r:id="rId160">
-        <w:r>
-          <w:rPr>
-            <w:lang w:val="pt_PT" w:bidi="pt_PT"/>
-          </w:rPr>
-          <w:rPr>
-            <w:color w:val="0000EE"/>
-            <w:u w:val="single"/>
-          </w:rPr>
-          <w:t>1Rs 8.27</w:t>
-        </w:r>
-      </w:hyperlink>
+      <w:r>
+        <w:rPr>
+          <w:lang w:val="pt_PT" w:bidi="pt_PT"/>
+        </w:rPr>
+        <w:t>1Rs 8.27</w:t>
+      </w:r>
       <w:r>
         <w:rPr>
           <w:lang w:val="pt_PT" w:bidi="pt_PT"/>
         </w:rPr>
         <w:t xml:space="preserve">; </w:t>
       </w:r>
-      <w:hyperlink r:id="rId161">
-        <w:r>
-          <w:rPr>
-            <w:lang w:val="pt_PT" w:bidi="pt_PT"/>
-          </w:rPr>
-          <w:rPr>
-            <w:color w:val="0000EE"/>
-            <w:u w:val="single"/>
-          </w:rPr>
-          <w:t>Sl 24.1</w:t>
-        </w:r>
-      </w:hyperlink>
+      <w:r>
+        <w:rPr>
+          <w:lang w:val="pt_PT" w:bidi="pt_PT"/>
+        </w:rPr>
+        <w:t>Sl 24.1</w:t>
+      </w:r>
       <w:r>
         <w:rPr>
           <w:lang w:val="pt_PT" w:bidi="pt_PT"/>
@@ -7639,54 +6613,36 @@
         </w:rPr>
         <w:t>Assim como Ciro (</w:t>
       </w:r>
-      <w:hyperlink r:id="rId162">
-        <w:r>
-          <w:rPr>
-            <w:lang w:val="pt_PT" w:bidi="pt_PT"/>
-          </w:rPr>
-          <w:rPr>
-            <w:color w:val="0000EE"/>
-            <w:u w:val="single"/>
-          </w:rPr>
-          <w:t>1.4</w:t>
-        </w:r>
-      </w:hyperlink>
+      <w:r>
+        <w:rPr>
+          <w:lang w:val="pt_PT" w:bidi="pt_PT"/>
+        </w:rPr>
+        <w:t>1.4</w:t>
+      </w:r>
       <w:r>
         <w:rPr>
           <w:lang w:val="pt_PT" w:bidi="pt_PT"/>
         </w:rPr>
         <w:t>,</w:t>
       </w:r>
-      <w:hyperlink r:id="rId62">
-        <w:r>
-          <w:rPr>
-            <w:lang w:val="pt_PT" w:bidi="pt_PT"/>
-          </w:rPr>
-          <w:rPr>
-            <w:color w:val="0000EE"/>
-            <w:u w:val="single"/>
-          </w:rPr>
-          <w:t>6</w:t>
-        </w:r>
-      </w:hyperlink>
+      <w:r>
+        <w:rPr>
+          <w:lang w:val="pt_PT" w:bidi="pt_PT"/>
+        </w:rPr>
+        <w:t>6</w:t>
+      </w:r>
       <w:r>
         <w:rPr>
           <w:lang w:val="pt_PT" w:bidi="pt_PT"/>
         </w:rPr>
         <w:t>), Artaxerxes permitiu que os judeus na Babilônia enviassem ofertas voluntárias para Jerusalém. Uma quantia considerável foi coletada do rei e de seu conselho, assim como de contribuintes judeus (</w:t>
       </w:r>
-      <w:hyperlink r:id="rId163">
-        <w:r>
-          <w:rPr>
-            <w:lang w:val="pt_PT" w:bidi="pt_PT"/>
-          </w:rPr>
-          <w:rPr>
-            <w:color w:val="0000EE"/>
-            <w:u w:val="single"/>
-          </w:rPr>
-          <w:t>8.25–27</w:t>
-        </w:r>
-      </w:hyperlink>
+      <w:r>
+        <w:rPr>
+          <w:lang w:val="pt_PT" w:bidi="pt_PT"/>
+        </w:rPr>
+        <w:t>8.25–27</w:t>
+      </w:r>
       <w:r>
         <w:rPr>
           <w:lang w:val="pt_PT" w:bidi="pt_PT"/>
@@ -7741,108 +6697,72 @@
         </w:rPr>
         <w:t xml:space="preserve">Os itens listados eram tipicamente usados como ofertas no culto (cp. </w:t>
       </w:r>
-      <w:hyperlink r:id="rId164">
-        <w:r>
-          <w:rPr>
-            <w:lang w:val="pt_PT" w:bidi="pt_PT"/>
-          </w:rPr>
-          <w:rPr>
-            <w:color w:val="0000EE"/>
-            <w:u w:val="single"/>
-          </w:rPr>
-          <w:t>Êx 27.20</w:t>
-        </w:r>
-      </w:hyperlink>
+      <w:r>
+        <w:rPr>
+          <w:lang w:val="pt_PT" w:bidi="pt_PT"/>
+        </w:rPr>
+        <w:t>Êx 27.20</w:t>
+      </w:r>
       <w:r>
         <w:rPr>
           <w:lang w:val="pt_PT" w:bidi="pt_PT"/>
         </w:rPr>
         <w:t xml:space="preserve">; </w:t>
       </w:r>
-      <w:hyperlink r:id="rId165">
-        <w:r>
-          <w:rPr>
-            <w:lang w:val="pt_PT" w:bidi="pt_PT"/>
-          </w:rPr>
-          <w:rPr>
-            <w:color w:val="0000EE"/>
-            <w:u w:val="single"/>
-          </w:rPr>
-          <w:t>29.2</w:t>
-        </w:r>
-      </w:hyperlink>
+      <w:r>
+        <w:rPr>
+          <w:lang w:val="pt_PT" w:bidi="pt_PT"/>
+        </w:rPr>
+        <w:t>29.2</w:t>
+      </w:r>
       <w:r>
         <w:rPr>
           <w:lang w:val="pt_PT" w:bidi="pt_PT"/>
         </w:rPr>
         <w:t xml:space="preserve">; </w:t>
       </w:r>
-      <w:hyperlink r:id="rId166">
-        <w:r>
-          <w:rPr>
-            <w:lang w:val="pt_PT" w:bidi="pt_PT"/>
-          </w:rPr>
-          <w:rPr>
-            <w:color w:val="0000EE"/>
-            <w:u w:val="single"/>
-          </w:rPr>
-          <w:t>Lv 2.4</w:t>
-        </w:r>
-      </w:hyperlink>
+      <w:r>
+        <w:rPr>
+          <w:lang w:val="pt_PT" w:bidi="pt_PT"/>
+        </w:rPr>
+        <w:t>Lv 2.4</w:t>
+      </w:r>
       <w:r>
         <w:rPr>
           <w:lang w:val="pt_PT" w:bidi="pt_PT"/>
         </w:rPr>
         <w:t>,</w:t>
       </w:r>
-      <w:hyperlink r:id="rId167">
-        <w:r>
-          <w:rPr>
-            <w:lang w:val="pt_PT" w:bidi="pt_PT"/>
-          </w:rPr>
-          <w:rPr>
-            <w:color w:val="0000EE"/>
-            <w:u w:val="single"/>
-          </w:rPr>
-          <w:t>13</w:t>
-        </w:r>
-      </w:hyperlink>
+      <w:r>
+        <w:rPr>
+          <w:lang w:val="pt_PT" w:bidi="pt_PT"/>
+        </w:rPr>
+        <w:t>13</w:t>
+      </w:r>
       <w:r>
         <w:rPr>
           <w:lang w:val="pt_PT" w:bidi="pt_PT"/>
         </w:rPr>
         <w:t xml:space="preserve">; </w:t>
       </w:r>
-      <w:hyperlink r:id="rId168">
-        <w:r>
-          <w:rPr>
-            <w:lang w:val="pt_PT" w:bidi="pt_PT"/>
-          </w:rPr>
-          <w:rPr>
-            <w:color w:val="0000EE"/>
-            <w:u w:val="single"/>
-          </w:rPr>
-          <w:t>14.10</w:t>
-        </w:r>
-      </w:hyperlink>
+      <w:r>
+        <w:rPr>
+          <w:lang w:val="pt_PT" w:bidi="pt_PT"/>
+        </w:rPr>
+        <w:t>14.10</w:t>
+      </w:r>
       <w:r>
         <w:rPr>
           <w:lang w:val="pt_PT" w:bidi="pt_PT"/>
         </w:rPr>
         <w:t xml:space="preserve">; </w:t>
       </w:r>
-      <w:hyperlink r:id="rId169">
-        <w:r>
-          <w:rPr>
-            <w:lang w:val="pt_PT" w:bidi="pt_PT"/>
-          </w:rPr>
-          <w:rPr>
-            <w:color w:val="0000EE"/>
-            <w:u w:val="single"/>
-          </w:rPr>
-          <w:t>Nm 28.7</w:t>
-        </w:r>
-      </w:hyperlink>
+      <w:r>
+        <w:rPr>
+          <w:lang w:val="pt_PT" w:bidi="pt_PT"/>
+        </w:rPr>
+        <w:t>Nm 28.7</w:t>
+      </w:r>
       <w:r>
         <w:rPr>
           <w:lang w:val="pt_PT" w:bidi="pt_PT"/>
@@ -7897,54 +6817,36 @@
         </w:rPr>
         <w:t>o Deus do céu: este é o título pelo qual os judeus se referiam ao Senhor (</w:t>
       </w:r>
-      <w:hyperlink r:id="rId170">
-        <w:r>
-          <w:rPr>
-            <w:lang w:val="pt_PT" w:bidi="pt_PT"/>
-          </w:rPr>
-          <w:rPr>
-            <w:color w:val="0000EE"/>
-            <w:u w:val="single"/>
-          </w:rPr>
-          <w:t>5.11–12</w:t>
-        </w:r>
-      </w:hyperlink>
+      <w:r>
+        <w:rPr>
+          <w:lang w:val="pt_PT" w:bidi="pt_PT"/>
+        </w:rPr>
+        <w:t>5.11–12</w:t>
+      </w:r>
       <w:r>
         <w:rPr>
           <w:lang w:val="pt_PT" w:bidi="pt_PT"/>
         </w:rPr>
         <w:t>) e que Ciro havia usado (</w:t>
       </w:r>
-      <w:hyperlink r:id="rId171">
-        <w:r>
-          <w:rPr>
-            <w:lang w:val="pt_PT" w:bidi="pt_PT"/>
-          </w:rPr>
-          <w:rPr>
-            <w:color w:val="0000EE"/>
-            <w:u w:val="single"/>
-          </w:rPr>
-          <w:t>1.2</w:t>
-        </w:r>
-      </w:hyperlink>
+      <w:r>
+        <w:rPr>
+          <w:lang w:val="pt_PT" w:bidi="pt_PT"/>
+        </w:rPr>
+        <w:t>1.2</w:t>
+      </w:r>
       <w:r>
         <w:rPr>
           <w:lang w:val="pt_PT" w:bidi="pt_PT"/>
         </w:rPr>
         <w:t>). O rei persa provavelmente acreditava, como outros no antigo Oriente Próximo, que o deus ou deuses de cada país controlavam seu território. Artaxerxes não queria arriscar trazer a ira de Deus contra o reino do rei e minar a paz de seu império ao falhar em prover para o Deus de Jerusalém (</w:t>
       </w:r>
-      <w:hyperlink r:id="rId172">
-        <w:r>
-          <w:rPr>
-            <w:lang w:val="pt_PT" w:bidi="pt_PT"/>
-          </w:rPr>
-          <w:rPr>
-            <w:color w:val="0000EE"/>
-            <w:u w:val="single"/>
-          </w:rPr>
-          <w:t>7.19</w:t>
-        </w:r>
-      </w:hyperlink>
+      <w:r>
+        <w:rPr>
+          <w:lang w:val="pt_PT" w:bidi="pt_PT"/>
+        </w:rPr>
+        <w:t>7.19</w:t>
+      </w:r>
       <w:r>
         <w:rPr>
           <w:lang w:val="pt_PT" w:bidi="pt_PT"/>
@@ -8143,18 +7045,12 @@
         </w:rPr>
         <w:t>O Canal Aava saía do Rio Eufrates perto de Babilônia. • nenhum levita havia se voluntariado: apenas alguns levitas tinham vindo anteriormente com Sesbazar (</w:t>
       </w:r>
-      <w:hyperlink r:id="rId131">
-        <w:r>
-          <w:rPr>
-            <w:lang w:val="pt_PT" w:bidi="pt_PT"/>
-          </w:rPr>
-          <w:rPr>
-            <w:color w:val="0000EE"/>
-            <w:u w:val="single"/>
-          </w:rPr>
-          <w:t>2.40</w:t>
-        </w:r>
-      </w:hyperlink>
+      <w:r>
+        <w:rPr>
+          <w:lang w:val="pt_PT" w:bidi="pt_PT"/>
+        </w:rPr>
+        <w:t>2.40</w:t>
+      </w:r>
       <w:r>
         <w:rPr>
           <w:lang w:val="pt_PT" w:bidi="pt_PT"/>
@@ -8209,18 +7105,12 @@
         </w:rPr>
         <w:t xml:space="preserve">O termo hebraico traduzido como homens de discernimento refere-se àqueles que podiam interpretar e explicar a Torá. Esses homens provavelmente eram respeitados por causa de sua expertise nas Escrituras (cp. </w:t>
       </w:r>
-      <w:hyperlink r:id="rId173">
-        <w:r>
-          <w:rPr>
-            <w:lang w:val="pt_PT" w:bidi="pt_PT"/>
-          </w:rPr>
-          <w:rPr>
-            <w:color w:val="0000EE"/>
-            <w:u w:val="single"/>
-          </w:rPr>
-          <w:t>Ne 8.8–9</w:t>
-        </w:r>
-      </w:hyperlink>
+      <w:r>
+        <w:rPr>
+          <w:lang w:val="pt_PT" w:bidi="pt_PT"/>
+        </w:rPr>
+        <w:t>Ne 8.8–9</w:t>
+      </w:r>
       <w:r>
         <w:rPr>
           <w:lang w:val="pt_PT" w:bidi="pt_PT"/>
@@ -8323,18 +7213,12 @@
         </w:rPr>
         <w:t xml:space="preserve">Primeiramente instituído pelo Rei Davi e seus oficiais: Veja </w:t>
       </w:r>
-      <w:hyperlink r:id="rId174">
-        <w:r>
-          <w:rPr>
-            <w:lang w:val="pt_PT" w:bidi="pt_PT"/>
-          </w:rPr>
-          <w:rPr>
-            <w:color w:val="0000EE"/>
-            <w:u w:val="single"/>
-          </w:rPr>
-          <w:t>1Cr 24–26</w:t>
-        </w:r>
-      </w:hyperlink>
+      <w:r>
+        <w:rPr>
+          <w:lang w:val="pt_PT" w:bidi="pt_PT"/>
+        </w:rPr>
+        <w:t>1Cr 24–26</w:t>
+      </w:r>
       <w:r>
         <w:rPr>
           <w:lang w:val="pt_PT" w:bidi="pt_PT"/>
@@ -8485,72 +7369,48 @@
         </w:rPr>
         <w:t>Jejuou... orou: No Antigo Testamento, o jejum frequentemente acompanhava a oração como uma demonstração de necessidade diante de Deus (</w:t>
       </w:r>
-      <w:hyperlink r:id="rId175">
-        <w:r>
-          <w:rPr>
-            <w:lang w:val="pt_PT" w:bidi="pt_PT"/>
-          </w:rPr>
-          <w:rPr>
-            <w:color w:val="0000EE"/>
-            <w:u w:val="single"/>
-          </w:rPr>
-          <w:t>1Rs 21.9</w:t>
-        </w:r>
-      </w:hyperlink>
+      <w:r>
+        <w:rPr>
+          <w:lang w:val="pt_PT" w:bidi="pt_PT"/>
+        </w:rPr>
+        <w:t>1Rs 21.9</w:t>
+      </w:r>
       <w:r>
         <w:rPr>
           <w:lang w:val="pt_PT" w:bidi="pt_PT"/>
         </w:rPr>
         <w:t xml:space="preserve">; </w:t>
       </w:r>
-      <w:hyperlink r:id="rId176">
-        <w:r>
-          <w:rPr>
-            <w:lang w:val="pt_PT" w:bidi="pt_PT"/>
-          </w:rPr>
-          <w:rPr>
-            <w:color w:val="0000EE"/>
-            <w:u w:val="single"/>
-          </w:rPr>
-          <w:t>2Cr 20.3</w:t>
-        </w:r>
-      </w:hyperlink>
+      <w:r>
+        <w:rPr>
+          <w:lang w:val="pt_PT" w:bidi="pt_PT"/>
+        </w:rPr>
+        <w:t>2Cr 20.3</w:t>
+      </w:r>
       <w:r>
         <w:rPr>
           <w:lang w:val="pt_PT" w:bidi="pt_PT"/>
         </w:rPr>
         <w:t xml:space="preserve">; </w:t>
       </w:r>
-      <w:hyperlink r:id="rId177">
-        <w:r>
-          <w:rPr>
-            <w:lang w:val="pt_PT" w:bidi="pt_PT"/>
-          </w:rPr>
-          <w:rPr>
-            <w:color w:val="0000EE"/>
-            <w:u w:val="single"/>
-          </w:rPr>
-          <w:t>Ne 1.4</w:t>
-        </w:r>
-      </w:hyperlink>
+      <w:r>
+        <w:rPr>
+          <w:lang w:val="pt_PT" w:bidi="pt_PT"/>
+        </w:rPr>
+        <w:t>Ne 1.4</w:t>
+      </w:r>
       <w:r>
         <w:rPr>
           <w:lang w:val="pt_PT" w:bidi="pt_PT"/>
         </w:rPr>
         <w:t xml:space="preserve">; </w:t>
       </w:r>
-      <w:hyperlink r:id="rId178">
-        <w:r>
-          <w:rPr>
-            <w:lang w:val="pt_PT" w:bidi="pt_PT"/>
-          </w:rPr>
-          <w:rPr>
-            <w:color w:val="0000EE"/>
-            <w:u w:val="single"/>
-          </w:rPr>
-          <w:t>Dn 9.3</w:t>
-        </w:r>
-      </w:hyperlink>
+      <w:r>
+        <w:rPr>
+          <w:lang w:val="pt_PT" w:bidi="pt_PT"/>
+        </w:rPr>
+        <w:t>Dn 9.3</w:t>
+      </w:r>
       <w:r>
         <w:rPr>
           <w:lang w:val="pt_PT" w:bidi="pt_PT"/>
@@ -8605,18 +7465,12 @@
         </w:rPr>
         <w:t>Os itens que os líderes estavam encarregados de transportar incluíam ofertas para o Templo e sacrifícios. Como esses presentes pertenciam a Deus e eram sagrados (</w:t>
       </w:r>
-      <w:hyperlink r:id="rId179">
-        <w:r>
-          <w:rPr>
-            <w:lang w:val="pt_PT" w:bidi="pt_PT"/>
-          </w:rPr>
-          <w:rPr>
-            <w:color w:val="0000EE"/>
-            <w:u w:val="single"/>
-          </w:rPr>
-          <w:t>8.28</w:t>
-        </w:r>
-      </w:hyperlink>
+      <w:r>
+        <w:rPr>
+          <w:lang w:val="pt_PT" w:bidi="pt_PT"/>
+        </w:rPr>
+        <w:t>8.28</w:t>
+      </w:r>
       <w:r>
         <w:rPr>
           <w:lang w:val="pt_PT" w:bidi="pt_PT"/>
@@ -8719,18 +7573,12 @@
         </w:rPr>
         <w:t xml:space="preserve">Desmontamos o acampamento... em 19 de abril: Levamos doze dias para nos organizarmos, encorajar alguns levitas a se juntarem a nós e orar pela proteção de Deus antes que Esdras pudesse realmente fazer o povo seguir em direção a Jerusalém (veja </w:t>
       </w:r>
-      <w:hyperlink r:id="rId180">
-        <w:r>
-          <w:rPr>
-            <w:lang w:val="pt_PT" w:bidi="pt_PT"/>
-          </w:rPr>
-          <w:rPr>
-            <w:color w:val="0000EE"/>
-            <w:u w:val="single"/>
-          </w:rPr>
-          <w:t>7.9</w:t>
-        </w:r>
-      </w:hyperlink>
+      <w:r>
+        <w:rPr>
+          <w:lang w:val="pt_PT" w:bidi="pt_PT"/>
+        </w:rPr>
+        <w:t>7.9</w:t>
+      </w:r>
       <w:r>
         <w:rPr>
           <w:lang w:val="pt_PT" w:bidi="pt_PT"/>
@@ -8785,18 +7633,12 @@
         </w:rPr>
         <w:t xml:space="preserve">Ofereceram holocaustos: Para muitos dos judeus que vieram a Jerusalém com Esdras, este provavelmente foi o primeiro sacrifício que já haviam oferecido. Deve ter sido uma experiência espiritual emocionante para eles confessar seus pecados e dedicar suas vidas a Deus dessa maneira. Para detalhes sobre o holocausto, veja </w:t>
       </w:r>
-      <w:hyperlink r:id="rId181">
-        <w:r>
-          <w:rPr>
-            <w:lang w:val="pt_PT" w:bidi="pt_PT"/>
-          </w:rPr>
-          <w:rPr>
-            <w:color w:val="0000EE"/>
-            <w:u w:val="single"/>
-          </w:rPr>
-          <w:t>Lv 1</w:t>
-        </w:r>
-      </w:hyperlink>
+      <w:r>
+        <w:rPr>
+          <w:lang w:val="pt_PT" w:bidi="pt_PT"/>
+        </w:rPr>
+        <w:t>Lv 1</w:t>
+      </w:r>
       <w:r>
         <w:rPr>
           <w:lang w:val="pt_PT" w:bidi="pt_PT"/>
@@ -8851,72 +7693,48 @@
         </w:rPr>
         <w:t xml:space="preserve">Os eventos que se seguem ocorreram aproximadamente quatro meses após a chegada de Esdras (cp. </w:t>
       </w:r>
-      <w:hyperlink r:id="rId180">
-        <w:r>
-          <w:rPr>
-            <w:lang w:val="pt_PT" w:bidi="pt_PT"/>
-          </w:rPr>
-          <w:rPr>
-            <w:color w:val="0000EE"/>
-            <w:u w:val="single"/>
-          </w:rPr>
-          <w:t>7.9</w:t>
-        </w:r>
-      </w:hyperlink>
+      <w:r>
+        <w:rPr>
+          <w:lang w:val="pt_PT" w:bidi="pt_PT"/>
+        </w:rPr>
+        <w:t>7.9</w:t>
+      </w:r>
       <w:r>
         <w:rPr>
           <w:lang w:val="pt_PT" w:bidi="pt_PT"/>
         </w:rPr>
         <w:t xml:space="preserve">; </w:t>
       </w:r>
-      <w:hyperlink r:id="rId182">
-        <w:r>
-          <w:rPr>
-            <w:lang w:val="pt_PT" w:bidi="pt_PT"/>
-          </w:rPr>
-          <w:rPr>
-            <w:color w:val="0000EE"/>
-            <w:u w:val="single"/>
-          </w:rPr>
-          <w:t>10.9</w:t>
-        </w:r>
-      </w:hyperlink>
+      <w:r>
+        <w:rPr>
+          <w:lang w:val="pt_PT" w:bidi="pt_PT"/>
+        </w:rPr>
+        <w:t>10.9</w:t>
+      </w:r>
       <w:r>
         <w:rPr>
           <w:lang w:val="pt_PT" w:bidi="pt_PT"/>
         </w:rPr>
         <w:t xml:space="preserve">). • O casamento com estrangeiros pagãos era perigoso porque os israelitas poderiam acabar adorando outros deuses e aceitando as práticas detestáveis de outras religiões (cp. </w:t>
       </w:r>
-      <w:hyperlink r:id="rId67">
-        <w:r>
-          <w:rPr>
-            <w:lang w:val="pt_PT" w:bidi="pt_PT"/>
-          </w:rPr>
-          <w:rPr>
-            <w:color w:val="0000EE"/>
-            <w:u w:val="single"/>
-          </w:rPr>
-          <w:t>Ed 4.1–5</w:t>
-        </w:r>
-      </w:hyperlink>
+      <w:r>
+        <w:rPr>
+          <w:lang w:val="pt_PT" w:bidi="pt_PT"/>
+        </w:rPr>
+        <w:t>Ed 4.1–5</w:t>
+      </w:r>
       <w:r>
         <w:rPr>
           <w:lang w:val="pt_PT" w:bidi="pt_PT"/>
         </w:rPr>
         <w:t xml:space="preserve">; </w:t>
       </w:r>
-      <w:hyperlink r:id="rId183">
-        <w:r>
-          <w:rPr>
-            <w:lang w:val="pt_PT" w:bidi="pt_PT"/>
-          </w:rPr>
-          <w:rPr>
-            <w:color w:val="0000EE"/>
-            <w:u w:val="single"/>
-          </w:rPr>
-          <w:t>Dt 7.1–4</w:t>
-        </w:r>
-      </w:hyperlink>
+      <w:r>
+        <w:rPr>
+          <w:lang w:val="pt_PT" w:bidi="pt_PT"/>
+        </w:rPr>
+        <w:t>Dt 7.1–4</w:t>
+      </w:r>
       <w:r>
         <w:rPr>
           <w:lang w:val="pt_PT" w:bidi="pt_PT"/>
@@ -8936,72 +7754,48 @@
         </w:rPr>
         <w:t xml:space="preserve"> Como Israel era uma nação de aliança santa (</w:t>
       </w:r>
-      <w:hyperlink r:id="rId184">
-        <w:r>
-          <w:rPr>
-            <w:lang w:val="pt_PT" w:bidi="pt_PT"/>
-          </w:rPr>
-          <w:rPr>
-            <w:color w:val="0000EE"/>
-            <w:u w:val="single"/>
-          </w:rPr>
-          <w:t>Êx 19.6</w:t>
-        </w:r>
-      </w:hyperlink>
+      <w:r>
+        <w:rPr>
+          <w:lang w:val="pt_PT" w:bidi="pt_PT"/>
+        </w:rPr>
+        <w:t>Êx 19.6</w:t>
+      </w:r>
       <w:r>
         <w:rPr>
           <w:lang w:val="pt_PT" w:bidi="pt_PT"/>
         </w:rPr>
         <w:t>), não deveria se envolver com práticas pagãs (</w:t>
       </w:r>
-      <w:hyperlink r:id="rId185">
-        <w:r>
-          <w:rPr>
-            <w:lang w:val="pt_PT" w:bidi="pt_PT"/>
-          </w:rPr>
-          <w:rPr>
-            <w:color w:val="0000EE"/>
-            <w:u w:val="single"/>
-          </w:rPr>
-          <w:t>Lv 19.2–4</w:t>
-        </w:r>
-      </w:hyperlink>
+      <w:r>
+        <w:rPr>
+          <w:lang w:val="pt_PT" w:bidi="pt_PT"/>
+        </w:rPr>
+        <w:t>Lv 19.2–4</w:t>
+      </w:r>
       <w:r>
         <w:rPr>
           <w:lang w:val="pt_PT" w:bidi="pt_PT"/>
         </w:rPr>
         <w:t xml:space="preserve">; </w:t>
       </w:r>
-      <w:hyperlink r:id="rId186">
-        <w:r>
-          <w:rPr>
-            <w:lang w:val="pt_PT" w:bidi="pt_PT"/>
-          </w:rPr>
-          <w:rPr>
-            <w:color w:val="0000EE"/>
-            <w:u w:val="single"/>
-          </w:rPr>
-          <w:t>20.6–8</w:t>
-        </w:r>
-      </w:hyperlink>
+      <w:r>
+        <w:rPr>
+          <w:lang w:val="pt_PT" w:bidi="pt_PT"/>
+        </w:rPr>
+        <w:t>20.6–8</w:t>
+      </w:r>
       <w:r>
         <w:rPr>
           <w:lang w:val="pt_PT" w:bidi="pt_PT"/>
         </w:rPr>
         <w:t xml:space="preserve">, </w:t>
       </w:r>
-      <w:hyperlink r:id="rId187">
-        <w:r>
-          <w:rPr>
-            <w:lang w:val="pt_PT" w:bidi="pt_PT"/>
-          </w:rPr>
-          <w:rPr>
-            <w:color w:val="0000EE"/>
-            <w:u w:val="single"/>
-          </w:rPr>
-          <w:t>22–26</w:t>
-        </w:r>
-      </w:hyperlink>
+      <w:r>
+        <w:rPr>
+          <w:lang w:val="pt_PT" w:bidi="pt_PT"/>
+        </w:rPr>
+        <w:t>22–26</w:t>
+      </w:r>
       <w:r>
         <w:rPr>
           <w:lang w:val="pt_PT" w:bidi="pt_PT"/>
@@ -9056,18 +7850,12 @@
         </w:rPr>
         <w:t>Esdras enfrentou o problema do casamento com estrangeiros idólatras. Os líderes judeus haviam permitido essa prática, embora os primeiros colonos tivessem se comprometido a manter-se separados das influências pagãs (</w:t>
       </w:r>
-      <w:hyperlink r:id="rId67">
-        <w:r>
-          <w:rPr>
-            <w:lang w:val="pt_PT" w:bidi="pt_PT"/>
-          </w:rPr>
-          <w:rPr>
-            <w:color w:val="0000EE"/>
-            <w:u w:val="single"/>
-          </w:rPr>
-          <w:t>4.1–5</w:t>
-        </w:r>
-      </w:hyperlink>
+      <w:r>
+        <w:rPr>
+          <w:lang w:val="pt_PT" w:bidi="pt_PT"/>
+        </w:rPr>
+        <w:t>4.1–5</w:t>
+      </w:r>
       <w:r>
         <w:rPr>
           <w:lang w:val="pt_PT" w:bidi="pt_PT"/>
@@ -9122,54 +7910,36 @@
         </w:rPr>
         <w:t xml:space="preserve">completamente chocado: Cf. </w:t>
       </w:r>
-      <w:hyperlink r:id="rId188">
-        <w:r>
-          <w:rPr>
-            <w:lang w:val="pt_PT" w:bidi="pt_PT"/>
-          </w:rPr>
-          <w:rPr>
-            <w:color w:val="0000EE"/>
-            <w:u w:val="single"/>
-          </w:rPr>
-          <w:t>Gn 37.34</w:t>
-        </w:r>
-      </w:hyperlink>
+      <w:r>
+        <w:rPr>
+          <w:lang w:val="pt_PT" w:bidi="pt_PT"/>
+        </w:rPr>
+        <w:t>Gn 37.34</w:t>
+      </w:r>
       <w:r>
         <w:rPr>
           <w:lang w:val="pt_PT" w:bidi="pt_PT"/>
         </w:rPr>
         <w:t xml:space="preserve">; </w:t>
       </w:r>
-      <w:hyperlink r:id="rId189">
-        <w:r>
-          <w:rPr>
-            <w:lang w:val="pt_PT" w:bidi="pt_PT"/>
-          </w:rPr>
-          <w:rPr>
-            <w:color w:val="0000EE"/>
-            <w:u w:val="single"/>
-          </w:rPr>
-          <w:t>2Rs 22.11</w:t>
-        </w:r>
-      </w:hyperlink>
+      <w:r>
+        <w:rPr>
+          <w:lang w:val="pt_PT" w:bidi="pt_PT"/>
+        </w:rPr>
+        <w:t>2Rs 22.11</w:t>
+      </w:r>
       <w:r>
         <w:rPr>
           <w:lang w:val="pt_PT" w:bidi="pt_PT"/>
         </w:rPr>
         <w:t xml:space="preserve">; </w:t>
       </w:r>
-      <w:hyperlink r:id="rId190">
-        <w:r>
-          <w:rPr>
-            <w:lang w:val="pt_PT" w:bidi="pt_PT"/>
-          </w:rPr>
-          <w:rPr>
-            <w:color w:val="0000EE"/>
-            <w:u w:val="single"/>
-          </w:rPr>
-          <w:t>Jó 1.20</w:t>
-        </w:r>
-      </w:hyperlink>
+      <w:r>
+        <w:rPr>
+          <w:lang w:val="pt_PT" w:bidi="pt_PT"/>
+        </w:rPr>
+        <w:t>Jó 1.20</w:t>
+      </w:r>
       <w:r>
         <w:rPr>
           <w:lang w:val="pt_PT" w:bidi="pt_PT"/>
@@ -9380,108 +8150,72 @@
         </w:rPr>
         <w:t xml:space="preserve">A oração de Esdras fornece um modelo para a oração intercessória (cf. </w:t>
       </w:r>
-      <w:hyperlink r:id="rId191">
-        <w:r>
-          <w:rPr>
-            <w:lang w:val="pt_PT" w:bidi="pt_PT"/>
-          </w:rPr>
-          <w:rPr>
-            <w:color w:val="0000EE"/>
-            <w:u w:val="single"/>
-          </w:rPr>
-          <w:t>Ne 1.5–11</w:t>
-        </w:r>
-      </w:hyperlink>
+      <w:r>
+        <w:rPr>
+          <w:lang w:val="pt_PT" w:bidi="pt_PT"/>
+        </w:rPr>
+        <w:t>Ne 1.5–11</w:t>
+      </w:r>
       <w:r>
         <w:rPr>
           <w:lang w:val="pt_PT" w:bidi="pt_PT"/>
         </w:rPr>
         <w:t xml:space="preserve">; </w:t>
       </w:r>
-      <w:hyperlink r:id="rId192">
-        <w:r>
-          <w:rPr>
-            <w:lang w:val="pt_PT" w:bidi="pt_PT"/>
-          </w:rPr>
-          <w:rPr>
-            <w:color w:val="0000EE"/>
-            <w:u w:val="single"/>
-          </w:rPr>
-          <w:t>Dn 9.4–19</w:t>
-        </w:r>
-      </w:hyperlink>
+      <w:r>
+        <w:rPr>
+          <w:lang w:val="pt_PT" w:bidi="pt_PT"/>
+        </w:rPr>
+        <w:t>Dn 9.4–19</w:t>
+      </w:r>
       <w:r>
         <w:rPr>
           <w:lang w:val="pt_PT" w:bidi="pt_PT"/>
         </w:rPr>
         <w:t>). Inclui confessar o pecado (</w:t>
       </w:r>
-      <w:hyperlink r:id="rId193">
-        <w:r>
-          <w:rPr>
-            <w:lang w:val="pt_PT" w:bidi="pt_PT"/>
-          </w:rPr>
-          <w:rPr>
-            <w:color w:val="0000EE"/>
-            <w:u w:val="single"/>
-          </w:rPr>
-          <w:t>Esdras 9.6–7</w:t>
-        </w:r>
-      </w:hyperlink>
+      <w:r>
+        <w:rPr>
+          <w:lang w:val="pt_PT" w:bidi="pt_PT"/>
+        </w:rPr>
+        <w:t>Esdras 9.6–7</w:t>
+      </w:r>
       <w:r>
         <w:rPr>
           <w:lang w:val="pt_PT" w:bidi="pt_PT"/>
         </w:rPr>
         <w:t>), lembrar da graça passada de Deus (</w:t>
       </w:r>
-      <w:hyperlink r:id="rId194">
-        <w:r>
-          <w:rPr>
-            <w:lang w:val="pt_PT" w:bidi="pt_PT"/>
-          </w:rPr>
-          <w:rPr>
-            <w:color w:val="0000EE"/>
-            <w:u w:val="single"/>
-          </w:rPr>
-          <w:t>9.8–9</w:t>
-        </w:r>
-      </w:hyperlink>
+      <w:r>
+        <w:rPr>
+          <w:lang w:val="pt_PT" w:bidi="pt_PT"/>
+        </w:rPr>
+        <w:t>9.8–9</w:t>
+      </w:r>
       <w:r>
         <w:rPr>
           <w:lang w:val="pt_PT" w:bidi="pt_PT"/>
         </w:rPr>
         <w:t>), admitir que o povo ignorou Deus (</w:t>
       </w:r>
-      <w:hyperlink r:id="rId195">
-        <w:r>
-          <w:rPr>
-            <w:lang w:val="pt_PT" w:bidi="pt_PT"/>
-          </w:rPr>
-          <w:rPr>
-            <w:color w:val="0000EE"/>
-            <w:u w:val="single"/>
-          </w:rPr>
-          <w:t>9.10–12</w:t>
-        </w:r>
-      </w:hyperlink>
+      <w:r>
+        <w:rPr>
+          <w:lang w:val="pt_PT" w:bidi="pt_PT"/>
+        </w:rPr>
+        <w:t>9.10–12</w:t>
+      </w:r>
       <w:r>
         <w:rPr>
           <w:lang w:val="pt_PT" w:bidi="pt_PT"/>
         </w:rPr>
         <w:t>) e reconhecer sua indignidade (</w:t>
       </w:r>
-      <w:hyperlink r:id="rId196">
-        <w:r>
-          <w:rPr>
-            <w:lang w:val="pt_PT" w:bidi="pt_PT"/>
-          </w:rPr>
-          <w:rPr>
-            <w:color w:val="0000EE"/>
-            <w:u w:val="single"/>
-          </w:rPr>
-          <w:t>9.13–15</w:t>
-        </w:r>
-      </w:hyperlink>
+      <w:r>
+        <w:rPr>
+          <w:lang w:val="pt_PT" w:bidi="pt_PT"/>
+        </w:rPr>
+        <w:t>9.13–15</w:t>
+      </w:r>
       <w:r>
         <w:rPr>
           <w:lang w:val="pt_PT" w:bidi="pt_PT"/>
@@ -9584,18 +8318,12 @@
         </w:rPr>
         <w:t xml:space="preserve">A abundante graça de Deus e seu amor infalível devem influenciar como as pessoas respondem a Ele (cp. </w:t>
       </w:r>
-      <w:hyperlink r:id="rId197">
-        <w:r>
-          <w:rPr>
-            <w:lang w:val="pt_PT" w:bidi="pt_PT"/>
-          </w:rPr>
-          <w:rPr>
-            <w:color w:val="0000EE"/>
-            <w:u w:val="single"/>
-          </w:rPr>
-          <w:t>Dt 30.1–5</w:t>
-        </w:r>
-      </w:hyperlink>
+      <w:r>
+        <w:rPr>
+          <w:lang w:val="pt_PT" w:bidi="pt_PT"/>
+        </w:rPr>
+        <w:t>Dt 30.1–5</w:t>
+      </w:r>
       <w:r>
         <w:rPr>
           <w:lang w:val="pt_PT" w:bidi="pt_PT"/>
@@ -9615,54 +8343,36 @@
         </w:rPr>
         <w:t xml:space="preserve"> era vergonhoso que eles estivessem tão dispostos a traí-lo. • os reis da Pérsia nos trataram favoravelmente: Babilônia e Assíria torturaram e exilaram seus inimigos (</w:t>
       </w:r>
-      <w:hyperlink r:id="rId198">
-        <w:r>
-          <w:rPr>
-            <w:lang w:val="pt_PT" w:bidi="pt_PT"/>
-          </w:rPr>
-          <w:rPr>
-            <w:color w:val="0000EE"/>
-            <w:u w:val="single"/>
-          </w:rPr>
-          <w:t>2Rs 17</w:t>
-        </w:r>
-      </w:hyperlink>
+      <w:r>
+        <w:rPr>
+          <w:lang w:val="pt_PT" w:bidi="pt_PT"/>
+        </w:rPr>
+        <w:t>2Rs 17</w:t>
+      </w:r>
       <w:r>
         <w:rPr>
           <w:lang w:val="pt_PT" w:bidi="pt_PT"/>
         </w:rPr>
         <w:t xml:space="preserve">; </w:t>
       </w:r>
-      <w:hyperlink r:id="rId199">
-        <w:r>
-          <w:rPr>
-            <w:lang w:val="pt_PT" w:bidi="pt_PT"/>
-          </w:rPr>
-          <w:rPr>
-            <w:color w:val="0000EE"/>
-            <w:u w:val="single"/>
-          </w:rPr>
-          <w:t>25</w:t>
-        </w:r>
-      </w:hyperlink>
+      <w:r>
+        <w:rPr>
+          <w:lang w:val="pt_PT" w:bidi="pt_PT"/>
+        </w:rPr>
+        <w:t>25</w:t>
+      </w:r>
       <w:r>
         <w:rPr>
           <w:lang w:val="pt_PT" w:bidi="pt_PT"/>
         </w:rPr>
         <w:t xml:space="preserve">), mas a Pérsia tratou os exilados com bondade e os devolveu às suas terras natais (veja </w:t>
       </w:r>
-      <w:hyperlink r:id="rId200">
-        <w:r>
-          <w:rPr>
-            <w:lang w:val="pt_PT" w:bidi="pt_PT"/>
-          </w:rPr>
-          <w:rPr>
-            <w:color w:val="0000EE"/>
-            <w:u w:val="single"/>
-          </w:rPr>
-          <w:t>Ed 1.1–3</w:t>
-        </w:r>
-      </w:hyperlink>
+      <w:r>
+        <w:rPr>
+          <w:lang w:val="pt_PT" w:bidi="pt_PT"/>
+        </w:rPr>
+        <w:t>Ed 1.1–3</w:t>
+      </w:r>
       <w:r>
         <w:rPr>
           <w:lang w:val="pt_PT" w:bidi="pt_PT"/>
@@ -9717,126 +8427,84 @@
         </w:rPr>
         <w:t xml:space="preserve">Seus servos, os profetas, nos advertiram: Deus havia revelado claramente o que esperava de seu povo (veja </w:t>
       </w:r>
-      <w:hyperlink r:id="rId201">
-        <w:r>
-          <w:rPr>
-            <w:lang w:val="pt_PT" w:bidi="pt_PT"/>
-          </w:rPr>
-          <w:rPr>
-            <w:color w:val="0000EE"/>
-            <w:u w:val="single"/>
-          </w:rPr>
-          <w:t>Dt 7.3–4</w:t>
-        </w:r>
-      </w:hyperlink>
+      <w:r>
+        <w:rPr>
+          <w:lang w:val="pt_PT" w:bidi="pt_PT"/>
+        </w:rPr>
+        <w:t>Dt 7.3–4</w:t>
+      </w:r>
       <w:r>
         <w:rPr>
           <w:lang w:val="pt_PT" w:bidi="pt_PT"/>
         </w:rPr>
         <w:t xml:space="preserve">; </w:t>
       </w:r>
-      <w:hyperlink r:id="rId202">
-        <w:r>
-          <w:rPr>
-            <w:lang w:val="pt_PT" w:bidi="pt_PT"/>
-          </w:rPr>
-          <w:rPr>
-            <w:color w:val="0000EE"/>
-            <w:u w:val="single"/>
-          </w:rPr>
-          <w:t>Ml 2.10–12</w:t>
-        </w:r>
-      </w:hyperlink>
+      <w:r>
+        <w:rPr>
+          <w:lang w:val="pt_PT" w:bidi="pt_PT"/>
+        </w:rPr>
+        <w:t>Ml 2.10–12</w:t>
+      </w:r>
       <w:r>
         <w:rPr>
           <w:lang w:val="pt_PT" w:bidi="pt_PT"/>
         </w:rPr>
         <w:t xml:space="preserve">) e havia prometido grandes bênçãos se eles seguissem as estipulações de sua aliança (veja </w:t>
       </w:r>
-      <w:hyperlink r:id="rId203">
-        <w:r>
-          <w:rPr>
-            <w:lang w:val="pt_PT" w:bidi="pt_PT"/>
-          </w:rPr>
-          <w:rPr>
-            <w:color w:val="0000EE"/>
-            <w:u w:val="single"/>
-          </w:rPr>
-          <w:t>Lv 26.1–13</w:t>
-        </w:r>
-      </w:hyperlink>
+      <w:r>
+        <w:rPr>
+          <w:lang w:val="pt_PT" w:bidi="pt_PT"/>
+        </w:rPr>
+        <w:t>Lv 26.1–13</w:t>
+      </w:r>
       <w:r>
         <w:rPr>
           <w:lang w:val="pt_PT" w:bidi="pt_PT"/>
         </w:rPr>
         <w:t xml:space="preserve">; </w:t>
       </w:r>
-      <w:hyperlink r:id="rId204">
-        <w:r>
-          <w:rPr>
-            <w:lang w:val="pt_PT" w:bidi="pt_PT"/>
-          </w:rPr>
-          <w:rPr>
-            <w:color w:val="0000EE"/>
-            <w:u w:val="single"/>
-          </w:rPr>
-          <w:t>Dt 28.1–14</w:t>
-        </w:r>
-      </w:hyperlink>
+      <w:r>
+        <w:rPr>
+          <w:lang w:val="pt_PT" w:bidi="pt_PT"/>
+        </w:rPr>
+        <w:t>Dt 28.1–14</w:t>
+      </w:r>
       <w:r>
         <w:rPr>
           <w:lang w:val="pt_PT" w:bidi="pt_PT"/>
         </w:rPr>
         <w:t xml:space="preserve">; </w:t>
       </w:r>
-      <w:hyperlink r:id="rId205">
-        <w:r>
-          <w:rPr>
-            <w:lang w:val="pt_PT" w:bidi="pt_PT"/>
-          </w:rPr>
-          <w:rPr>
-            <w:color w:val="0000EE"/>
-            <w:u w:val="single"/>
-          </w:rPr>
-          <w:t>Jr 32.36–33.18</w:t>
-        </w:r>
-      </w:hyperlink>
+      <w:r>
+        <w:rPr>
+          <w:lang w:val="pt_PT" w:bidi="pt_PT"/>
+        </w:rPr>
+        <w:t>Jr 32.36–33.18</w:t>
+      </w:r>
       <w:r>
         <w:rPr>
           <w:lang w:val="pt_PT" w:bidi="pt_PT"/>
         </w:rPr>
         <w:t xml:space="preserve">; </w:t>
       </w:r>
-      <w:hyperlink r:id="rId206">
-        <w:r>
-          <w:rPr>
-            <w:lang w:val="pt_PT" w:bidi="pt_PT"/>
-          </w:rPr>
-          <w:rPr>
-            <w:color w:val="0000EE"/>
-            <w:u w:val="single"/>
-          </w:rPr>
-          <w:t>Ez 37.15–28</w:t>
-        </w:r>
-      </w:hyperlink>
+      <w:r>
+        <w:rPr>
+          <w:lang w:val="pt_PT" w:bidi="pt_PT"/>
+        </w:rPr>
+        <w:t>Ez 37.15–28</w:t>
+      </w:r>
       <w:r>
         <w:rPr>
           <w:lang w:val="pt_PT" w:bidi="pt_PT"/>
         </w:rPr>
         <w:t xml:space="preserve">; </w:t>
       </w:r>
-      <w:hyperlink r:id="rId207">
-        <w:r>
-          <w:rPr>
-            <w:lang w:val="pt_PT" w:bidi="pt_PT"/>
-          </w:rPr>
-          <w:rPr>
-            <w:color w:val="0000EE"/>
-            <w:u w:val="single"/>
-          </w:rPr>
-          <w:t>Os 14.1–8</w:t>
-        </w:r>
-      </w:hyperlink>
+      <w:r>
+        <w:rPr>
+          <w:lang w:val="pt_PT" w:bidi="pt_PT"/>
+        </w:rPr>
+        <w:t>Os 14.1–8</w:t>
+      </w:r>
       <w:r>
         <w:rPr>
           <w:lang w:val="pt_PT" w:bidi="pt_PT"/>
@@ -10083,18 +8751,12 @@
         </w:rPr>
         <w:t xml:space="preserve">A aliança é um acordo vinculativo, neste caso especificamente para se divorciar... das esposas pagãs com quem o povo de Israel havia se casado de forma inadequada. Ao tomar essa ação, eles renovariam seu compromisso com a aliança do Sinai. • As mulheres geralmente recebiam a custódia de seus filhos quando um casamento falhava (cf. Hagar e Ismael, </w:t>
       </w:r>
-      <w:hyperlink r:id="rId208">
-        <w:r>
-          <w:rPr>
-            <w:lang w:val="pt_PT" w:bidi="pt_PT"/>
-          </w:rPr>
-          <w:rPr>
-            <w:color w:val="0000EE"/>
-            <w:u w:val="single"/>
-          </w:rPr>
-          <w:t>Gn 21.14</w:t>
-        </w:r>
-      </w:hyperlink>
+      <w:r>
+        <w:rPr>
+          <w:lang w:val="pt_PT" w:bidi="pt_PT"/>
+        </w:rPr>
+        <w:t>Gn 21.14</w:t>
+      </w:r>
       <w:r>
         <w:rPr>
           <w:lang w:val="pt_PT" w:bidi="pt_PT"/>
@@ -10149,18 +8811,12 @@
         </w:rPr>
         <w:t xml:space="preserve">É seu dever: como especialista na lei (veja </w:t>
       </w:r>
-      <w:hyperlink r:id="rId158">
-        <w:r>
-          <w:rPr>
-            <w:lang w:val="pt_PT" w:bidi="pt_PT"/>
-          </w:rPr>
-          <w:rPr>
-            <w:color w:val="0000EE"/>
-            <w:u w:val="single"/>
-          </w:rPr>
-          <w:t>7.10</w:t>
-        </w:r>
-      </w:hyperlink>
+      <w:r>
+        <w:rPr>
+          <w:lang w:val="pt_PT" w:bidi="pt_PT"/>
+        </w:rPr>
+        <w:t>7.10</w:t>
+      </w:r>
       <w:r>
         <w:rPr>
           <w:lang w:val="pt_PT" w:bidi="pt_PT"/>
@@ -10215,36 +8871,24 @@
         </w:rPr>
         <w:t xml:space="preserve">O juramento solene envolvia tanto uma promessa de tomar ação quanto uma maldição autoimposta por falhar em cumprir o que foi prometido (veja </w:t>
       </w:r>
-      <w:hyperlink r:id="rId209">
-        <w:r>
-          <w:rPr>
-            <w:lang w:val="pt_PT" w:bidi="pt_PT"/>
-          </w:rPr>
-          <w:rPr>
-            <w:color w:val="0000EE"/>
-            <w:u w:val="single"/>
-          </w:rPr>
-          <w:t>Rt 1.16–17</w:t>
-        </w:r>
-      </w:hyperlink>
+      <w:r>
+        <w:rPr>
+          <w:lang w:val="pt_PT" w:bidi="pt_PT"/>
+        </w:rPr>
+        <w:t>Rt 1.16–17</w:t>
+      </w:r>
       <w:r>
         <w:rPr>
           <w:lang w:val="pt_PT" w:bidi="pt_PT"/>
         </w:rPr>
         <w:t xml:space="preserve">; </w:t>
       </w:r>
-      <w:hyperlink r:id="rId210">
-        <w:r>
-          <w:rPr>
-            <w:lang w:val="pt_PT" w:bidi="pt_PT"/>
-          </w:rPr>
-          <w:rPr>
-            <w:color w:val="0000EE"/>
-            <w:u w:val="single"/>
-          </w:rPr>
-          <w:t>1Sm 14.24–28</w:t>
-        </w:r>
-      </w:hyperlink>
+      <w:r>
+        <w:rPr>
+          <w:lang w:val="pt_PT" w:bidi="pt_PT"/>
+        </w:rPr>
+        <w:t>1Sm 14.24–28</w:t>
+      </w:r>
       <w:r>
         <w:rPr>
           <w:lang w:val="pt_PT" w:bidi="pt_PT"/>
@@ -10395,18 +9039,12 @@
         </w:rPr>
         <w:t>Não está claro por que essas quatro pessoas se opuseram ao plano. Talvez quisessem uma penalidade mais severa, ou talvez elas ou membros de suas famílias não quisessem se divorciar de suas esposas estrangeiras. O fato de haver apenas quatro dissidentes mostra o apoio esmagador que a política havia conquistado entre o restante dos exilados. Infelizmente, alguns anos depois, um problema semelhante de casamento com esposas pagãs criou outra crise dentro da comunidade (</w:t>
       </w:r>
-      <w:hyperlink r:id="rId211">
-        <w:r>
-          <w:rPr>
-            <w:lang w:val="pt_PT" w:bidi="pt_PT"/>
-          </w:rPr>
-          <w:rPr>
-            <w:color w:val="0000EE"/>
-            <w:u w:val="single"/>
-          </w:rPr>
-          <w:t>Ne 9–10</w:t>
-        </w:r>
-      </w:hyperlink>
+      <w:r>
+        <w:rPr>
+          <w:lang w:val="pt_PT" w:bidi="pt_PT"/>
+        </w:rPr>
+        <w:t>Ne 9–10</w:t>
+      </w:r>
       <w:r>
         <w:rPr>
           <w:lang w:val="pt_PT" w:bidi="pt_PT"/>
